--- a/docs/files/f4_文雪_半亩花田_市场研究（2027届校招-J10972）.docx
+++ b/docs/files/f4_文雪_半亩花田_市场研究（2027届校招-J10972）.docx
@@ -9,6 +9,7 @@
           <w:rFonts w:hint="default"/>
           <w:vanish/>
         </w:rPr>
+        <w:spacing w:line="240" w:lineRule="auto" w:before="0" w:after="0"/>
       </w:pPr>
     </w:p>
     <w:tbl>
@@ -53,7 +54,7 @@
           </w:tcPr>
           <w:p>
             <w:pPr>
-              <w:spacing w:line="505" w:lineRule="atLeast"/>
+              <w:spacing w:line="240" w:lineRule="auto" w:before="0" w:after="0"/>
               <w:rPr>
                 <w:rFonts w:ascii="宋体" w:eastAsia="宋体" w:hAnsi="宋体"/>
                 <w:b/>
@@ -94,6 +95,7 @@
               <w:rPr>
                 <w:rFonts w:hint="default"/>
               </w:rPr>
+              <w:spacing w:line="240" w:lineRule="auto" w:before="0" w:after="0"/>
             </w:pPr>
             <w:r>
               <w:rPr>
@@ -132,102 +134,6 @@
           <w:trHeight w:val="430"/>
           <w:jc w:val="center"/>
         </w:trPr>
-        <w:tc>
-          <w:tcPr>
-            <w:tcW w:w="3673" w:type="dxa"/>
-            <w:tcBorders>
-              <w:top w:val="nil"/>
-              <w:left w:val="nil"/>
-              <w:bottom w:val="nil"/>
-              <w:right w:val="nil"/>
-            </w:tcBorders>
-            <w:tcMar>
-              <w:top w:w="0" w:type="dxa"/>
-              <w:left w:w="227" w:type="dxa"/>
-              <w:bottom w:w="0" w:type="dxa"/>
-              <w:right w:w="85" w:type="dxa"/>
-            </w:tcMar>
-            <w:vAlign w:val="center"/>
-          </w:tcPr>
-          <w:p>
-            <w:pPr>
-              <w:spacing w:line="315" w:lineRule="atLeast"/>
-              <w:rPr>
-                <w:rFonts w:hint="default"/>
-                <w:sz w:val="21"/>
-              </w:rPr>
-            </w:pPr>
-            <w:r>
-              <w:rPr>
-                <w:b/>
-                <w:bCs/>
-                <w:sz w:val="21"/>
-              </w:rPr>
-              <w:t>电话：</w:t>
-            </w:r>
-            <w:r>
-              <w:rPr>
-                <w:rFonts w:ascii="Times New Roman" w:hAnsi="Times New Roman" w:hint="default"/>
-                <w:sz w:val="21"/>
-              </w:rPr>
-              <w:t>18658249341</w:t>
-            </w:r>
-          </w:p>
-        </w:tc>
-        <w:tc>
-          <w:tcPr>
-            <w:tcW w:w="5868" w:type="dxa"/>
-            <w:tcBorders>
-              <w:top w:val="nil"/>
-              <w:left w:val="nil"/>
-              <w:bottom w:val="nil"/>
-              <w:right w:val="nil"/>
-            </w:tcBorders>
-            <w:tcMar>
-              <w:top w:w="0" w:type="dxa"/>
-              <w:left w:w="85" w:type="dxa"/>
-              <w:bottom w:w="0" w:type="dxa"/>
-              <w:right w:w="85" w:type="dxa"/>
-            </w:tcMar>
-            <w:vAlign w:val="center"/>
-          </w:tcPr>
-          <w:p>
-            <w:pPr>
-              <w:spacing w:line="315" w:lineRule="atLeast"/>
-              <w:rPr>
-                <w:sz w:val="21"/>
-              </w:rPr>
-            </w:pPr>
-            <w:r>
-              <w:rPr>
-                <w:b/>
-                <w:bCs/>
-                <w:sz w:val="21"/>
-              </w:rPr>
-              <w:t>邮箱：</w:t>
-            </w:r>
-            <w:r>
-              <w:rPr>
-                <w:rFonts w:ascii="Times New Roman" w:hAnsi="Times New Roman" w:hint="default"/>
-                <w:sz w:val="21"/>
-              </w:rPr>
-              <w:t>2631217547@qq.com</w:t>
-            </w:r>
-          </w:p>
-        </w:tc>
-        <w:tc>
-          <w:tcPr>
-            <w:tcW w:w="1203" w:type="dxa"/>
-            <w:shd w:val="clear" w:color="auto" w:fill="FFFFFF"/>
-          </w:tcPr>
-          <w:p>
-            <w:pPr>
-              <w:rPr>
-                <w:sz w:val="21"/>
-              </w:rPr>
-            </w:pPr>
-          </w:p>
-        </w:tc>
       </w:tr>
       <w:tr>
         <w:trPr>
@@ -254,7 +160,7 @@
           </w:tcPr>
           <w:p>
             <w:pPr>
-              <w:spacing w:line="315" w:lineRule="atLeast"/>
+              <w:spacing w:line="240" w:lineRule="auto" w:before="0" w:after="0"/>
               <w:rPr>
                 <w:b/>
                 <w:bCs/>
@@ -272,7 +178,7 @@
             </w:r>
             <w:r>
               <w:rPr>
-                <w:rFonts w:ascii="Times New Roman" w:eastAsia="宋体" w:hAnsi="Times New Roman" w:cs="宋体"/>
+                <w:rFonts w:ascii="宋体" w:eastAsia="宋体" w:hAnsi="宋体" w:cs="宋体"/>
                 <w:b/>
                 <w:bCs/>
                 <w:sz w:val="21"/>
@@ -282,6 +188,8 @@
             <w:r>
               <w:rPr>
                 <w:rFonts w:ascii="宋体" w:eastAsia="宋体" w:hAnsi="宋体" w:cs="宋体"/>
+                <w:b/>
+                <w:bCs/>
                 <w:sz w:val="21"/>
               </w:rPr>
               <w:t xml:space="preserve">市场研究</w:t>
@@ -296,6 +204,8 @@
             <w:r>
               <w:rPr>
                 <w:rFonts w:ascii="宋体" w:eastAsia="宋体" w:hAnsi="宋体" w:cs="宋体"/>
+                <w:b/>
+                <w:bCs/>
                 <w:sz w:val="21"/>
               </w:rPr>
               <w:t xml:space="preserve">数据分析</w:t>
@@ -312,6 +222,7 @@
               <w:rPr>
                 <w:sz w:val="21"/>
               </w:rPr>
+              <w:spacing w:line="240" w:lineRule="auto" w:before="0" w:after="0"/>
             </w:pPr>
           </w:p>
         </w:tc>
@@ -340,7 +251,7 @@
           </w:tcPr>
           <w:p>
             <w:pPr>
-              <w:spacing w:line="315" w:lineRule="atLeast"/>
+              <w:spacing w:line="240" w:lineRule="auto" w:before="0" w:after="0"/>
               <w:rPr>
                 <w:b/>
                 <w:bCs/>
@@ -359,6 +270,8 @@
             <w:r>
               <w:rPr>
                 <w:rFonts w:ascii="宋体" w:eastAsia="宋体" w:hAnsi="宋体" w:cs="宋体"/>
+                <w:b/>
+                <w:bCs/>
                 <w:sz w:val="21"/>
               </w:rPr>
               <w:t xml:space="preserve">消费者洞察：基于</w:t>
@@ -373,6 +286,8 @@
             <w:r>
               <w:rPr>
                 <w:rFonts w:ascii="宋体" w:eastAsia="宋体" w:hAnsi="宋体" w:cs="宋体"/>
+                <w:b/>
+                <w:bCs/>
                 <w:sz w:val="21"/>
               </w:rPr>
               <w:t xml:space="preserve">模型设计并回收</w:t>
@@ -387,6 +302,8 @@
             <w:r>
               <w:rPr>
                 <w:rFonts w:ascii="宋体" w:eastAsia="宋体" w:hAnsi="宋体" w:cs="宋体"/>
+                <w:b/>
+                <w:bCs/>
                 <w:sz w:val="21"/>
               </w:rPr>
               <w:t xml:space="preserve">份有效问卷，用</w:t>
@@ -401,6 +318,8 @@
             <w:r>
               <w:rPr>
                 <w:rFonts w:ascii="宋体" w:eastAsia="宋体" w:hAnsi="宋体" w:cs="宋体"/>
+                <w:b/>
+                <w:bCs/>
                 <w:sz w:val="21"/>
               </w:rPr>
               <w:t xml:space="preserve">完成统计分析，识别影响用户感知价值的关键因素，具备消费者研究全流程经验；数据分析全流程：掌握</w:t>
@@ -415,6 +334,8 @@
             <w:r>
               <w:rPr>
                 <w:rFonts w:ascii="宋体" w:eastAsia="宋体" w:hAnsi="宋体" w:cs="宋体"/>
+                <w:b/>
+                <w:bCs/>
                 <w:sz w:val="21"/>
               </w:rPr>
               <w:t xml:space="preserve">，累计处理</w:t>
@@ -429,6 +350,8 @@
             <w:r>
               <w:rPr>
                 <w:rFonts w:ascii="宋体" w:eastAsia="宋体" w:hAnsi="宋体" w:cs="宋体"/>
+                <w:b/>
+                <w:bCs/>
                 <w:sz w:val="21"/>
               </w:rPr>
               <w:t xml:space="preserve">万</w:t>
@@ -443,6 +366,8 @@
             <w:r>
               <w:rPr>
                 <w:rFonts w:ascii="宋体" w:eastAsia="宋体" w:hAnsi="宋体" w:cs="宋体"/>
+                <w:b/>
+                <w:bCs/>
                 <w:sz w:val="21"/>
               </w:rPr>
               <w:t xml:space="preserve">条业务数据，能独立完成清洗→建模→可视化→结论输出；运营视角洞察：基于</w:t>
@@ -457,6 +382,8 @@
             <w:r>
               <w:rPr>
                 <w:rFonts w:ascii="宋体" w:eastAsia="宋体" w:hAnsi="宋体" w:cs="宋体"/>
+                <w:b/>
+                <w:bCs/>
                 <w:sz w:val="21"/>
               </w:rPr>
               <w:t xml:space="preserve">条真实数据做多维度分层，用帕累托</w:t>
@@ -471,6 +398,8 @@
             <w:r>
               <w:rPr>
                 <w:rFonts w:ascii="宋体" w:eastAsia="宋体" w:hAnsi="宋体" w:cs="宋体"/>
+                <w:b/>
+                <w:bCs/>
                 <w:sz w:val="21"/>
               </w:rPr>
               <w:t xml:space="preserve">相关性热力图</w:t>
@@ -485,6 +414,8 @@
             <w:r>
               <w:rPr>
                 <w:rFonts w:ascii="宋体" w:eastAsia="宋体" w:hAnsi="宋体" w:cs="宋体"/>
+                <w:b/>
+                <w:bCs/>
                 <w:sz w:val="21"/>
               </w:rPr>
               <w:t xml:space="preserve">瀑布图定位高价值客群与流失关键环节，擅长从数据中发现运营漏洞与行业规律；模型落地：独立构建优化模型（</w:t>
@@ -499,6 +430,8 @@
             <w:r>
               <w:rPr>
                 <w:rFonts w:ascii="宋体" w:eastAsia="宋体" w:hAnsi="宋体" w:cs="宋体"/>
+                <w:b/>
+                <w:bCs/>
                 <w:sz w:val="21"/>
               </w:rPr>
               <w:t xml:space="preserve">求解），测算成本降低</w:t>
@@ -513,6 +446,8 @@
             <w:r>
               <w:rPr>
                 <w:rFonts w:ascii="宋体" w:eastAsia="宋体" w:hAnsi="宋体" w:cs="宋体"/>
+                <w:b/>
+                <w:bCs/>
                 <w:sz w:val="21"/>
               </w:rPr>
               <w:t xml:space="preserve">、配送时长缩短</w:t>
@@ -527,6 +462,8 @@
             <w:r>
               <w:rPr>
                 <w:rFonts w:ascii="宋体" w:eastAsia="宋体" w:hAnsi="宋体" w:cs="宋体"/>
+                <w:b/>
+                <w:bCs/>
                 <w:sz w:val="21"/>
               </w:rPr>
               <w:t xml:space="preserve">，具备「数据→建议→方案」闭环能力</w:t>
@@ -541,6 +478,7 @@
           <w:vanish/>
           <w:sz w:val="2"/>
         </w:rPr>
+        <w:spacing w:line="240" w:lineRule="auto" w:before="0" w:after="0"/>
       </w:pPr>
     </w:p>
     <w:tbl>
@@ -582,7 +520,7 @@
           </w:tcPr>
           <w:p>
             <w:pPr>
-              <w:spacing w:line="275" w:lineRule="atLeast"/>
+              <w:spacing w:line="240" w:lineRule="auto" w:before="0" w:after="0"/>
             </w:pPr>
             <w:r>
               <w:rPr>
@@ -653,7 +591,7 @@
                 </w:tcPr>
                 <w:p>
                   <w:pPr>
-                    <w:spacing w:line="315" w:lineRule="atLeast"/>
+                    <w:spacing w:line="240" w:lineRule="auto" w:before="0" w:after="0"/>
                     <w:jc w:val="center"/>
                     <w:rPr>
                       <w:sz w:val="21"/>
@@ -680,7 +618,7 @@
                 </w:tcPr>
                 <w:p>
                   <w:pPr>
-                    <w:spacing w:line="315" w:lineRule="atLeast"/>
+                    <w:spacing w:line="240" w:lineRule="auto" w:before="0" w:after="0"/>
                     <w:rPr>
                       <w:b/>
                       <w:bCs/>
@@ -717,7 +655,7 @@
                 </w:tcPr>
                 <w:p>
                   <w:pPr>
-                    <w:spacing w:line="315" w:lineRule="atLeast"/>
+                    <w:spacing w:line="240" w:lineRule="auto" w:before="0" w:after="0"/>
                     <w:rPr>
                       <w:b/>
                       <w:bCs/>
@@ -792,7 +730,7 @@
                 </w:tcPr>
                 <w:p>
                   <w:pPr>
-                    <w:spacing w:line="315" w:lineRule="atLeast"/>
+                    <w:spacing w:line="240" w:lineRule="auto" w:before="0" w:after="0"/>
                     <w:rPr>
                       <w:rFonts w:ascii="Times New Roman" w:eastAsia="等线" w:hAnsi="Times New Roman" w:hint="default"/>
                       <w:b/>
@@ -815,7 +753,7 @@
           </w:tbl>
           <w:p>
             <w:pPr>
-              <w:spacing w:line="275" w:lineRule="atLeast"/>
+              <w:spacing w:line="240" w:lineRule="auto" w:before="0" w:after="0"/>
               <w:rPr>
                 <w:b/>
                 <w:bCs/>
@@ -830,6 +768,7 @@
         <w:rPr>
           <w:vanish/>
         </w:rPr>
+        <w:spacing w:line="240" w:lineRule="auto" w:before="0" w:after="0"/>
       </w:pPr>
     </w:p>
     <w:p>
@@ -838,6 +777,7 @@
           <w:vanish/>
           <w:sz w:val="21"/>
         </w:rPr>
+        <w:spacing w:line="240" w:lineRule="auto" w:before="0" w:after="0"/>
       </w:pPr>
     </w:p>
     <w:tbl>
@@ -879,7 +819,7 @@
           </w:tcPr>
           <w:p>
             <w:pPr>
-              <w:spacing w:line="210" w:lineRule="atLeast"/>
+              <w:spacing w:line="240" w:lineRule="auto" w:before="0" w:after="0"/>
               <w:rPr>
                 <w:sz w:val="21"/>
               </w:rPr>
@@ -909,7 +849,7 @@
                 <w:ilvl w:val="0"/>
                 <w:numId w:val="2"/>
               </w:numPr>
-              <w:spacing w:line="315" w:lineRule="atLeast"/>
+              <w:spacing w:line="240" w:lineRule="auto" w:before="0" w:after="0"/>
               <w:ind w:left="442" w:hanging="442"/>
               <w:rPr>
                 <w:sz w:val="21"/>
@@ -927,6 +867,8 @@
             <w:r>
               <w:rPr>
                 <w:rFonts w:ascii="宋体" w:eastAsia="宋体" w:hAnsi="宋体" w:cs="宋体"/>
+                <w:b/>
+                <w:bCs/>
                 <w:sz w:val="21"/>
               </w:rPr>
               <w:t xml:space="preserve">统计学、</w:t>
@@ -941,9 +883,11 @@
             <w:r>
               <w:rPr>
                 <w:rFonts w:ascii="宋体" w:eastAsia="宋体" w:hAnsi="宋体" w:cs="宋体"/>
-                <w:sz w:val="21"/>
-              </w:rPr>
-              <w:t xml:space="preserve">程序设计、大数据管理与分析、供应链建模与仿真、采购管理、物流管理、市场营销相关选修</w:t>
+                <w:b/>
+                <w:bCs/>
+                <w:sz w:val="21"/>
+              </w:rPr>
+              <w:t xml:space="preserve">程序设计、大数据管理与分析、供应链建模与仿真、采购管理、物流管理、数据科学与大数据分析</w:t>
             </w:r>
           </w:p>
         </w:tc>
@@ -971,7 +915,7 @@
           </w:tcPr>
           <w:p>
             <w:pPr>
-              <w:spacing w:line="210" w:lineRule="atLeast"/>
+              <w:spacing w:line="240" w:lineRule="auto" w:before="0" w:after="0"/>
               <w:rPr>
                 <w:sz w:val="21"/>
               </w:rPr>
@@ -1001,7 +945,7 @@
                 <w:ilvl w:val="0"/>
                 <w:numId w:val="2"/>
               </w:numPr>
-              <w:spacing w:line="315" w:lineRule="atLeast"/>
+              <w:spacing w:line="240" w:lineRule="auto" w:before="0" w:after="0"/>
               <w:rPr>
                 <w:sz w:val="21"/>
               </w:rPr>
@@ -1018,6 +962,8 @@
             <w:r>
               <w:rPr>
                 <w:rFonts w:ascii="宋体" w:eastAsia="宋体" w:hAnsi="宋体" w:cs="宋体"/>
+                <w:b/>
+                <w:bCs/>
                 <w:sz w:val="21"/>
               </w:rPr>
               <w:t xml:space="preserve">山东大学</w:t>
@@ -1032,6 +978,8 @@
             <w:r>
               <w:rPr>
                 <w:rFonts w:ascii="宋体" w:eastAsia="宋体" w:hAnsi="宋体" w:cs="宋体"/>
+                <w:b/>
+                <w:bCs/>
                 <w:sz w:val="21"/>
               </w:rPr>
               <w:t xml:space="preserve">—</w:t>
@@ -1046,6 +994,8 @@
             <w:r>
               <w:rPr>
                 <w:rFonts w:ascii="宋体" w:eastAsia="宋体" w:hAnsi="宋体" w:cs="宋体"/>
+                <w:b/>
+                <w:bCs/>
                 <w:sz w:val="21"/>
               </w:rPr>
               <w:t xml:space="preserve">年暑期社会实践专项优秀等级</w:t>
@@ -1060,6 +1010,7 @@
           <w:vanish/>
           <w:sz w:val="21"/>
         </w:rPr>
+        <w:spacing w:line="240" w:lineRule="auto" w:before="0" w:after="0"/>
       </w:pPr>
     </w:p>
     <w:p>
@@ -1068,6 +1019,7 @@
           <w:vanish/>
           <w:sz w:val="2"/>
         </w:rPr>
+        <w:spacing w:line="240" w:lineRule="auto" w:before="0" w:after="0"/>
       </w:pPr>
     </w:p>
     <w:p>
@@ -1075,6 +1027,7 @@
         <w:rPr>
           <w:vanish/>
         </w:rPr>
+        <w:spacing w:line="240" w:lineRule="auto" w:before="0" w:after="0"/>
       </w:pPr>
     </w:p>
     <w:p>
@@ -1083,6 +1036,7 @@
           <w:vanish/>
           <w:sz w:val="21"/>
         </w:rPr>
+        <w:spacing w:line="240" w:lineRule="auto" w:before="0" w:after="0"/>
       </w:pPr>
     </w:p>
     <w:p>
@@ -1091,6 +1045,7 @@
           <w:vanish/>
           <w:sz w:val="21"/>
         </w:rPr>
+        <w:spacing w:line="240" w:lineRule="auto" w:before="0" w:after="0"/>
       </w:pPr>
     </w:p>
     <w:p>
@@ -1099,6 +1054,7 @@
           <w:vanish/>
           <w:sz w:val="2"/>
         </w:rPr>
+        <w:spacing w:line="240" w:lineRule="auto" w:before="0" w:after="0"/>
       </w:pPr>
     </w:p>
     <w:tbl>
@@ -1152,7 +1108,7 @@
           </w:tcPr>
           <w:p>
             <w:pPr>
-              <w:spacing w:line="275" w:lineRule="atLeast"/>
+              <w:spacing w:line="240" w:lineRule="auto" w:before="0" w:after="0"/>
               <w:rPr>
                 <w:rFonts w:ascii="Times New Roman" w:hAnsi="Times New Roman"/>
                 <w:b/>
@@ -1203,7 +1159,7 @@
           </w:tcPr>
           <w:p>
             <w:pPr>
-              <w:spacing w:line="315" w:lineRule="atLeast"/>
+              <w:spacing w:line="240" w:lineRule="auto" w:before="0" w:after="0"/>
               <w:rPr>
                 <w:rFonts w:ascii="Times New Roman" w:hAnsi="Times New Roman"/>
                 <w:sz w:val="21"/>
@@ -1231,7 +1187,7 @@
           </w:tcPr>
           <w:p>
             <w:pPr>
-              <w:spacing w:line="315" w:lineRule="atLeast"/>
+              <w:spacing w:line="240" w:lineRule="auto" w:before="0" w:after="0"/>
               <w:rPr>
                 <w:rFonts w:ascii="Times New Roman" w:hAnsi="Times New Roman"/>
                 <w:sz w:val="21"/>
@@ -1262,7 +1218,7 @@
           </w:tcPr>
           <w:p>
             <w:pPr>
-              <w:spacing w:line="315" w:lineRule="atLeast"/>
+              <w:spacing w:line="240" w:lineRule="auto" w:before="0" w:after="0"/>
               <w:rPr>
                 <w:rFonts w:ascii="Times New Roman" w:eastAsia="等线" w:hAnsi="Times New Roman"/>
                 <w:b/>
@@ -1294,7 +1250,7 @@
           </w:tcPr>
           <w:p>
             <w:pPr>
-              <w:spacing w:line="315" w:lineRule="atLeast"/>
+              <w:spacing w:line="240" w:lineRule="auto" w:before="0" w:after="0"/>
               <w:rPr>
                 <w:rFonts w:ascii="Times New Roman" w:eastAsia="等线" w:hAnsi="Times New Roman" w:hint="default"/>
                 <w:b/>
@@ -1304,7 +1260,7 @@
             </w:pPr>
             <w:r>
               <w:rPr>
-                <w:rFonts w:ascii="Times New Roman" w:eastAsia="宋体" w:hAnsi="Times New Roman" w:cs="宋体"/>
+                <w:rFonts w:ascii="宋体" w:eastAsia="宋体" w:hAnsi="宋体" w:cs="宋体"/>
                 <w:b/>
                 <w:bCs/>
                 <w:sz w:val="21"/>
@@ -1339,7 +1295,7 @@
           </w:tcPr>
           <w:p>
             <w:pPr>
-              <w:spacing w:line="315" w:lineRule="atLeast"/>
+              <w:spacing w:line="240" w:lineRule="auto" w:before="0" w:after="0"/>
               <w:rPr>
                 <w:rFonts w:ascii="Times New Roman" w:hAnsi="Times New Roman"/>
                 <w:sz w:val="21"/>
@@ -1371,7 +1327,7 @@
                 <w:ilvl w:val="0"/>
                 <w:numId w:val="9"/>
               </w:numPr>
-              <w:spacing w:line="315" w:lineRule="atLeast"/>
+              <w:spacing w:line="240" w:lineRule="auto" w:before="0" w:after="0"/>
               <w:rPr>
                 <w:rFonts w:ascii="Times New Roman" w:eastAsia="宋体" w:hAnsi="Times New Roman" w:cs="宋体" w:hint="default"/>
                 <w:sz w:val="21"/>
@@ -1380,6 +1336,8 @@
             <w:r>
               <w:rPr>
                 <w:rFonts w:ascii="宋体" w:eastAsia="宋体" w:hAnsi="宋体" w:cs="宋体"/>
+                <w:b/>
+                <w:bCs/>
                 <w:sz w:val="21"/>
               </w:rPr>
               <w:t xml:space="preserve">基于</w:t>
@@ -1394,6 +1352,8 @@
             <w:r>
               <w:rPr>
                 <w:rFonts w:ascii="宋体" w:eastAsia="宋体" w:hAnsi="宋体" w:cs="宋体"/>
+                <w:b/>
+                <w:bCs/>
                 <w:sz w:val="21"/>
               </w:rPr>
               <w:t xml:space="preserve">模型设计</w:t>
@@ -1408,6 +1368,8 @@
             <w:r>
               <w:rPr>
                 <w:rFonts w:ascii="宋体" w:eastAsia="宋体" w:hAnsi="宋体" w:cs="宋体"/>
+                <w:b/>
+                <w:bCs/>
                 <w:sz w:val="21"/>
               </w:rPr>
               <w:t xml:space="preserve">点李克特量表问卷，回收</w:t>
@@ -1422,6 +1384,8 @@
             <w:r>
               <w:rPr>
                 <w:rFonts w:ascii="宋体" w:eastAsia="宋体" w:hAnsi="宋体" w:cs="宋体"/>
+                <w:b/>
+                <w:bCs/>
                 <w:sz w:val="21"/>
               </w:rPr>
               <w:t xml:space="preserve">份有效样本，用</w:t>
@@ -1436,6 +1400,8 @@
             <w:r>
               <w:rPr>
                 <w:rFonts w:ascii="宋体" w:eastAsia="宋体" w:hAnsi="宋体" w:cs="宋体"/>
+                <w:b/>
+                <w:bCs/>
                 <w:sz w:val="21"/>
               </w:rPr>
               <w:t xml:space="preserve">和</w:t>
@@ -1450,6 +1416,8 @@
             <w:r>
               <w:rPr>
                 <w:rFonts w:ascii="宋体" w:eastAsia="宋体" w:hAnsi="宋体" w:cs="宋体"/>
+                <w:b/>
+                <w:bCs/>
                 <w:sz w:val="21"/>
               </w:rPr>
               <w:t xml:space="preserve">完成统计分析</w:t>
@@ -1461,7 +1429,7 @@
                 <w:ilvl w:val="0"/>
                 <w:numId w:val="9"/>
               </w:numPr>
-              <w:spacing w:line="315" w:lineRule="atLeast"/>
+              <w:spacing w:line="240" w:lineRule="auto" w:before="0" w:after="0"/>
               <w:rPr>
                 <w:rFonts w:ascii="Times New Roman" w:eastAsia="宋体" w:hAnsi="Times New Roman" w:cs="宋体" w:hint="default"/>
                 <w:sz w:val="21"/>
@@ -1470,6 +1438,8 @@
             <w:r>
               <w:rPr>
                 <w:rFonts w:ascii="宋体" w:eastAsia="宋体" w:hAnsi="宋体" w:cs="宋体"/>
+                <w:b/>
+                <w:bCs/>
                 <w:sz w:val="21"/>
               </w:rPr>
               <w:t xml:space="preserve">验证交互性（</w:t>
@@ -1484,6 +1454,8 @@
             <w:r>
               <w:rPr>
                 <w:rFonts w:ascii="宋体" w:eastAsia="宋体" w:hAnsi="宋体" w:cs="宋体"/>
+                <w:b/>
+                <w:bCs/>
                 <w:sz w:val="21"/>
               </w:rPr>
               <w:t xml:space="preserve">）、个性化（</w:t>
@@ -1498,6 +1470,8 @@
             <w:r>
               <w:rPr>
                 <w:rFonts w:ascii="宋体" w:eastAsia="宋体" w:hAnsi="宋体" w:cs="宋体"/>
+                <w:b/>
+                <w:bCs/>
                 <w:sz w:val="21"/>
               </w:rPr>
               <w:t xml:space="preserve">）、自主性（</w:t>
@@ -1512,6 +1486,8 @@
             <w:r>
               <w:rPr>
                 <w:rFonts w:ascii="宋体" w:eastAsia="宋体" w:hAnsi="宋体" w:cs="宋体"/>
+                <w:b/>
+                <w:bCs/>
                 <w:sz w:val="21"/>
               </w:rPr>
               <w:t xml:space="preserve">）显著正向影响用户感知价值，识别问题识别准确性、智能解决能力为核心影响因素，输出消费者洞察结论</w:t>
@@ -1544,7 +1520,7 @@
           </w:tcPr>
           <w:p>
             <w:pPr>
-              <w:spacing w:line="315" w:lineRule="atLeast"/>
+              <w:spacing w:line="240" w:lineRule="auto" w:before="0" w:after="0"/>
               <w:rPr>
                 <w:rFonts w:ascii="Times New Roman" w:hAnsi="Times New Roman"/>
                 <w:sz w:val="21"/>
@@ -1572,7 +1548,7 @@
           </w:tcPr>
           <w:p>
             <w:pPr>
-              <w:spacing w:line="315" w:lineRule="atLeast"/>
+              <w:spacing w:line="240" w:lineRule="auto" w:before="0" w:after="0"/>
               <w:rPr>
                 <w:rFonts w:ascii="Times New Roman" w:hAnsi="Times New Roman"/>
                 <w:sz w:val="21"/>
@@ -1603,7 +1579,7 @@
           </w:tcPr>
           <w:p>
             <w:pPr>
-              <w:spacing w:line="315" w:lineRule="atLeast"/>
+              <w:spacing w:line="240" w:lineRule="auto" w:before="0" w:after="0"/>
               <w:rPr>
                 <w:rFonts w:ascii="Times New Roman" w:eastAsia="等线" w:hAnsi="Times New Roman"/>
                 <w:b/>
@@ -1635,7 +1611,7 @@
           </w:tcPr>
           <w:p>
             <w:pPr>
-              <w:spacing w:line="315" w:lineRule="atLeast"/>
+              <w:spacing w:line="240" w:lineRule="auto" w:before="0" w:after="0"/>
               <w:rPr>
                 <w:rFonts w:ascii="Times New Roman" w:eastAsia="等线" w:hAnsi="Times New Roman" w:hint="default"/>
                 <w:b/>
@@ -1645,7 +1621,7 @@
             </w:pPr>
             <w:r>
               <w:rPr>
-                <w:rFonts w:ascii="Times New Roman" w:eastAsia="宋体" w:hAnsi="Times New Roman" w:cs="宋体"/>
+                <w:rFonts w:ascii="宋体" w:eastAsia="宋体" w:hAnsi="宋体" w:cs="宋体"/>
                 <w:b/>
                 <w:bCs/>
                 <w:sz w:val="21"/>
@@ -1680,7 +1656,7 @@
           </w:tcPr>
           <w:p>
             <w:pPr>
-              <w:spacing w:line="315" w:lineRule="atLeast"/>
+              <w:spacing w:line="240" w:lineRule="auto" w:before="0" w:after="0"/>
               <w:rPr>
                 <w:rFonts w:ascii="Times New Roman" w:hAnsi="Times New Roman"/>
                 <w:sz w:val="21"/>
@@ -1712,7 +1688,7 @@
                 <w:ilvl w:val="0"/>
                 <w:numId w:val="9"/>
               </w:numPr>
-              <w:spacing w:line="315" w:lineRule="atLeast"/>
+              <w:spacing w:line="240" w:lineRule="auto" w:before="0" w:after="0"/>
               <w:rPr>
                 <w:rFonts w:ascii="Times New Roman" w:eastAsia="宋体" w:hAnsi="Times New Roman" w:cs="宋体" w:hint="default"/>
                 <w:sz w:val="21"/>
@@ -1721,6 +1697,8 @@
             <w:r>
               <w:rPr>
                 <w:rFonts w:ascii="宋体" w:eastAsia="宋体" w:hAnsi="宋体" w:cs="宋体"/>
+                <w:b/>
+                <w:bCs/>
                 <w:sz w:val="21"/>
               </w:rPr>
               <w:t xml:space="preserve">基于</w:t>
@@ -1735,6 +1713,8 @@
             <w:r>
               <w:rPr>
                 <w:rFonts w:ascii="宋体" w:eastAsia="宋体" w:hAnsi="宋体" w:cs="宋体"/>
+                <w:b/>
+                <w:bCs/>
                 <w:sz w:val="21"/>
               </w:rPr>
               <w:t xml:space="preserve">条真实营销数据，用</w:t>
@@ -1749,6 +1729,8 @@
             <w:r>
               <w:rPr>
                 <w:rFonts w:ascii="宋体" w:eastAsia="宋体" w:hAnsi="宋体" w:cs="宋体"/>
+                <w:b/>
+                <w:bCs/>
                 <w:sz w:val="21"/>
               </w:rPr>
               <w:t xml:space="preserve">完成缺失值与异常值清洗，多维度分层统计客户群体响应差异</w:t>
@@ -1760,7 +1742,7 @@
                 <w:ilvl w:val="0"/>
                 <w:numId w:val="9"/>
               </w:numPr>
-              <w:spacing w:line="315" w:lineRule="atLeast"/>
+              <w:spacing w:line="240" w:lineRule="auto" w:before="0" w:after="0"/>
               <w:rPr>
                 <w:rFonts w:ascii="Times New Roman" w:eastAsia="宋体" w:hAnsi="Times New Roman" w:cs="宋体" w:hint="default"/>
                 <w:sz w:val="21"/>
@@ -1769,6 +1751,8 @@
             <w:r>
               <w:rPr>
                 <w:rFonts w:ascii="宋体" w:eastAsia="宋体" w:hAnsi="宋体" w:cs="宋体"/>
+                <w:b/>
+                <w:bCs/>
                 <w:sz w:val="21"/>
               </w:rPr>
               <w:t xml:space="preserve">独立绘制帕累托图、相关性热力图、订阅转化率瀑布图，识别关键影响变量，为营销资源分配提供数据支撑</w:t>
@@ -1801,7 +1785,7 @@
           </w:tcPr>
           <w:p>
             <w:pPr>
-              <w:spacing w:line="315" w:lineRule="atLeast"/>
+              <w:spacing w:line="240" w:lineRule="auto" w:before="0" w:after="0"/>
               <w:rPr>
                 <w:rFonts w:ascii="Times New Roman" w:hAnsi="Times New Roman"/>
                 <w:sz w:val="21"/>
@@ -1829,7 +1813,7 @@
           </w:tcPr>
           <w:p>
             <w:pPr>
-              <w:spacing w:line="315" w:lineRule="atLeast"/>
+              <w:spacing w:line="240" w:lineRule="auto" w:before="0" w:after="0"/>
               <w:rPr>
                 <w:rFonts w:ascii="Times New Roman" w:hAnsi="Times New Roman"/>
                 <w:sz w:val="21"/>
@@ -1860,7 +1844,7 @@
           </w:tcPr>
           <w:p>
             <w:pPr>
-              <w:spacing w:line="315" w:lineRule="atLeast"/>
+              <w:spacing w:line="240" w:lineRule="auto" w:before="0" w:after="0"/>
               <w:rPr>
                 <w:rFonts w:ascii="Times New Roman" w:eastAsia="等线" w:hAnsi="Times New Roman"/>
                 <w:b/>
@@ -1892,7 +1876,7 @@
           </w:tcPr>
           <w:p>
             <w:pPr>
-              <w:spacing w:line="315" w:lineRule="atLeast"/>
+              <w:spacing w:line="240" w:lineRule="auto" w:before="0" w:after="0"/>
               <w:rPr>
                 <w:rFonts w:ascii="Times New Roman" w:eastAsia="等线" w:hAnsi="Times New Roman" w:hint="default"/>
                 <w:b/>
@@ -1902,7 +1886,7 @@
             </w:pPr>
             <w:r>
               <w:rPr>
-                <w:rFonts w:ascii="Times New Roman" w:eastAsia="宋体" w:hAnsi="Times New Roman" w:cs="宋体"/>
+                <w:rFonts w:ascii="宋体" w:eastAsia="宋体" w:hAnsi="宋体" w:cs="宋体"/>
                 <w:b/>
                 <w:bCs/>
                 <w:sz w:val="21"/>
@@ -1937,7 +1921,7 @@
           </w:tcPr>
           <w:p>
             <w:pPr>
-              <w:spacing w:line="315" w:lineRule="atLeast"/>
+              <w:spacing w:line="240" w:lineRule="auto" w:before="0" w:after="0"/>
               <w:rPr>
                 <w:rFonts w:ascii="Times New Roman" w:hAnsi="Times New Roman"/>
                 <w:sz w:val="21"/>
@@ -1969,7 +1953,7 @@
                 <w:ilvl w:val="0"/>
                 <w:numId w:val="9"/>
               </w:numPr>
-              <w:spacing w:line="315" w:lineRule="atLeast"/>
+              <w:spacing w:line="240" w:lineRule="auto" w:before="0" w:after="0"/>
               <w:rPr>
                 <w:rFonts w:ascii="Times New Roman" w:eastAsia="宋体" w:hAnsi="Times New Roman" w:cs="宋体" w:hint="default"/>
                 <w:sz w:val="21"/>
@@ -1978,6 +1962,8 @@
             <w:r>
               <w:rPr>
                 <w:rFonts w:ascii="宋体" w:eastAsia="宋体" w:hAnsi="宋体" w:cs="宋体"/>
+                <w:b/>
+                <w:bCs/>
                 <w:sz w:val="21"/>
               </w:rPr>
               <w:t xml:space="preserve">针对末端配送效率低、老年群体覆盖不足问题，基于</w:t>
@@ -1992,6 +1978,8 @@
             <w:r>
               <w:rPr>
                 <w:rFonts w:ascii="宋体" w:eastAsia="宋体" w:hAnsi="宋体" w:cs="宋体"/>
+                <w:b/>
+                <w:bCs/>
                 <w:sz w:val="21"/>
               </w:rPr>
               <w:t xml:space="preserve">个候选点、日均</w:t>
@@ -2006,6 +1994,8 @@
             <w:r>
               <w:rPr>
                 <w:rFonts w:ascii="宋体" w:eastAsia="宋体" w:hAnsi="宋体" w:cs="宋体"/>
+                <w:b/>
+                <w:bCs/>
                 <w:sz w:val="21"/>
               </w:rPr>
               <w:t xml:space="preserve">单真实数据设计“</w:t>
@@ -2020,6 +2010,8 @@
             <w:r>
               <w:rPr>
                 <w:rFonts w:ascii="宋体" w:eastAsia="宋体" w:hAnsi="宋体" w:cs="宋体"/>
+                <w:b/>
+                <w:bCs/>
                 <w:sz w:val="21"/>
               </w:rPr>
               <w:t xml:space="preserve">核心点</w:t>
@@ -2034,6 +2026,8 @@
             <w:r>
               <w:rPr>
                 <w:rFonts w:ascii="宋体" w:eastAsia="宋体" w:hAnsi="宋体" w:cs="宋体"/>
+                <w:b/>
+                <w:bCs/>
                 <w:sz w:val="21"/>
               </w:rPr>
               <w:t xml:space="preserve">动态临时点”弹性方案</w:t>
@@ -2045,7 +2039,7 @@
                 <w:ilvl w:val="0"/>
                 <w:numId w:val="9"/>
               </w:numPr>
-              <w:spacing w:line="315" w:lineRule="atLeast"/>
+              <w:spacing w:line="240" w:lineRule="auto" w:before="0" w:after="0"/>
               <w:rPr>
                 <w:rFonts w:ascii="Times New Roman" w:eastAsia="宋体" w:hAnsi="Times New Roman" w:cs="宋体" w:hint="default"/>
                 <w:sz w:val="21"/>
@@ -2054,6 +2048,8 @@
             <w:r>
               <w:rPr>
                 <w:rFonts w:ascii="宋体" w:eastAsia="宋体" w:hAnsi="宋体" w:cs="宋体"/>
+                <w:b/>
+                <w:bCs/>
                 <w:sz w:val="21"/>
               </w:rPr>
               <w:t xml:space="preserve">模型测算：总成本降低</w:t>
@@ -2068,6 +2064,8 @@
             <w:r>
               <w:rPr>
                 <w:rFonts w:ascii="宋体" w:eastAsia="宋体" w:hAnsi="宋体" w:cs="宋体"/>
+                <w:b/>
+                <w:bCs/>
                 <w:sz w:val="21"/>
               </w:rPr>
               <w:t xml:space="preserve">、老年覆盖率</w:t>
@@ -2082,6 +2080,8 @@
             <w:r>
               <w:rPr>
                 <w:rFonts w:ascii="宋体" w:eastAsia="宋体" w:hAnsi="宋体" w:cs="宋体"/>
+                <w:b/>
+                <w:bCs/>
                 <w:sz w:val="21"/>
               </w:rPr>
               <w:t xml:space="preserve">→</w:t>
@@ -2096,6 +2096,8 @@
             <w:r>
               <w:rPr>
                 <w:rFonts w:ascii="宋体" w:eastAsia="宋体" w:hAnsi="宋体" w:cs="宋体"/>
+                <w:b/>
+                <w:bCs/>
                 <w:sz w:val="21"/>
               </w:rPr>
               <w:t xml:space="preserve">、配送时长缩短</w:t>
@@ -2110,6 +2112,8 @@
             <w:r>
               <w:rPr>
                 <w:rFonts w:ascii="宋体" w:eastAsia="宋体" w:hAnsi="宋体" w:cs="宋体"/>
+                <w:b/>
+                <w:bCs/>
                 <w:sz w:val="21"/>
               </w:rPr>
               <w:t xml:space="preserve">，可响应周末</w:t>
@@ -2124,6 +2128,8 @@
             <w:r>
               <w:rPr>
                 <w:rFonts w:ascii="宋体" w:eastAsia="宋体" w:hAnsi="宋体" w:cs="宋体"/>
+                <w:b/>
+                <w:bCs/>
                 <w:sz w:val="21"/>
               </w:rPr>
               <w:t xml:space="preserve">、促销日</w:t>
@@ -2138,6 +2144,8 @@
             <w:r>
               <w:rPr>
                 <w:rFonts w:ascii="宋体" w:eastAsia="宋体" w:hAnsi="宋体" w:cs="宋体"/>
+                <w:b/>
+                <w:bCs/>
                 <w:sz w:val="21"/>
               </w:rPr>
               <w:t xml:space="preserve">的需求波动</w:t>
@@ -2170,7 +2178,7 @@
           </w:tcPr>
           <w:p>
             <w:pPr>
-              <w:spacing w:line="315" w:lineRule="atLeast"/>
+              <w:spacing w:line="240" w:lineRule="auto" w:before="0" w:after="0"/>
               <w:rPr>
                 <w:rFonts w:ascii="Times New Roman" w:hAnsi="Times New Roman"/>
                 <w:sz w:val="21"/>
@@ -2198,7 +2206,7 @@
           </w:tcPr>
           <w:p>
             <w:pPr>
-              <w:spacing w:line="315" w:lineRule="atLeast"/>
+              <w:spacing w:line="240" w:lineRule="auto" w:before="0" w:after="0"/>
               <w:rPr>
                 <w:rFonts w:ascii="Times New Roman" w:hAnsi="Times New Roman"/>
                 <w:sz w:val="21"/>
@@ -2206,7 +2214,7 @@
             </w:pPr>
             <w:r>
               <w:rPr>
-                <w:rFonts w:ascii="Times New Roman" w:eastAsia="宋体" w:hAnsi="Times New Roman" w:cs="宋体"/>
+                <w:rFonts w:ascii="宋体" w:eastAsia="宋体" w:hAnsi="宋体" w:cs="宋体"/>
                 <w:b/>
                 <w:bCs/>
                 <w:sz w:val="21"/>
@@ -2238,7 +2246,7 @@
           </w:tcPr>
           <w:p>
             <w:pPr>
-              <w:spacing w:line="315" w:lineRule="atLeast"/>
+              <w:spacing w:line="240" w:lineRule="auto" w:before="0" w:after="0"/>
               <w:rPr>
                 <w:rFonts w:ascii="Times New Roman" w:eastAsia="等线" w:hAnsi="Times New Roman"/>
                 <w:b/>
@@ -2270,7 +2278,7 @@
           </w:tcPr>
           <w:p>
             <w:pPr>
-              <w:spacing w:line="315" w:lineRule="atLeast"/>
+              <w:spacing w:line="240" w:lineRule="auto" w:before="0" w:after="0"/>
               <w:rPr>
                 <w:rFonts w:ascii="Times New Roman" w:eastAsia="等线" w:hAnsi="Times New Roman" w:hint="default"/>
                 <w:b/>
@@ -2280,7 +2288,7 @@
             </w:pPr>
             <w:r>
               <w:rPr>
-                <w:rFonts w:ascii="Times New Roman" w:eastAsia="宋体" w:hAnsi="Times New Roman" w:cs="宋体"/>
+                <w:rFonts w:ascii="宋体" w:eastAsia="宋体" w:hAnsi="宋体" w:cs="宋体"/>
                 <w:b/>
                 <w:bCs/>
                 <w:sz w:val="21"/>
@@ -2315,7 +2323,7 @@
           </w:tcPr>
           <w:p>
             <w:pPr>
-              <w:spacing w:line="315" w:lineRule="atLeast"/>
+              <w:spacing w:line="240" w:lineRule="auto" w:before="0" w:after="0"/>
               <w:rPr>
                 <w:rFonts w:ascii="Times New Roman" w:hAnsi="Times New Roman"/>
                 <w:sz w:val="21"/>
@@ -2347,7 +2355,7 @@
                 <w:ilvl w:val="0"/>
                 <w:numId w:val="9"/>
               </w:numPr>
-              <w:spacing w:line="315" w:lineRule="atLeast"/>
+              <w:spacing w:line="240" w:lineRule="auto" w:before="0" w:after="0"/>
               <w:rPr>
                 <w:rFonts w:ascii="Times New Roman" w:eastAsia="宋体" w:hAnsi="Times New Roman" w:cs="宋体" w:hint="default"/>
                 <w:sz w:val="21"/>
@@ -2356,9 +2364,521 @@
             <w:r>
               <w:rPr>
                 <w:rFonts w:ascii="宋体" w:eastAsia="宋体" w:hAnsi="宋体" w:cs="宋体"/>
+                <w:b/>
+                <w:bCs/>
                 <w:sz w:val="21"/>
               </w:rPr>
               <w:t xml:space="preserve">以账套主管角色独立完成采购→入库→销售→出库→调拨→盘点→核算→凭证全流程实操，理解业务数据流转与单据联动逻辑</w:t>
+            </w:r>
+          </w:p>
+        </w:tc>
+      </w:tr>
+      <w:tr>
+        <w:trPr>
+          <w:gridAfter w:val="2"/>
+          <w:wAfter w:w="880" w:type="dxa"/>
+          <w:jc w:val="center"/>
+        </w:trPr>
+        <w:tc>
+          <w:tcPr>
+            <w:tcW w:w="695" w:type="dxa"/>
+            <w:tcBorders>
+              <w:top w:val="nil"/>
+              <w:left w:val="nil"/>
+              <w:bottom w:val="nil"/>
+              <w:right w:val="nil"/>
+            </w:tcBorders>
+            <w:tcMar>
+              <w:top w:w="0" w:type="dxa"/>
+              <w:left w:w="113" w:type="dxa"/>
+              <w:bottom w:w="0" w:type="dxa"/>
+              <w:right w:w="85" w:type="dxa"/>
+            </w:tcMar>
+            <w:vAlign w:val="center"/>
+          </w:tcPr>
+          <w:p>
+            <w:pPr>
+              <w:spacing w:line="240" w:lineRule="auto" w:before="0" w:after="0"/>
+              <w:rPr>
+                <w:rFonts w:ascii="Times New Roman" w:hAnsi="Times New Roman"/>
+                <w:sz w:val="21"/>
+              </w:rPr>
+            </w:pPr>
+          </w:p>
+        </w:tc>
+        <w:tc>
+          <w:tcPr>
+            <w:tcW w:w="4600" w:type="dxa"/>
+            <w:gridSpan w:val="4"/>
+            <w:tcBorders>
+              <w:top w:val="nil"/>
+              <w:left w:val="nil"/>
+              <w:bottom w:val="nil"/>
+              <w:right w:val="nil"/>
+            </w:tcBorders>
+            <w:tcMar>
+              <w:top w:w="0" w:type="dxa"/>
+              <w:left w:w="85" w:type="dxa"/>
+              <w:bottom w:w="0" w:type="dxa"/>
+              <w:right w:w="85" w:type="dxa"/>
+            </w:tcMar>
+            <w:vAlign w:val="center"/>
+          </w:tcPr>
+          <w:p>
+            <w:pPr>
+              <w:spacing w:line="240" w:lineRule="auto" w:before="0" w:after="0"/>
+              <w:rPr>
+                <w:rFonts w:ascii="Times New Roman" w:hAnsi="Times New Roman"/>
+                <w:sz w:val="21"/>
+              </w:rPr>
+            </w:pPr>
+            <w:r>
+              <w:rPr>
+                <w:rFonts w:ascii="宋体" w:eastAsia="宋体" w:hAnsi="宋体" w:cs="宋体"/>
+                <w:b/>
+                <w:bCs/>
+                <w:sz w:val="21"/>
+              </w:rPr>
+              <w:t xml:space="preserve">ERP</w:t>
+            </w:r>
+            <w:r>
+              <w:rPr>
+                <w:rFonts w:ascii="宋体" w:eastAsia="宋体" w:hAnsi="宋体" w:cs="宋体"/>
+                <w:b/>
+                <w:bCs/>
+                <w:sz w:val="21"/>
+              </w:rPr>
+              <w:t xml:space="preserve">供应链全流程模拟操作</w:t>
+            </w:r>
+          </w:p>
+        </w:tc>
+        <w:tc>
+          <w:tcPr>
+            <w:tcW w:w="2693" w:type="dxa"/>
+            <w:gridSpan w:val="2"/>
+            <w:tcBorders>
+              <w:top w:val="nil"/>
+              <w:left w:val="nil"/>
+              <w:bottom w:val="nil"/>
+              <w:right w:val="nil"/>
+            </w:tcBorders>
+            <w:vAlign w:val="center"/>
+          </w:tcPr>
+          <w:p>
+            <w:pPr>
+              <w:spacing w:line="240" w:lineRule="auto" w:before="0" w:after="0"/>
+              <w:rPr>
+                <w:rFonts w:ascii="Times New Roman" w:eastAsia="等线" w:hAnsi="Times New Roman"/>
+                <w:b/>
+                <w:bCs/>
+                <w:sz w:val="21"/>
+              </w:rPr>
+            </w:pPr>
+            <w:r>
+              <w:rPr>
+                <w:rFonts w:ascii="宋体" w:eastAsia="宋体" w:hAnsi="宋体" w:cs="宋体"/>
+                <w:b/>
+                <w:bCs/>
+                <w:sz w:val="21"/>
+              </w:rPr>
+              <w:t xml:space="preserve">课程实验・账套主管</w:t>
+            </w:r>
+          </w:p>
+        </w:tc>
+        <w:tc>
+          <w:tcPr>
+            <w:tcW w:w="2755" w:type="dxa"/>
+            <w:tcBorders>
+              <w:top w:val="nil"/>
+              <w:left w:val="nil"/>
+              <w:bottom w:val="nil"/>
+              <w:right w:val="nil"/>
+            </w:tcBorders>
+            <w:vAlign w:val="center"/>
+          </w:tcPr>
+          <w:p>
+            <w:pPr>
+              <w:spacing w:line="240" w:lineRule="auto" w:before="0" w:after="0"/>
+              <w:rPr>
+                <w:rFonts w:ascii="Times New Roman" w:eastAsia="等线" w:hAnsi="Times New Roman" w:hint="default"/>
+                <w:b/>
+                <w:bCs/>
+                <w:sz w:val="21"/>
+              </w:rPr>
+            </w:pPr>
+            <w:r>
+              <w:rPr>
+                <w:rFonts w:ascii="宋体" w:eastAsia="宋体" w:hAnsi="宋体" w:cs="宋体"/>
+                <w:b/>
+                <w:bCs/>
+                <w:sz w:val="21"/>
+              </w:rPr>
+              <w:t xml:space="preserve">2025.03-2025.07</w:t>
+            </w:r>
+          </w:p>
+        </w:tc>
+      </w:tr>
+      <w:tr>
+        <w:trPr>
+          <w:gridAfter w:val="2"/>
+          <w:wAfter w:w="880" w:type="dxa"/>
+          <w:jc w:val="center"/>
+        </w:trPr>
+        <w:tc>
+          <w:tcPr>
+            <w:tcW w:w="695" w:type="dxa"/>
+            <w:tcBorders>
+              <w:top w:val="nil"/>
+              <w:left w:val="nil"/>
+              <w:bottom w:val="nil"/>
+              <w:right w:val="nil"/>
+            </w:tcBorders>
+            <w:tcMar>
+              <w:top w:w="0" w:type="dxa"/>
+              <w:left w:w="113" w:type="dxa"/>
+              <w:bottom w:w="0" w:type="dxa"/>
+              <w:right w:w="85" w:type="dxa"/>
+            </w:tcMar>
+            <w:vAlign w:val="center"/>
+          </w:tcPr>
+          <w:p>
+            <w:pPr>
+              <w:spacing w:line="240" w:lineRule="auto" w:before="0" w:after="0"/>
+              <w:rPr>
+                <w:rFonts w:ascii="Times New Roman" w:hAnsi="Times New Roman"/>
+                <w:sz w:val="21"/>
+              </w:rPr>
+            </w:pPr>
+          </w:p>
+        </w:tc>
+        <w:tc>
+          <w:tcPr>
+            <w:tcW w:w="10048" w:type="dxa"/>
+            <w:gridSpan w:val="7"/>
+            <w:tcBorders>
+              <w:top w:val="nil"/>
+              <w:left w:val="nil"/>
+              <w:bottom w:val="nil"/>
+              <w:right w:val="nil"/>
+            </w:tcBorders>
+            <w:tcMar>
+              <w:top w:w="0" w:type="dxa"/>
+              <w:left w:w="85" w:type="dxa"/>
+              <w:bottom w:w="0" w:type="dxa"/>
+              <w:right w:w="85" w:type="dxa"/>
+            </w:tcMar>
+            <w:vAlign w:val="center"/>
+          </w:tcPr>
+          <w:p>
+            <w:pPr>
+              <w:numPr>
+                <w:ilvl w:val="0"/>
+                <w:numId w:val="9"/>
+              </w:numPr>
+              <w:spacing w:line="240" w:lineRule="auto" w:before="0" w:after="0"/>
+              <w:rPr>
+                <w:rFonts w:ascii="Times New Roman" w:eastAsia="宋体" w:hAnsi="Times New Roman" w:cs="宋体" w:hint="default"/>
+                <w:sz w:val="21"/>
+              </w:rPr>
+            </w:pPr>
+            <w:r>
+              <w:rPr>
+                <w:rFonts w:ascii="Times New Roman" w:eastAsia="宋体" w:hAnsi="Times New Roman" w:cs="宋体"/>
+                <w:b/>
+                <w:bCs/>
+                <w:sz w:val="21"/>
+              </w:rPr>
+              <w:t xml:space="preserve">以账套主管角色，以模拟箱包贸易企业为对象，独立完成采购订单→到货入库→销售订单→发货出库→库存调拨→盘点→存货核算→收付款凭证全流程实操</w:t>
+            </w:r>
+          </w:p>
+          <w:p>
+            <w:pPr>
+              <w:numPr>
+                <w:ilvl w:val="0"/>
+                <w:numId w:val="9"/>
+              </w:numPr>
+              <w:spacing w:line="240" w:lineRule="auto" w:before="0" w:after="0"/>
+              <w:rPr>
+                <w:rFonts w:ascii="Times New Roman" w:eastAsia="宋体" w:hAnsi="Times New Roman" w:cs="宋体" w:hint="default"/>
+                <w:sz w:val="21"/>
+              </w:rPr>
+            </w:pPr>
+            <w:r>
+              <w:rPr>
+                <w:rFonts w:ascii="Times New Roman" w:eastAsia="宋体" w:hAnsi="Times New Roman" w:cs="宋体"/>
+                <w:b/>
+                <w:bCs/>
+                <w:sz w:val="21"/>
+              </w:rPr>
+              <w:t xml:space="preserve">梳理采购、销售、库存等模块间的数据流转与单据关联逻辑，理解</w:t>
+            </w:r>
+            <w:r>
+              <w:rPr>
+                <w:rFonts w:ascii="Times New Roman" w:hAnsi="Times New Roman" w:hint="default"/>
+                <w:sz w:val="21"/>
+              </w:rPr>
+              <w:t xml:space="preserve">ERP</w:t>
+            </w:r>
+            <w:r>
+              <w:rPr>
+                <w:rFonts w:ascii="Times New Roman" w:eastAsia="宋体" w:hAnsi="Times New Roman" w:cs="宋体"/>
+                <w:b/>
+                <w:bCs/>
+                <w:sz w:val="21"/>
+              </w:rPr>
+              <w:t xml:space="preserve">系统供应链业务标准化运作机制</w:t>
+            </w:r>
+          </w:p>
+        </w:tc>
+      </w:tr>
+      <w:tr>
+        <w:trPr>
+          <w:gridAfter w:val="2"/>
+          <w:wAfter w:w="880" w:type="dxa"/>
+          <w:jc w:val="center"/>
+        </w:trPr>
+        <w:tc>
+          <w:tcPr>
+            <w:tcW w:w="695" w:type="dxa"/>
+            <w:tcBorders>
+              <w:top w:val="nil"/>
+              <w:left w:val="nil"/>
+              <w:bottom w:val="nil"/>
+              <w:right w:val="nil"/>
+            </w:tcBorders>
+            <w:tcMar>
+              <w:top w:w="0" w:type="dxa"/>
+              <w:left w:w="113" w:type="dxa"/>
+              <w:bottom w:w="0" w:type="dxa"/>
+              <w:right w:w="85" w:type="dxa"/>
+            </w:tcMar>
+            <w:vAlign w:val="center"/>
+          </w:tcPr>
+          <w:p>
+            <w:pPr>
+              <w:spacing w:line="240" w:lineRule="auto" w:before="0" w:after="0"/>
+              <w:rPr>
+                <w:rFonts w:ascii="Times New Roman" w:hAnsi="Times New Roman"/>
+                <w:sz w:val="21"/>
+              </w:rPr>
+            </w:pPr>
+          </w:p>
+        </w:tc>
+        <w:tc>
+          <w:tcPr>
+            <w:tcW w:w="4600" w:type="dxa"/>
+            <w:gridSpan w:val="4"/>
+            <w:tcBorders>
+              <w:top w:val="nil"/>
+              <w:left w:val="nil"/>
+              <w:bottom w:val="nil"/>
+              <w:right w:val="nil"/>
+            </w:tcBorders>
+            <w:tcMar>
+              <w:top w:w="0" w:type="dxa"/>
+              <w:left w:w="85" w:type="dxa"/>
+              <w:bottom w:w="0" w:type="dxa"/>
+              <w:right w:w="85" w:type="dxa"/>
+            </w:tcMar>
+            <w:vAlign w:val="center"/>
+          </w:tcPr>
+          <w:p>
+            <w:pPr>
+              <w:spacing w:line="240" w:lineRule="auto" w:before="0" w:after="0"/>
+              <w:rPr>
+                <w:rFonts w:ascii="Times New Roman" w:hAnsi="Times New Roman"/>
+                <w:sz w:val="21"/>
+              </w:rPr>
+            </w:pPr>
+            <w:r>
+              <w:rPr>
+                <w:rFonts w:ascii="Times New Roman" w:eastAsia="宋体" w:hAnsi="Times New Roman" w:cs="宋体"/>
+                <w:b/>
+                <w:bCs/>
+                <w:sz w:val="21"/>
+              </w:rPr>
+              <w:t xml:space="preserve">ERP</w:t>
+            </w:r>
+            <w:r>
+              <w:rPr>
+                <w:rFonts w:ascii="宋体" w:eastAsia="宋体" w:hAnsi="宋体" w:cs="宋体"/>
+                <w:b/>
+                <w:bCs/>
+                <w:sz w:val="21"/>
+              </w:rPr>
+              <w:t xml:space="preserve">供应链全流程模拟操作</w:t>
+            </w:r>
+          </w:p>
+        </w:tc>
+        <w:tc>
+          <w:tcPr>
+            <w:tcW w:w="2693" w:type="dxa"/>
+            <w:gridSpan w:val="2"/>
+            <w:tcBorders>
+              <w:top w:val="nil"/>
+              <w:left w:val="nil"/>
+              <w:bottom w:val="nil"/>
+              <w:right w:val="nil"/>
+            </w:tcBorders>
+            <w:vAlign w:val="center"/>
+          </w:tcPr>
+          <w:p>
+            <w:pPr>
+              <w:spacing w:line="240" w:lineRule="auto" w:before="0" w:after="0"/>
+              <w:rPr>
+                <w:rFonts w:ascii="Times New Roman" w:eastAsia="等线" w:hAnsi="Times New Roman"/>
+                <w:b/>
+                <w:bCs/>
+                <w:sz w:val="21"/>
+              </w:rPr>
+            </w:pPr>
+            <w:r>
+              <w:rPr>
+                <w:rFonts w:ascii="宋体" w:eastAsia="宋体" w:hAnsi="宋体" w:cs="宋体"/>
+                <w:b/>
+                <w:bCs/>
+                <w:sz w:val="21"/>
+              </w:rPr>
+              <w:t xml:space="preserve">课程实验・账套主管</w:t>
+            </w:r>
+          </w:p>
+        </w:tc>
+        <w:tc>
+          <w:tcPr>
+            <w:tcW w:w="2755" w:type="dxa"/>
+            <w:tcBorders>
+              <w:top w:val="nil"/>
+              <w:left w:val="nil"/>
+              <w:bottom w:val="nil"/>
+              <w:right w:val="nil"/>
+            </w:tcBorders>
+            <w:vAlign w:val="center"/>
+          </w:tcPr>
+          <w:p>
+            <w:pPr>
+              <w:spacing w:line="240" w:lineRule="auto" w:before="0" w:after="0"/>
+              <w:rPr>
+                <w:rFonts w:ascii="Times New Roman" w:eastAsia="等线" w:hAnsi="Times New Roman" w:hint="default"/>
+                <w:b/>
+                <w:bCs/>
+                <w:sz w:val="21"/>
+              </w:rPr>
+            </w:pPr>
+            <w:r>
+              <w:rPr>
+                <w:rFonts w:ascii="Times New Roman" w:eastAsia="宋体" w:hAnsi="Times New Roman" w:cs="宋体"/>
+                <w:b/>
+                <w:bCs/>
+                <w:sz w:val="21"/>
+              </w:rPr>
+              <w:t xml:space="preserve">2025.03-2025.07</w:t>
+            </w:r>
+          </w:p>
+        </w:tc>
+      </w:tr>
+      <w:tr>
+        <w:trPr>
+          <w:gridAfter w:val="2"/>
+          <w:wAfter w:w="880" w:type="dxa"/>
+          <w:jc w:val="center"/>
+        </w:trPr>
+        <w:tc>
+          <w:tcPr>
+            <w:tcW w:w="695" w:type="dxa"/>
+            <w:tcBorders>
+              <w:top w:val="nil"/>
+              <w:left w:val="nil"/>
+              <w:bottom w:val="nil"/>
+              <w:right w:val="nil"/>
+            </w:tcBorders>
+            <w:tcMar>
+              <w:top w:w="0" w:type="dxa"/>
+              <w:left w:w="113" w:type="dxa"/>
+              <w:bottom w:w="0" w:type="dxa"/>
+              <w:right w:w="85" w:type="dxa"/>
+            </w:tcMar>
+            <w:vAlign w:val="center"/>
+          </w:tcPr>
+          <w:p>
+            <w:pPr>
+              <w:spacing w:line="240" w:lineRule="auto" w:before="0" w:after="0"/>
+              <w:rPr>
+                <w:rFonts w:ascii="Times New Roman" w:hAnsi="Times New Roman"/>
+                <w:sz w:val="21"/>
+              </w:rPr>
+            </w:pPr>
+          </w:p>
+        </w:tc>
+        <w:tc>
+          <w:tcPr>
+            <w:tcW w:w="10048" w:type="dxa"/>
+            <w:gridSpan w:val="7"/>
+            <w:tcBorders>
+              <w:top w:val="nil"/>
+              <w:left w:val="nil"/>
+              <w:bottom w:val="nil"/>
+              <w:right w:val="nil"/>
+            </w:tcBorders>
+            <w:tcMar>
+              <w:top w:w="0" w:type="dxa"/>
+              <w:left w:w="85" w:type="dxa"/>
+              <w:bottom w:w="0" w:type="dxa"/>
+              <w:right w:w="85" w:type="dxa"/>
+            </w:tcMar>
+            <w:vAlign w:val="center"/>
+          </w:tcPr>
+          <w:p>
+            <w:pPr>
+              <w:numPr>
+                <w:ilvl w:val="0"/>
+                <w:numId w:val="9"/>
+              </w:numPr>
+              <w:spacing w:line="240" w:lineRule="auto" w:before="0" w:after="0"/>
+              <w:rPr>
+                <w:rFonts w:ascii="Times New Roman" w:eastAsia="宋体" w:hAnsi="Times New Roman" w:cs="宋体" w:hint="default"/>
+                <w:sz w:val="21"/>
+              </w:rPr>
+            </w:pPr>
+            <w:r>
+              <w:rPr>
+                <w:rFonts w:ascii="宋体" w:eastAsia="宋体" w:hAnsi="宋体" w:cs="宋体"/>
+                <w:sz w:val="21"/>
+              </w:rPr>
+              <w:t xml:space="preserve">以账套主管角色，以模拟箱包贸易企业为对象，独立完成采购订单→到货入库→销售订单→发货出库→库存调拨→盘点→存货核算→收付款凭证全流程实操</w:t>
+            </w:r>
+          </w:p>
+          <w:p>
+            <w:pPr>
+              <w:numPr>
+                <w:ilvl w:val="0"/>
+                <w:numId w:val="9"/>
+              </w:numPr>
+              <w:spacing w:line="240" w:lineRule="auto" w:before="0" w:after="0"/>
+              <w:rPr>
+                <w:rFonts w:ascii="Times New Roman" w:eastAsia="宋体" w:hAnsi="Times New Roman" w:cs="宋体" w:hint="default"/>
+                <w:sz w:val="21"/>
+              </w:rPr>
+            </w:pPr>
+            <w:r>
+              <w:rPr>
+                <w:rFonts w:ascii="宋体" w:eastAsia="宋体" w:hAnsi="宋体" w:cs="宋体"/>
+                <w:sz w:val="21"/>
+              </w:rPr>
+              <w:t xml:space="preserve">梳理采购、销售、库存等模块间的数据流转与单据关联逻辑，理解</w:t>
+            </w:r>
+            <w:r>
+              <w:rPr>
+                <w:rFonts w:ascii="Times New Roman" w:hAnsi="Times New Roman" w:hint="default"/>
+                <w:sz w:val="21"/>
+              </w:rPr>
+              <w:t xml:space="preserve">ERP</w:t>
+            </w:r>
+            <w:r>
+              <w:rPr>
+                <w:rFonts w:ascii="宋体" w:eastAsia="宋体" w:hAnsi="宋体" w:cs="宋体"/>
+                <w:sz w:val="21"/>
+              </w:rPr>
+              <w:t xml:space="preserve">系统供应链业务标准化运作机制</w:t>
             </w:r>
           </w:p>
         </w:tc>
@@ -2390,7 +2910,7 @@
           </w:tcPr>
           <w:p>
             <w:pPr>
-              <w:spacing w:line="275" w:lineRule="atLeast"/>
+              <w:spacing w:line="240" w:lineRule="auto" w:before="0" w:after="0"/>
             </w:pPr>
             <w:r>
               <w:rPr>
@@ -2407,6 +2927,7 @@
         <w:rPr>
           <w:vanish/>
         </w:rPr>
+        <w:spacing w:line="240" w:lineRule="auto" w:before="0" w:after="0"/>
       </w:pPr>
     </w:p>
     <w:p>
@@ -2415,6 +2936,7 @@
           <w:vanish/>
           <w:sz w:val="21"/>
         </w:rPr>
+        <w:spacing w:line="240" w:lineRule="auto" w:before="0" w:after="0"/>
       </w:pPr>
     </w:p>
     <w:tbl>
@@ -2458,7 +2980,7 @@
           </w:tcPr>
           <w:p>
             <w:pPr>
-              <w:spacing w:line="315" w:lineRule="atLeast"/>
+              <w:spacing w:line="240" w:lineRule="auto" w:before="0" w:after="0"/>
               <w:rPr>
                 <w:sz w:val="21"/>
               </w:rPr>
@@ -2484,7 +3006,7 @@
           </w:tcPr>
           <w:p>
             <w:pPr>
-              <w:spacing w:line="315" w:lineRule="atLeast"/>
+              <w:spacing w:line="240" w:lineRule="auto" w:before="0" w:after="0"/>
               <w:rPr>
                 <w:b/>
                 <w:bCs/>
@@ -2515,7 +3037,7 @@
           </w:tcPr>
           <w:p>
             <w:pPr>
-              <w:spacing w:line="315" w:lineRule="atLeast"/>
+              <w:spacing w:line="240" w:lineRule="auto" w:before="0" w:after="0"/>
               <w:rPr>
                 <w:b/>
                 <w:bCs/>
@@ -2546,7 +3068,7 @@
           </w:tcPr>
           <w:p>
             <w:pPr>
-              <w:spacing w:line="315" w:lineRule="atLeast"/>
+              <w:spacing w:line="240" w:lineRule="auto" w:before="0" w:after="0"/>
               <w:rPr>
                 <w:rFonts w:ascii="Times New Roman" w:eastAsia="等线" w:hAnsi="Times New Roman" w:hint="default"/>
                 <w:b/>
@@ -2556,7 +3078,7 @@
             </w:pPr>
             <w:r>
               <w:rPr>
-                <w:rFonts w:ascii="Times New Roman" w:eastAsia="宋体" w:hAnsi="Times New Roman" w:cs="宋体"/>
+                <w:rFonts w:ascii="宋体" w:eastAsia="宋体" w:hAnsi="宋体" w:cs="宋体"/>
                 <w:b/>
                 <w:bCs/>
                 <w:sz w:val="21"/>
@@ -2589,7 +3111,7 @@
           </w:tcPr>
           <w:p>
             <w:pPr>
-              <w:spacing w:line="315" w:lineRule="atLeast"/>
+              <w:spacing w:line="240" w:lineRule="auto" w:before="0" w:after="0"/>
               <w:rPr>
                 <w:rFonts w:ascii="Times New Roman" w:hAnsi="Times New Roman"/>
                 <w:sz w:val="21"/>
@@ -2621,7 +3143,7 @@
                 <w:ilvl w:val="0"/>
                 <w:numId w:val="6"/>
               </w:numPr>
-              <w:spacing w:line="315" w:lineRule="atLeast"/>
+              <w:spacing w:line="240" w:lineRule="auto" w:before="0" w:after="0"/>
               <w:rPr>
                 <w:rFonts w:ascii="Times New Roman" w:eastAsia="宋体" w:hAnsi="Times New Roman" w:cs="宋体" w:hint="default"/>
                 <w:sz w:val="21"/>
@@ -2630,6 +3152,8 @@
             <w:r>
               <w:rPr>
                 <w:rFonts w:ascii="宋体" w:eastAsia="宋体" w:hAnsi="宋体" w:cs="宋体"/>
+                <w:b/>
+                <w:bCs/>
                 <w:sz w:val="21"/>
               </w:rPr>
               <w:t xml:space="preserve">统筹</w:t>
@@ -2644,6 +3168,8 @@
             <w:r>
               <w:rPr>
                 <w:rFonts w:ascii="宋体" w:eastAsia="宋体" w:hAnsi="宋体" w:cs="宋体"/>
+                <w:b/>
+                <w:bCs/>
                 <w:sz w:val="21"/>
               </w:rPr>
               <w:t xml:space="preserve">份申报材料全流程管理，用</w:t>
@@ -2658,6 +3184,8 @@
             <w:r>
               <w:rPr>
                 <w:rFonts w:ascii="宋体" w:eastAsia="宋体" w:hAnsi="宋体" w:cs="宋体"/>
+                <w:b/>
+                <w:bCs/>
                 <w:sz w:val="21"/>
               </w:rPr>
               <w:t xml:space="preserve">搭建分类台账与三级校验机制，实现零差错提交</w:t>
@@ -2669,7 +3197,7 @@
                 <w:ilvl w:val="0"/>
                 <w:numId w:val="6"/>
               </w:numPr>
-              <w:spacing w:line="315" w:lineRule="atLeast"/>
+              <w:spacing w:line="240" w:lineRule="auto" w:before="0" w:after="0"/>
               <w:rPr>
                 <w:rFonts w:ascii="Times New Roman" w:eastAsia="宋体" w:hAnsi="Times New Roman" w:cs="宋体" w:hint="default"/>
                 <w:sz w:val="21"/>
@@ -2678,6 +3206,8 @@
             <w:r>
               <w:rPr>
                 <w:rFonts w:ascii="宋体" w:eastAsia="宋体" w:hAnsi="宋体" w:cs="宋体"/>
+                <w:b/>
+                <w:bCs/>
                 <w:sz w:val="21"/>
               </w:rPr>
               <w:t xml:space="preserve">跨部门同步进度，按月汇总执行数据，梳理并标准化审核报批流程</w:t>
@@ -2708,7 +3238,7 @@
           </w:tcPr>
           <w:p>
             <w:pPr>
-              <w:spacing w:line="315" w:lineRule="atLeast"/>
+              <w:spacing w:line="240" w:lineRule="auto" w:before="0" w:after="0"/>
               <w:rPr>
                 <w:sz w:val="21"/>
               </w:rPr>
@@ -2734,7 +3264,7 @@
           </w:tcPr>
           <w:p>
             <w:pPr>
-              <w:spacing w:line="315" w:lineRule="atLeast"/>
+              <w:spacing w:line="240" w:lineRule="auto" w:before="0" w:after="0"/>
               <w:rPr>
                 <w:b/>
                 <w:bCs/>
@@ -2765,7 +3295,7 @@
           </w:tcPr>
           <w:p>
             <w:pPr>
-              <w:spacing w:line="315" w:lineRule="atLeast"/>
+              <w:spacing w:line="240" w:lineRule="auto" w:before="0" w:after="0"/>
               <w:rPr>
                 <w:b/>
                 <w:bCs/>
@@ -2796,7 +3326,7 @@
           </w:tcPr>
           <w:p>
             <w:pPr>
-              <w:spacing w:line="315" w:lineRule="atLeast"/>
+              <w:spacing w:line="240" w:lineRule="auto" w:before="0" w:after="0"/>
               <w:rPr>
                 <w:rFonts w:ascii="Times New Roman" w:eastAsia="等线" w:hAnsi="Times New Roman" w:hint="default"/>
                 <w:b/>
@@ -2806,7 +3336,7 @@
             </w:pPr>
             <w:r>
               <w:rPr>
-                <w:rFonts w:ascii="Times New Roman" w:eastAsia="宋体" w:hAnsi="Times New Roman" w:cs="宋体"/>
+                <w:rFonts w:ascii="宋体" w:eastAsia="宋体" w:hAnsi="宋体" w:cs="宋体"/>
                 <w:b/>
                 <w:bCs/>
                 <w:sz w:val="21"/>
@@ -2839,7 +3369,7 @@
           </w:tcPr>
           <w:p>
             <w:pPr>
-              <w:spacing w:line="315" w:lineRule="atLeast"/>
+              <w:spacing w:line="240" w:lineRule="auto" w:before="0" w:after="0"/>
               <w:rPr>
                 <w:rFonts w:ascii="Times New Roman" w:hAnsi="Times New Roman"/>
                 <w:sz w:val="21"/>
@@ -2871,7 +3401,7 @@
                 <w:ilvl w:val="0"/>
                 <w:numId w:val="6"/>
               </w:numPr>
-              <w:spacing w:line="315" w:lineRule="atLeast"/>
+              <w:spacing w:line="240" w:lineRule="auto" w:before="0" w:after="0"/>
               <w:rPr>
                 <w:rFonts w:ascii="Times New Roman" w:eastAsia="宋体" w:hAnsi="Times New Roman" w:cs="宋体" w:hint="default"/>
                 <w:sz w:val="21"/>
@@ -2880,6 +3410,8 @@
             <w:r>
               <w:rPr>
                 <w:rFonts w:ascii="宋体" w:eastAsia="宋体" w:hAnsi="宋体" w:cs="宋体"/>
+                <w:b/>
+                <w:bCs/>
                 <w:sz w:val="21"/>
               </w:rPr>
               <w:t xml:space="preserve">落实数十种原辅料日盘与效期管理，按消耗规律安排解冻备货，降低物料损耗与缺货风险；根据销售数据同步补货需求，保持库存账实一致</w:t>
@@ -2895,6 +3427,7 @@
           <w:vanish/>
           <w:sz w:val="21"/>
         </w:rPr>
+        <w:spacing w:line="240" w:lineRule="auto" w:before="0" w:after="0"/>
       </w:pPr>
     </w:p>
     <w:p>
@@ -2904,6 +3437,7 @@
           <w:vanish/>
           <w:sz w:val="21"/>
         </w:rPr>
+        <w:spacing w:line="240" w:lineRule="auto" w:before="0" w:after="0"/>
       </w:pPr>
     </w:p>
     <w:p>
@@ -2913,6 +3447,7 @@
           <w:vanish/>
           <w:sz w:val="21"/>
         </w:rPr>
+        <w:spacing w:line="240" w:lineRule="auto" w:before="0" w:after="0"/>
       </w:pPr>
     </w:p>
     <w:p>
@@ -2922,6 +3457,7 @@
           <w:vanish/>
           <w:sz w:val="2"/>
         </w:rPr>
+        <w:spacing w:line="240" w:lineRule="auto" w:before="0" w:after="0"/>
       </w:pPr>
     </w:p>
     <w:p>
@@ -2930,6 +3466,7 @@
           <w:rFonts w:ascii="Times New Roman" w:hAnsi="Times New Roman"/>
           <w:vanish/>
         </w:rPr>
+        <w:spacing w:line="240" w:lineRule="auto" w:before="0" w:after="0"/>
       </w:pPr>
     </w:p>
     <w:p>
@@ -2939,6 +3476,7 @@
           <w:vanish/>
           <w:sz w:val="21"/>
         </w:rPr>
+        <w:spacing w:line="240" w:lineRule="auto" w:before="0" w:after="0"/>
       </w:pPr>
     </w:p>
     <w:tbl>
@@ -2980,7 +3518,7 @@
           </w:tcPr>
           <w:p>
             <w:pPr>
-              <w:spacing w:before="63" w:after="42" w:line="275" w:lineRule="atLeast"/>
+              <w:spacing w:before="0" w:after="0" w:line="240" w:lineRule="auto"/>
               <w:rPr>
                 <w:rFonts w:ascii="Times New Roman" w:hAnsi="Times New Roman"/>
               </w:rPr>
@@ -3003,6 +3541,7 @@
           <w:rFonts w:ascii="Times New Roman" w:hAnsi="Times New Roman"/>
           <w:vanish/>
         </w:rPr>
+        <w:spacing w:line="240" w:lineRule="auto" w:before="0" w:after="0"/>
       </w:pPr>
     </w:p>
     <w:tbl>
@@ -3045,7 +3584,7 @@
           </w:tcPr>
           <w:p>
             <w:pPr>
-              <w:spacing w:before="63" w:after="21" w:line="210" w:lineRule="atLeast"/>
+              <w:spacing w:before="0" w:after="0" w:line="240" w:lineRule="auto"/>
               <w:rPr>
                 <w:rFonts w:ascii="Times New Roman" w:hAnsi="Times New Roman"/>
                 <w:sz w:val="21"/>
@@ -3072,7 +3611,7 @@
           </w:tcPr>
           <w:p>
             <w:pPr>
-              <w:spacing w:line="315" w:lineRule="atLeast"/>
+              <w:spacing w:line="240" w:lineRule="auto" w:before="0" w:after="0"/>
               <w:rPr>
                 <w:rFonts w:ascii="Times New Roman" w:eastAsia="宋体" w:hAnsi="Times New Roman" w:cs="宋体" w:hint="default"/>
                 <w:b/>
@@ -3099,6 +3638,8 @@
             <w:r>
               <w:rPr>
                 <w:rFonts w:ascii="宋体" w:eastAsia="宋体" w:hAnsi="宋体" w:cs="宋体"/>
+                <w:b/>
+                <w:bCs/>
                 <w:sz w:val="21"/>
               </w:rPr>
               <w:t xml:space="preserve">（问卷</w:t>
@@ -3113,6 +3654,8 @@
             <w:r>
               <w:rPr>
                 <w:rFonts w:ascii="宋体" w:eastAsia="宋体" w:hAnsi="宋体" w:cs="宋体"/>
+                <w:b/>
+                <w:bCs/>
                 <w:sz w:val="21"/>
               </w:rPr>
               <w:t xml:space="preserve">统计分析）、</w:t>
@@ -3127,6 +3670,8 @@
             <w:r>
               <w:rPr>
                 <w:rFonts w:ascii="宋体" w:eastAsia="宋体" w:hAnsi="宋体" w:cs="宋体"/>
+                <w:b/>
+                <w:bCs/>
                 <w:sz w:val="21"/>
               </w:rPr>
               <w:t xml:space="preserve">（数据透视表、</w:t>
@@ -3141,6 +3686,8 @@
             <w:r>
               <w:rPr>
                 <w:rFonts w:ascii="宋体" w:eastAsia="宋体" w:hAnsi="宋体" w:cs="宋体"/>
+                <w:b/>
+                <w:bCs/>
                 <w:sz w:val="21"/>
               </w:rPr>
               <w:t xml:space="preserve">、函数、图表可视化）、</w:t>
@@ -3155,6 +3702,8 @@
             <w:r>
               <w:rPr>
                 <w:rFonts w:ascii="宋体" w:eastAsia="宋体" w:hAnsi="宋体" w:cs="宋体"/>
+                <w:b/>
+                <w:bCs/>
                 <w:sz w:val="21"/>
               </w:rPr>
               <w:t xml:space="preserve">（</w:t>
@@ -3169,6 +3718,8 @@
             <w:r>
               <w:rPr>
                 <w:rFonts w:ascii="宋体" w:eastAsia="宋体" w:hAnsi="宋体" w:cs="宋体"/>
+                <w:b/>
+                <w:bCs/>
                 <w:sz w:val="21"/>
               </w:rPr>
               <w:t xml:space="preserve">、</w:t>
@@ -3183,6 +3734,8 @@
             <w:r>
               <w:rPr>
                 <w:rFonts w:ascii="宋体" w:eastAsia="宋体" w:hAnsi="宋体" w:cs="宋体"/>
+                <w:b/>
+                <w:bCs/>
                 <w:sz w:val="21"/>
               </w:rPr>
               <w:t xml:space="preserve">）、</w:t>
@@ -3197,7 +3750,7 @@
           </w:p>
           <w:p>
             <w:pPr>
-              <w:spacing w:line="315" w:lineRule="atLeast"/>
+              <w:spacing w:line="240" w:lineRule="auto" w:before="0" w:after="0"/>
               <w:rPr>
                 <w:rFonts w:ascii="Times New Roman" w:eastAsia="宋体" w:hAnsi="Times New Roman" w:cs="宋体" w:hint="default"/>
                 <w:b/>
@@ -3217,6 +3770,8 @@
             <w:r>
               <w:rPr>
                 <w:rFonts w:ascii="宋体" w:eastAsia="宋体" w:hAnsi="宋体" w:cs="宋体"/>
+                <w:b/>
+                <w:bCs/>
                 <w:sz w:val="21"/>
               </w:rPr>
               <w:t xml:space="preserve">问卷设计与回收、统计分析、行业</w:t>
@@ -3231,6 +3786,8 @@
             <w:r>
               <w:rPr>
                 <w:rFonts w:ascii="宋体" w:eastAsia="宋体" w:hAnsi="宋体" w:cs="宋体"/>
+                <w:b/>
+                <w:bCs/>
                 <w:sz w:val="21"/>
               </w:rPr>
               <w:t xml:space="preserve">竞品数据洞察、分析模型搭建</w:t>
@@ -3238,7 +3795,7 @@
           </w:p>
           <w:p>
             <w:pPr>
-              <w:spacing w:line="315" w:lineRule="atLeast"/>
+              <w:spacing w:line="240" w:lineRule="auto" w:before="0" w:after="0"/>
               <w:rPr>
                 <w:rFonts w:ascii="Times New Roman" w:eastAsia="宋体" w:hAnsi="Times New Roman" w:cs="宋体" w:hint="default"/>
                 <w:b/>
@@ -3258,6 +3815,8 @@
             <w:r>
               <w:rPr>
                 <w:rFonts w:ascii="宋体" w:eastAsia="宋体" w:hAnsi="宋体" w:cs="宋体"/>
+                <w:b/>
+                <w:bCs/>
                 <w:sz w:val="21"/>
               </w:rPr>
               <w:t xml:space="preserve">用友</w:t>
@@ -3272,6 +3831,8 @@
             <w:r>
               <w:rPr>
                 <w:rFonts w:ascii="宋体" w:eastAsia="宋体" w:hAnsi="宋体" w:cs="宋体"/>
+                <w:b/>
+                <w:bCs/>
                 <w:sz w:val="21"/>
               </w:rPr>
               <w:t xml:space="preserve">（采购</w:t>
@@ -3286,6 +3847,8 @@
             <w:r>
               <w:rPr>
                 <w:rFonts w:ascii="宋体" w:eastAsia="宋体" w:hAnsi="宋体" w:cs="宋体"/>
+                <w:b/>
+                <w:bCs/>
                 <w:sz w:val="21"/>
               </w:rPr>
               <w:t xml:space="preserve">销售</w:t>
@@ -3300,6 +3863,8 @@
             <w:r>
               <w:rPr>
                 <w:rFonts w:ascii="宋体" w:eastAsia="宋体" w:hAnsi="宋体" w:cs="宋体"/>
+                <w:b/>
+                <w:bCs/>
                 <w:sz w:val="21"/>
               </w:rPr>
               <w:t xml:space="preserve">库存</w:t>
@@ -3314,6 +3879,8 @@
             <w:r>
               <w:rPr>
                 <w:rFonts w:ascii="宋体" w:eastAsia="宋体" w:hAnsi="宋体" w:cs="宋体"/>
+                <w:b/>
+                <w:bCs/>
                 <w:sz w:val="21"/>
               </w:rPr>
               <w:t xml:space="preserve">核算全流程）</w:t>
@@ -3321,7 +3888,7 @@
           </w:p>
           <w:p>
             <w:pPr>
-              <w:spacing w:line="315" w:lineRule="atLeast"/>
+              <w:spacing w:line="240" w:lineRule="auto" w:before="0" w:after="0"/>
               <w:rPr>
                 <w:rFonts w:ascii="Times New Roman" w:eastAsia="宋体" w:hAnsi="Times New Roman" w:cs="宋体" w:hint="default"/>
                 <w:b/>
@@ -3348,6 +3915,8 @@
             <w:r>
               <w:rPr>
                 <w:rFonts w:ascii="宋体" w:eastAsia="宋体" w:hAnsi="宋体" w:cs="宋体"/>
+                <w:b/>
+                <w:bCs/>
                 <w:sz w:val="21"/>
               </w:rPr>
               <w:t xml:space="preserve">，可阅读英文专业资料与基础商务沟通</w:t>
@@ -3355,7 +3924,7 @@
           </w:p>
           <w:p>
             <w:pPr>
-              <w:spacing w:line="315" w:lineRule="atLeast"/>
+              <w:spacing w:line="240" w:lineRule="auto" w:before="0" w:after="0"/>
               <w:rPr>
                 <w:rFonts w:ascii="Times New Roman" w:eastAsia="宋体" w:hAnsi="Times New Roman" w:cs="宋体" w:hint="default"/>
                 <w:b/>
@@ -3375,6 +3944,8 @@
             <w:r>
               <w:rPr>
                 <w:rFonts w:ascii="宋体" w:eastAsia="宋体" w:hAnsi="宋体" w:cs="宋体"/>
+                <w:b/>
+                <w:bCs/>
                 <w:sz w:val="21"/>
               </w:rPr>
               <w:t xml:space="preserve">项目主导与跨部门对接、电子台账搭建、流程梳理与标准化</w:t>
@@ -3389,6 +3960,7 @@
           <w:vanish/>
           <w:sz w:val="21"/>
         </w:rPr>
+        <w:spacing w:line="240" w:lineRule="auto" w:before="0" w:after="0"/>
       </w:pPr>
     </w:p>
     <w:sectPr>

--- a/docs/files/f4_文雪_半亩花田_市场研究（2027届校招-J10972）.docx
+++ b/docs/files/f4_文雪_半亩花田_市场研究（2027届校招-J10972）.docx
@@ -9,7 +9,7 @@
           <w:rFonts w:hint="default"/>
           <w:vanish/>
         </w:rPr>
-        <w:spacing w:line="240" w:lineRule="auto" w:before="0" w:after="0"/>
+        <w:spacing w:line="290" w:lineRule="atLeast" w:before="0" w:after="0"/>
       </w:pPr>
     </w:p>
     <w:tbl>
@@ -25,8 +25,7 @@
         <w:tblLook w:val="0000" w:firstRow="0" w:lastRow="0" w:firstColumn="0" w:lastColumn="0" w:noHBand="0" w:noVBand="0"/>
       </w:tblPr>
       <w:tblGrid>
-        <w:gridCol w:w="3673"/>
-        <w:gridCol w:w="5868"/>
+        <w:gridCol w:w="9541"/>
         <w:gridCol w:w="1203"/>
       </w:tblGrid>
       <w:tr>
@@ -37,7 +36,6 @@
         <w:tc>
           <w:tcPr>
             <w:tcW w:w="9541" w:type="dxa"/>
-            <w:gridSpan w:val="2"/>
             <w:tcBorders>
               <w:top w:val="nil"/>
               <w:left w:val="nil"/>
@@ -54,7 +52,7 @@
           </w:tcPr>
           <w:p>
             <w:pPr>
-              <w:spacing w:line="240" w:lineRule="auto" w:before="0" w:after="0"/>
+              <w:spacing w:line="290" w:lineRule="atLeast" w:before="0" w:after="0"/>
               <w:rPr>
                 <w:rFonts w:ascii="宋体" w:eastAsia="宋体" w:hAnsi="宋体"/>
                 <w:b/>
@@ -95,13 +93,13 @@
               <w:rPr>
                 <w:rFonts w:hint="default"/>
               </w:rPr>
-              <w:spacing w:line="240" w:lineRule="auto" w:before="0" w:after="0"/>
+              <w:spacing w:line="290" w:lineRule="atLeast" w:before="0" w:after="0"/>
             </w:pPr>
             <w:r>
               <w:rPr>
                 <w:noProof/>
               </w:rPr>
-              <w:pict w14:anchorId="66D4D0FE">
+              <w:pict w14:anchorId="7207AFA7">
                 <v:shapetype id="_x0000_t75" coordsize="21600,21600" o:spt="75" o:preferrelative="t" path="m@4@5l@4@11@9@11@9@5xe" filled="f" stroked="f">
                   <v:stroke joinstyle="miter"/>
                   <v:formulas>
@@ -134,16 +132,9 @@
           <w:trHeight w:val="430"/>
           <w:jc w:val="center"/>
         </w:trPr>
-      </w:tr>
-      <w:tr>
-        <w:trPr>
-          <w:trHeight w:val="423"/>
-          <w:jc w:val="center"/>
-        </w:trPr>
         <w:tc>
           <w:tcPr>
             <w:tcW w:w="9541" w:type="dxa"/>
-            <w:gridSpan w:val="2"/>
             <w:tcBorders>
               <w:top w:val="nil"/>
               <w:left w:val="nil"/>
@@ -160,55 +151,78 @@
           </w:tcPr>
           <w:p>
             <w:pPr>
-              <w:spacing w:line="240" w:lineRule="auto" w:before="0" w:after="0"/>
-              <w:rPr>
+              <w:spacing w:line="290" w:lineRule="atLeast" w:before="0" w:after="0"/>
+              <w:rPr>
+                <w:rFonts w:eastAsia="等线"/>
+                <w:sz w:val="21"/>
+              </w:rPr>
+            </w:pPr>
+            <w:r>
+              <w:rPr>
+                <w:rFonts w:ascii="Times New Roman" w:hAnsi="Times New Roman" w:hint="default"/>
+                <w:sz w:val="21"/>
+              </w:rPr>
+              <w:t>18658249341</w:t>
+            </w:r>
+            <w:r>
+              <w:rPr>
+                <w:rFonts w:eastAsia="等线"/>
+                <w:sz w:val="21"/>
+              </w:rPr>
+              <w:t xml:space="preserve"> </w:t>
+            </w:r>
+            <w:r>
+              <w:rPr>
+                <w:rFonts w:ascii="宋体" w:eastAsia="宋体" w:hAnsi="宋体"/>
+                <w:sz w:val="21"/>
+              </w:rPr>
+              <w:t xml:space="preserve"> </w:t>
+            </w:r>
+            <w:r>
+              <w:rPr>
+                <w:rFonts w:ascii="宋体" w:eastAsia="宋体" w:hAnsi="宋体"/>
                 <w:b/>
                 <w:bCs/>
                 <w:sz w:val="21"/>
               </w:rPr>
-            </w:pPr>
-            <w:r>
-              <w:rPr>
-                <w:rFonts w:ascii="宋体" w:eastAsia="宋体" w:hAnsi="宋体" w:cs="宋体"/>
+              <w:t>|</w:t>
+            </w:r>
+            <w:r>
+              <w:rPr>
+                <w:rFonts w:eastAsia="等线"/>
+                <w:sz w:val="21"/>
+              </w:rPr>
+              <w:t xml:space="preserve">  </w:t>
+            </w:r>
+            <w:r>
+              <w:rPr>
+                <w:rFonts w:ascii="Times New Roman" w:hAnsi="Times New Roman"/>
+                <w:sz w:val="21"/>
+              </w:rPr>
+              <w:t>2631217547@qq.com</w:t>
+            </w:r>
+            <w:r>
+              <w:rPr>
+                <w:rFonts w:ascii="Times New Roman" w:eastAsia="等线" w:hAnsi="Times New Roman"/>
+                <w:sz w:val="21"/>
+              </w:rPr>
+              <w:t xml:space="preserve">  </w:t>
+            </w:r>
+            <w:r>
+              <w:rPr>
+                <w:rFonts w:ascii="宋体" w:eastAsia="宋体" w:hAnsi="宋体"/>
                 <w:b/>
                 <w:bCs/>
                 <w:sz w:val="21"/>
               </w:rPr>
-              <w:t xml:space="preserve">求职意向：</w:t>
-            </w:r>
-            <w:r>
-              <w:rPr>
-                <w:rFonts w:ascii="宋体" w:eastAsia="宋体" w:hAnsi="宋体" w:cs="宋体"/>
-                <w:b/>
-                <w:bCs/>
-                <w:sz w:val="21"/>
-              </w:rPr>
-              <w:t xml:space="preserve"> </w:t>
-            </w:r>
-            <w:r>
-              <w:rPr>
-                <w:rFonts w:ascii="宋体" w:eastAsia="宋体" w:hAnsi="宋体" w:cs="宋体"/>
-                <w:b/>
-                <w:bCs/>
-                <w:sz w:val="21"/>
-              </w:rPr>
-              <w:t xml:space="preserve">市场研究</w:t>
-            </w:r>
-            <w:r>
-              <w:rPr>
-                <w:rFonts w:ascii="Times New Roman" w:hAnsi="Times New Roman" w:hint="default"/>
-                <w:sz w:val="21"/>
-              </w:rPr>
-              <w:t xml:space="preserve"> / </w:t>
-            </w:r>
-            <w:r>
-              <w:rPr>
-                <w:rFonts w:ascii="宋体" w:eastAsia="宋体" w:hAnsi="宋体" w:cs="宋体"/>
-                <w:b/>
-                <w:bCs/>
-                <w:sz w:val="21"/>
-              </w:rPr>
-              <w:t xml:space="preserve">数据分析</w:t>
+              <w:t>|</w:t>
+            </w:r>
+            <w:r>
+              <w:rPr>
+                <w:rFonts w:ascii="宋体" w:eastAsia="宋体" w:hAnsi="宋体"/>
+                <w:sz w:val="21"/>
+              </w:rPr>
+              <w:t xml:space="preserve">  济南</w:t>
             </w:r>
           </w:p>
         </w:tc>
@@ -222,7 +236,94 @@
               <w:rPr>
                 <w:sz w:val="21"/>
               </w:rPr>
-              <w:spacing w:line="240" w:lineRule="auto" w:before="0" w:after="0"/>
+              <w:spacing w:line="290" w:lineRule="atLeast" w:before="0" w:after="0"/>
+            </w:pPr>
+          </w:p>
+        </w:tc>
+      </w:tr>
+      <w:tr>
+        <w:trPr>
+          <w:trHeight w:val="423"/>
+          <w:jc w:val="center"/>
+        </w:trPr>
+        <w:tc>
+          <w:tcPr>
+            <w:tcW w:w="9541" w:type="dxa"/>
+            <w:tcBorders>
+              <w:top w:val="nil"/>
+              <w:left w:val="nil"/>
+              <w:bottom w:val="nil"/>
+              <w:right w:val="nil"/>
+            </w:tcBorders>
+            <w:tcMar>
+              <w:top w:w="0" w:type="dxa"/>
+              <w:left w:w="227" w:type="dxa"/>
+              <w:bottom w:w="0" w:type="dxa"/>
+              <w:right w:w="85" w:type="dxa"/>
+            </w:tcMar>
+            <w:vAlign w:val="center"/>
+          </w:tcPr>
+          <w:p>
+            <w:pPr>
+              <w:spacing w:line="290" w:lineRule="atLeast" w:before="0" w:after="0"/>
+              <w:rPr>
+                <w:b/>
+                <w:bCs/>
+                <w:sz w:val="21"/>
+              </w:rPr>
+            </w:pPr>
+            <w:r>
+              <w:rPr>
+                <w:rFonts w:ascii="Times New Roman" w:eastAsia="宋体" w:hAnsi="Times New Roman" w:cs="宋体"/>
+                <w:b/>
+                <w:bCs/>
+                <w:sz w:val="21"/>
+              </w:rPr>
+              <w:t xml:space="preserve">求职意向：</w:t>
+            </w:r>
+            <w:r>
+              <w:rPr>
+                <w:rFonts w:ascii="Times New Roman" w:eastAsia="宋体" w:hAnsi="Times New Roman" w:cs="宋体"/>
+                <w:b/>
+                <w:bCs/>
+                <w:sz w:val="21"/>
+              </w:rPr>
+              <w:t xml:space="preserve"> </w:t>
+            </w:r>
+            <w:r>
+              <w:rPr>
+                <w:rFonts w:ascii="Times New Roman" w:eastAsia="宋体" w:hAnsi="Times New Roman" w:cs="宋体"/>
+                <w:sz w:val="21"/>
+              </w:rPr>
+              <w:t xml:space="preserve">市场研究</w:t>
+            </w:r>
+            <w:r>
+              <w:rPr>
+                <w:rFonts w:eastAsia="宋体" w:ascii="Times New Roman" w:hAnsi="Times New Roman"/>
+                <w:sz w:val="21"/>
+              </w:rPr>
+              <w:t xml:space="preserve"> / </w:t>
+            </w:r>
+            <w:r>
+              <w:rPr>
+                <w:rFonts w:ascii="Times New Roman" w:eastAsia="宋体" w:hAnsi="Times New Roman" w:cs="宋体"/>
+                <w:sz w:val="21"/>
+              </w:rPr>
+              <w:t xml:space="preserve">数据分析</w:t>
+            </w:r>
+          </w:p>
+        </w:tc>
+        <w:tc>
+          <w:tcPr>
+            <w:tcW w:w="1203" w:type="dxa"/>
+            <w:shd w:val="clear" w:color="auto" w:fill="FFFFFF"/>
+          </w:tcPr>
+          <w:p>
+            <w:pPr>
+              <w:rPr>
+                <w:sz w:val="21"/>
+              </w:rPr>
+              <w:spacing w:line="290" w:lineRule="atLeast" w:before="0" w:after="0"/>
             </w:pPr>
           </w:p>
         </w:tc>
@@ -235,7 +336,7 @@
         <w:tc>
           <w:tcPr>
             <w:tcW w:w="10744" w:type="dxa"/>
-            <w:gridSpan w:val="3"/>
+            <w:gridSpan w:val="2"/>
             <w:tcBorders>
               <w:top w:val="nil"/>
               <w:left w:val="nil"/>
@@ -251,7 +352,7 @@
           </w:tcPr>
           <w:p>
             <w:pPr>
-              <w:spacing w:line="240" w:lineRule="auto" w:before="0" w:after="0"/>
+              <w:spacing w:line="290" w:lineRule="atLeast" w:before="0" w:after="0"/>
               <w:rPr>
                 <w:b/>
                 <w:bCs/>
@@ -260,7 +361,7 @@
             </w:pPr>
             <w:r>
               <w:rPr>
-                <w:rFonts w:ascii="宋体" w:eastAsia="宋体" w:hAnsi="宋体" w:cs="宋体"/>
+                <w:rFonts w:ascii="Times New Roman" w:eastAsia="宋体" w:hAnsi="Times New Roman" w:cs="宋体"/>
                 <w:b/>
                 <w:bCs/>
                 <w:sz w:val="21"/>
@@ -269,201 +370,175 @@
             </w:r>
             <w:r>
               <w:rPr>
-                <w:rFonts w:ascii="宋体" w:eastAsia="宋体" w:hAnsi="宋体" w:cs="宋体"/>
-                <w:b/>
-                <w:bCs/>
+                <w:rFonts w:ascii="Times New Roman" w:eastAsia="宋体" w:hAnsi="Times New Roman" w:cs="宋体"/>
                 <w:sz w:val="21"/>
               </w:rPr>
               <w:t xml:space="preserve">消费者洞察：基于</w:t>
             </w:r>
             <w:r>
               <w:rPr>
-                <w:rFonts w:ascii="Times New Roman" w:hAnsi="Times New Roman" w:hint="default"/>
+                <w:rFonts w:eastAsia="宋体" w:ascii="Times New Roman" w:hAnsi="Times New Roman"/>
                 <w:sz w:val="21"/>
               </w:rPr>
               <w:t xml:space="preserve">TAM</w:t>
             </w:r>
             <w:r>
               <w:rPr>
-                <w:rFonts w:ascii="宋体" w:eastAsia="宋体" w:hAnsi="宋体" w:cs="宋体"/>
-                <w:b/>
-                <w:bCs/>
+                <w:rFonts w:ascii="Times New Roman" w:eastAsia="宋体" w:hAnsi="Times New Roman" w:cs="宋体"/>
                 <w:sz w:val="21"/>
               </w:rPr>
               <w:t xml:space="preserve">模型设计并回收</w:t>
             </w:r>
             <w:r>
               <w:rPr>
-                <w:rFonts w:ascii="Times New Roman" w:hAnsi="Times New Roman" w:hint="default"/>
+                <w:rFonts w:eastAsia="宋体" w:ascii="Times New Roman" w:hAnsi="Times New Roman"/>
                 <w:sz w:val="21"/>
               </w:rPr>
               <w:t xml:space="preserve">328</w:t>
             </w:r>
             <w:r>
               <w:rPr>
-                <w:rFonts w:ascii="宋体" w:eastAsia="宋体" w:hAnsi="宋体" w:cs="宋体"/>
-                <w:b/>
-                <w:bCs/>
+                <w:rFonts w:ascii="Times New Roman" w:eastAsia="宋体" w:hAnsi="Times New Roman" w:cs="宋体"/>
                 <w:sz w:val="21"/>
               </w:rPr>
               <w:t xml:space="preserve">份有效问卷，用</w:t>
             </w:r>
             <w:r>
               <w:rPr>
-                <w:rFonts w:ascii="Times New Roman" w:hAnsi="Times New Roman" w:hint="default"/>
+                <w:rFonts w:eastAsia="宋体" w:ascii="Times New Roman" w:hAnsi="Times New Roman"/>
                 <w:sz w:val="21"/>
               </w:rPr>
               <w:t xml:space="preserve">SPSS/Python</w:t>
             </w:r>
             <w:r>
               <w:rPr>
-                <w:rFonts w:ascii="宋体" w:eastAsia="宋体" w:hAnsi="宋体" w:cs="宋体"/>
-                <w:b/>
-                <w:bCs/>
+                <w:rFonts w:ascii="Times New Roman" w:eastAsia="宋体" w:hAnsi="Times New Roman" w:cs="宋体"/>
                 <w:sz w:val="21"/>
               </w:rPr>
               <w:t xml:space="preserve">完成统计分析，识别影响用户感知价值的关键因素，具备消费者研究全流程经验；数据分析全流程：掌握</w:t>
             </w:r>
             <w:r>
               <w:rPr>
-                <w:rFonts w:ascii="Times New Roman" w:hAnsi="Times New Roman" w:hint="default"/>
+                <w:rFonts w:eastAsia="宋体" w:ascii="Times New Roman" w:hAnsi="Times New Roman"/>
                 <w:sz w:val="21"/>
               </w:rPr>
               <w:t xml:space="preserve">Python/R/SPSS/Excel</w:t>
             </w:r>
             <w:r>
               <w:rPr>
-                <w:rFonts w:ascii="宋体" w:eastAsia="宋体" w:hAnsi="宋体" w:cs="宋体"/>
-                <w:b/>
-                <w:bCs/>
+                <w:rFonts w:ascii="Times New Roman" w:eastAsia="宋体" w:hAnsi="Times New Roman" w:cs="宋体"/>
                 <w:sz w:val="21"/>
               </w:rPr>
               <w:t xml:space="preserve">，累计处理</w:t>
             </w:r>
             <w:r>
               <w:rPr>
-                <w:rFonts w:ascii="Times New Roman" w:hAnsi="Times New Roman" w:hint="default"/>
+                <w:rFonts w:eastAsia="宋体" w:ascii="Times New Roman" w:hAnsi="Times New Roman"/>
                 <w:sz w:val="21"/>
               </w:rPr>
               <w:t xml:space="preserve">4.5</w:t>
             </w:r>
             <w:r>
               <w:rPr>
-                <w:rFonts w:ascii="宋体" w:eastAsia="宋体" w:hAnsi="宋体" w:cs="宋体"/>
-                <w:b/>
-                <w:bCs/>
+                <w:rFonts w:ascii="Times New Roman" w:eastAsia="宋体" w:hAnsi="Times New Roman" w:cs="宋体"/>
                 <w:sz w:val="21"/>
               </w:rPr>
               <w:t xml:space="preserve">万</w:t>
             </w:r>
             <w:r>
               <w:rPr>
-                <w:rFonts w:ascii="Times New Roman" w:hAnsi="Times New Roman" w:hint="default"/>
+                <w:rFonts w:eastAsia="宋体" w:ascii="Times New Roman" w:hAnsi="Times New Roman"/>
                 <w:sz w:val="21"/>
               </w:rPr>
               <w:t xml:space="preserve">+</w:t>
             </w:r>
             <w:r>
               <w:rPr>
-                <w:rFonts w:ascii="宋体" w:eastAsia="宋体" w:hAnsi="宋体" w:cs="宋体"/>
-                <w:b/>
-                <w:bCs/>
+                <w:rFonts w:ascii="Times New Roman" w:eastAsia="宋体" w:hAnsi="Times New Roman" w:cs="宋体"/>
                 <w:sz w:val="21"/>
               </w:rPr>
               <w:t xml:space="preserve">条业务数据，能独立完成清洗→建模→可视化→结论输出；运营视角洞察：基于</w:t>
             </w:r>
             <w:r>
               <w:rPr>
-                <w:rFonts w:ascii="Times New Roman" w:hAnsi="Times New Roman" w:hint="default"/>
+                <w:rFonts w:eastAsia="宋体" w:ascii="Times New Roman" w:hAnsi="Times New Roman"/>
                 <w:sz w:val="21"/>
               </w:rPr>
               <w:t xml:space="preserve">45211</w:t>
             </w:r>
             <w:r>
               <w:rPr>
-                <w:rFonts w:ascii="宋体" w:eastAsia="宋体" w:hAnsi="宋体" w:cs="宋体"/>
-                <w:b/>
-                <w:bCs/>
+                <w:rFonts w:ascii="Times New Roman" w:eastAsia="宋体" w:hAnsi="Times New Roman" w:cs="宋体"/>
                 <w:sz w:val="21"/>
               </w:rPr>
               <w:t xml:space="preserve">条真实数据做多维度分层，用帕累托</w:t>
             </w:r>
             <w:r>
               <w:rPr>
-                <w:rFonts w:ascii="Times New Roman" w:hAnsi="Times New Roman" w:hint="default"/>
+                <w:rFonts w:eastAsia="宋体" w:ascii="Times New Roman" w:hAnsi="Times New Roman"/>
                 <w:sz w:val="21"/>
               </w:rPr>
               <w:t xml:space="preserve">/</w:t>
             </w:r>
             <w:r>
               <w:rPr>
-                <w:rFonts w:ascii="宋体" w:eastAsia="宋体" w:hAnsi="宋体" w:cs="宋体"/>
-                <w:b/>
-                <w:bCs/>
+                <w:rFonts w:ascii="Times New Roman" w:eastAsia="宋体" w:hAnsi="Times New Roman" w:cs="宋体"/>
                 <w:sz w:val="21"/>
               </w:rPr>
               <w:t xml:space="preserve">相关性热力图</w:t>
             </w:r>
             <w:r>
               <w:rPr>
-                <w:rFonts w:ascii="Times New Roman" w:hAnsi="Times New Roman" w:hint="default"/>
+                <w:rFonts w:eastAsia="宋体" w:ascii="Times New Roman" w:hAnsi="Times New Roman"/>
                 <w:sz w:val="21"/>
               </w:rPr>
               <w:t xml:space="preserve">/</w:t>
             </w:r>
             <w:r>
               <w:rPr>
-                <w:rFonts w:ascii="宋体" w:eastAsia="宋体" w:hAnsi="宋体" w:cs="宋体"/>
-                <w:b/>
-                <w:bCs/>
+                <w:rFonts w:ascii="Times New Roman" w:eastAsia="宋体" w:hAnsi="Times New Roman" w:cs="宋体"/>
                 <w:sz w:val="21"/>
               </w:rPr>
               <w:t xml:space="preserve">瀑布图定位高价值客群与流失关键环节，擅长从数据中发现运营漏洞与行业规律；模型落地：独立构建优化模型（</w:t>
             </w:r>
             <w:r>
               <w:rPr>
-                <w:rFonts w:ascii="Times New Roman" w:hAnsi="Times New Roman" w:hint="default"/>
+                <w:rFonts w:eastAsia="宋体" w:ascii="Times New Roman" w:hAnsi="Times New Roman"/>
                 <w:sz w:val="21"/>
               </w:rPr>
               <w:t xml:space="preserve">Python</w:t>
             </w:r>
             <w:r>
               <w:rPr>
-                <w:rFonts w:ascii="宋体" w:eastAsia="宋体" w:hAnsi="宋体" w:cs="宋体"/>
-                <w:b/>
-                <w:bCs/>
+                <w:rFonts w:ascii="Times New Roman" w:eastAsia="宋体" w:hAnsi="Times New Roman" w:cs="宋体"/>
                 <w:sz w:val="21"/>
               </w:rPr>
               <w:t xml:space="preserve">求解），测算成本降低</w:t>
             </w:r>
             <w:r>
               <w:rPr>
-                <w:rFonts w:ascii="Times New Roman" w:hAnsi="Times New Roman" w:hint="default"/>
+                <w:rFonts w:eastAsia="宋体" w:ascii="Times New Roman" w:hAnsi="Times New Roman"/>
                 <w:sz w:val="21"/>
               </w:rPr>
               <w:t xml:space="preserve">18.7%</w:t>
             </w:r>
             <w:r>
               <w:rPr>
-                <w:rFonts w:ascii="宋体" w:eastAsia="宋体" w:hAnsi="宋体" w:cs="宋体"/>
-                <w:b/>
-                <w:bCs/>
+                <w:rFonts w:ascii="Times New Roman" w:eastAsia="宋体" w:hAnsi="Times New Roman" w:cs="宋体"/>
                 <w:sz w:val="21"/>
               </w:rPr>
               <w:t xml:space="preserve">、配送时长缩短</w:t>
             </w:r>
             <w:r>
               <w:rPr>
-                <w:rFonts w:ascii="Times New Roman" w:hAnsi="Times New Roman" w:hint="default"/>
+                <w:rFonts w:eastAsia="宋体" w:ascii="Times New Roman" w:hAnsi="Times New Roman"/>
                 <w:sz w:val="21"/>
               </w:rPr>
               <w:t xml:space="preserve">22.3%</w:t>
             </w:r>
             <w:r>
               <w:rPr>
-                <w:rFonts w:ascii="宋体" w:eastAsia="宋体" w:hAnsi="宋体" w:cs="宋体"/>
-                <w:b/>
-                <w:bCs/>
+                <w:rFonts w:ascii="Times New Roman" w:eastAsia="宋体" w:hAnsi="Times New Roman" w:cs="宋体"/>
                 <w:sz w:val="21"/>
               </w:rPr>
               <w:t xml:space="preserve">，具备「数据→建议→方案」闭环能力</w:t>
@@ -478,7 +553,7 @@
           <w:vanish/>
           <w:sz w:val="2"/>
         </w:rPr>
-        <w:spacing w:line="240" w:lineRule="auto" w:before="0" w:after="0"/>
+        <w:spacing w:line="290" w:lineRule="atLeast" w:before="0" w:after="0"/>
       </w:pPr>
     </w:p>
     <w:tbl>
@@ -520,7 +595,7 @@
           </w:tcPr>
           <w:p>
             <w:pPr>
-              <w:spacing w:line="240" w:lineRule="auto" w:before="0" w:after="0"/>
+              <w:spacing w:line="290" w:lineRule="atLeast" w:before="0" w:after="0"/>
             </w:pPr>
             <w:r>
               <w:rPr>
@@ -591,7 +666,7 @@
                 </w:tcPr>
                 <w:p>
                   <w:pPr>
-                    <w:spacing w:line="240" w:lineRule="auto" w:before="0" w:after="0"/>
+                    <w:spacing w:line="290" w:lineRule="atLeast" w:before="0" w:after="0"/>
                     <w:jc w:val="center"/>
                     <w:rPr>
                       <w:sz w:val="21"/>
@@ -618,7 +693,7 @@
                 </w:tcPr>
                 <w:p>
                   <w:pPr>
-                    <w:spacing w:line="240" w:lineRule="auto" w:before="0" w:after="0"/>
+                    <w:spacing w:line="290" w:lineRule="atLeast" w:before="0" w:after="0"/>
                     <w:rPr>
                       <w:b/>
                       <w:bCs/>
@@ -655,7 +730,7 @@
                 </w:tcPr>
                 <w:p>
                   <w:pPr>
-                    <w:spacing w:line="240" w:lineRule="auto" w:before="0" w:after="0"/>
+                    <w:spacing w:line="290" w:lineRule="atLeast" w:before="0" w:after="0"/>
                     <w:rPr>
                       <w:b/>
                       <w:bCs/>
@@ -730,7 +805,7 @@
                 </w:tcPr>
                 <w:p>
                   <w:pPr>
-                    <w:spacing w:line="240" w:lineRule="auto" w:before="0" w:after="0"/>
+                    <w:spacing w:line="290" w:lineRule="atLeast" w:before="0" w:after="0"/>
                     <w:rPr>
                       <w:rFonts w:ascii="Times New Roman" w:eastAsia="等线" w:hAnsi="Times New Roman" w:hint="default"/>
                       <w:b/>
@@ -753,7 +828,7 @@
           </w:tbl>
           <w:p>
             <w:pPr>
-              <w:spacing w:line="240" w:lineRule="auto" w:before="0" w:after="0"/>
+              <w:spacing w:line="290" w:lineRule="atLeast" w:before="0" w:after="0"/>
               <w:rPr>
                 <w:b/>
                 <w:bCs/>
@@ -768,7 +843,7 @@
         <w:rPr>
           <w:vanish/>
         </w:rPr>
-        <w:spacing w:line="240" w:lineRule="auto" w:before="0" w:after="0"/>
+        <w:spacing w:line="290" w:lineRule="atLeast" w:before="0" w:after="0"/>
       </w:pPr>
     </w:p>
     <w:p>
@@ -777,7 +852,7 @@
           <w:vanish/>
           <w:sz w:val="21"/>
         </w:rPr>
-        <w:spacing w:line="240" w:lineRule="auto" w:before="0" w:after="0"/>
+        <w:spacing w:line="290" w:lineRule="atLeast" w:before="0" w:after="0"/>
       </w:pPr>
     </w:p>
     <w:tbl>
@@ -819,7 +894,7 @@
           </w:tcPr>
           <w:p>
             <w:pPr>
-              <w:spacing w:line="240" w:lineRule="auto" w:before="0" w:after="0"/>
+              <w:spacing w:line="290" w:lineRule="atLeast" w:before="0" w:after="0"/>
               <w:rPr>
                 <w:sz w:val="21"/>
               </w:rPr>
@@ -849,7 +924,7 @@
                 <w:ilvl w:val="0"/>
                 <w:numId w:val="2"/>
               </w:numPr>
-              <w:spacing w:line="240" w:lineRule="auto" w:before="0" w:after="0"/>
+              <w:spacing w:line="290" w:lineRule="atLeast" w:before="0" w:after="0"/>
               <w:ind w:left="442" w:hanging="442"/>
               <w:rPr>
                 <w:sz w:val="21"/>
@@ -857,7 +932,7 @@
             </w:pPr>
             <w:r>
               <w:rPr>
-                <w:rFonts w:ascii="宋体" w:eastAsia="宋体" w:hAnsi="宋体" w:cs="宋体"/>
+                <w:rFonts w:ascii="Times New Roman" w:eastAsia="宋体" w:hAnsi="Times New Roman" w:cs="宋体"/>
                 <w:b/>
                 <w:bCs/>
                 <w:sz w:val="21"/>
@@ -866,25 +941,21 @@
             </w:r>
             <w:r>
               <w:rPr>
-                <w:rFonts w:ascii="宋体" w:eastAsia="宋体" w:hAnsi="宋体" w:cs="宋体"/>
-                <w:b/>
-                <w:bCs/>
+                <w:rFonts w:ascii="Times New Roman" w:eastAsia="宋体" w:hAnsi="Times New Roman" w:cs="宋体"/>
                 <w:sz w:val="21"/>
               </w:rPr>
               <w:t xml:space="preserve">统计学、</w:t>
             </w:r>
             <w:r>
               <w:rPr>
-                <w:rFonts w:ascii="Times New Roman" w:hAnsi="Times New Roman" w:hint="default"/>
+                <w:rFonts w:eastAsia="宋体" w:ascii="Times New Roman" w:hAnsi="Times New Roman"/>
                 <w:sz w:val="21"/>
               </w:rPr>
               <w:t xml:space="preserve">Python</w:t>
             </w:r>
             <w:r>
               <w:rPr>
-                <w:rFonts w:ascii="宋体" w:eastAsia="宋体" w:hAnsi="宋体" w:cs="宋体"/>
-                <w:b/>
-                <w:bCs/>
+                <w:rFonts w:ascii="Times New Roman" w:eastAsia="宋体" w:hAnsi="Times New Roman" w:cs="宋体"/>
                 <w:sz w:val="21"/>
               </w:rPr>
               <w:t xml:space="preserve">程序设计、大数据管理与分析、供应链建模与仿真、采购管理、物流管理、数据科学与大数据分析</w:t>
@@ -915,7 +986,7 @@
           </w:tcPr>
           <w:p>
             <w:pPr>
-              <w:spacing w:line="240" w:lineRule="auto" w:before="0" w:after="0"/>
+              <w:spacing w:line="290" w:lineRule="atLeast" w:before="0" w:after="0"/>
               <w:rPr>
                 <w:sz w:val="21"/>
               </w:rPr>
@@ -945,14 +1016,14 @@
                 <w:ilvl w:val="0"/>
                 <w:numId w:val="2"/>
               </w:numPr>
-              <w:spacing w:line="240" w:lineRule="auto" w:before="0" w:after="0"/>
-              <w:rPr>
-                <w:sz w:val="21"/>
-              </w:rPr>
-            </w:pPr>
-            <w:r>
-              <w:rPr>
-                <w:rFonts w:ascii="宋体" w:eastAsia="宋体" w:hAnsi="宋体" w:cs="宋体"/>
+              <w:spacing w:line="290" w:lineRule="atLeast" w:before="0" w:after="0"/>
+              <w:rPr>
+                <w:sz w:val="21"/>
+              </w:rPr>
+            </w:pPr>
+            <w:r>
+              <w:rPr>
+                <w:rFonts w:ascii="Times New Roman" w:eastAsia="宋体" w:hAnsi="Times New Roman" w:cs="宋体"/>
                 <w:b/>
                 <w:bCs/>
                 <w:sz w:val="21"/>
@@ -961,41 +1032,35 @@
             </w:r>
             <w:r>
               <w:rPr>
-                <w:rFonts w:ascii="宋体" w:eastAsia="宋体" w:hAnsi="宋体" w:cs="宋体"/>
-                <w:b/>
-                <w:bCs/>
+                <w:rFonts w:ascii="Times New Roman" w:eastAsia="宋体" w:hAnsi="Times New Roman" w:cs="宋体"/>
                 <w:sz w:val="21"/>
               </w:rPr>
               <w:t xml:space="preserve">山东大学</w:t>
             </w:r>
             <w:r>
               <w:rPr>
-                <w:rFonts w:ascii="Times New Roman" w:hAnsi="Times New Roman" w:hint="default"/>
+                <w:rFonts w:eastAsia="宋体" w:ascii="Times New Roman" w:hAnsi="Times New Roman"/>
                 <w:sz w:val="21"/>
               </w:rPr>
               <w:t xml:space="preserve">2024</w:t>
             </w:r>
             <w:r>
               <w:rPr>
-                <w:rFonts w:ascii="宋体" w:eastAsia="宋体" w:hAnsi="宋体" w:cs="宋体"/>
-                <w:b/>
-                <w:bCs/>
+                <w:rFonts w:ascii="Times New Roman" w:eastAsia="宋体" w:hAnsi="Times New Roman" w:cs="宋体"/>
                 <w:sz w:val="21"/>
               </w:rPr>
               <w:t xml:space="preserve">—</w:t>
             </w:r>
             <w:r>
               <w:rPr>
-                <w:rFonts w:ascii="Times New Roman" w:hAnsi="Times New Roman" w:hint="default"/>
+                <w:rFonts w:eastAsia="宋体" w:ascii="Times New Roman" w:hAnsi="Times New Roman"/>
                 <w:sz w:val="21"/>
               </w:rPr>
               <w:t xml:space="preserve">2025</w:t>
             </w:r>
             <w:r>
               <w:rPr>
-                <w:rFonts w:ascii="宋体" w:eastAsia="宋体" w:hAnsi="宋体" w:cs="宋体"/>
-                <w:b/>
-                <w:bCs/>
+                <w:rFonts w:ascii="Times New Roman" w:eastAsia="宋体" w:hAnsi="Times New Roman" w:cs="宋体"/>
                 <w:sz w:val="21"/>
               </w:rPr>
               <w:t xml:space="preserve">年暑期社会实践专项优秀等级</w:t>
@@ -1010,7 +1075,7 @@
           <w:vanish/>
           <w:sz w:val="21"/>
         </w:rPr>
-        <w:spacing w:line="240" w:lineRule="auto" w:before="0" w:after="0"/>
+        <w:spacing w:line="290" w:lineRule="atLeast" w:before="0" w:after="0"/>
       </w:pPr>
     </w:p>
     <w:p>
@@ -1019,7 +1084,7 @@
           <w:vanish/>
           <w:sz w:val="2"/>
         </w:rPr>
-        <w:spacing w:line="240" w:lineRule="auto" w:before="0" w:after="0"/>
+        <w:spacing w:line="290" w:lineRule="atLeast" w:before="0" w:after="0"/>
       </w:pPr>
     </w:p>
     <w:p>
@@ -1027,7 +1092,7 @@
         <w:rPr>
           <w:vanish/>
         </w:rPr>
-        <w:spacing w:line="240" w:lineRule="auto" w:before="0" w:after="0"/>
+        <w:spacing w:line="290" w:lineRule="atLeast" w:before="0" w:after="0"/>
       </w:pPr>
     </w:p>
     <w:p>
@@ -1036,7 +1101,7 @@
           <w:vanish/>
           <w:sz w:val="21"/>
         </w:rPr>
-        <w:spacing w:line="240" w:lineRule="auto" w:before="0" w:after="0"/>
+        <w:spacing w:line="290" w:lineRule="atLeast" w:before="0" w:after="0"/>
       </w:pPr>
     </w:p>
     <w:p>
@@ -1045,7 +1110,7 @@
           <w:vanish/>
           <w:sz w:val="21"/>
         </w:rPr>
-        <w:spacing w:line="240" w:lineRule="auto" w:before="0" w:after="0"/>
+        <w:spacing w:line="290" w:lineRule="atLeast" w:before="0" w:after="0"/>
       </w:pPr>
     </w:p>
     <w:p>
@@ -1054,7 +1119,7 @@
           <w:vanish/>
           <w:sz w:val="2"/>
         </w:rPr>
-        <w:spacing w:line="240" w:lineRule="auto" w:before="0" w:after="0"/>
+        <w:spacing w:line="290" w:lineRule="atLeast" w:before="0" w:after="0"/>
       </w:pPr>
     </w:p>
     <w:tbl>
@@ -1108,7 +1173,7 @@
           </w:tcPr>
           <w:p>
             <w:pPr>
-              <w:spacing w:line="240" w:lineRule="auto" w:before="0" w:after="0"/>
+              <w:spacing w:line="290" w:lineRule="atLeast" w:before="0" w:after="0"/>
               <w:rPr>
                 <w:rFonts w:ascii="Times New Roman" w:hAnsi="Times New Roman"/>
                 <w:b/>
@@ -1159,7 +1224,7 @@
           </w:tcPr>
           <w:p>
             <w:pPr>
-              <w:spacing w:line="240" w:lineRule="auto" w:before="0" w:after="0"/>
+              <w:spacing w:line="290" w:lineRule="atLeast" w:before="0" w:after="0"/>
               <w:rPr>
                 <w:rFonts w:ascii="Times New Roman" w:hAnsi="Times New Roman"/>
                 <w:sz w:val="21"/>
@@ -1187,7 +1252,7 @@
           </w:tcPr>
           <w:p>
             <w:pPr>
-              <w:spacing w:line="240" w:lineRule="auto" w:before="0" w:after="0"/>
+              <w:spacing w:line="290" w:lineRule="atLeast" w:before="0" w:after="0"/>
               <w:rPr>
                 <w:rFonts w:ascii="Times New Roman" w:hAnsi="Times New Roman"/>
                 <w:sz w:val="21"/>
@@ -1195,7 +1260,7 @@
             </w:pPr>
             <w:r>
               <w:rPr>
-                <w:rFonts w:ascii="宋体" w:eastAsia="宋体" w:hAnsi="宋体" w:cs="宋体"/>
+                <w:rFonts w:ascii="Times New Roman" w:eastAsia="宋体" w:hAnsi="Times New Roman" w:cs="宋体"/>
                 <w:b/>
                 <w:bCs/>
                 <w:sz w:val="21"/>
@@ -1218,7 +1283,7 @@
           </w:tcPr>
           <w:p>
             <w:pPr>
-              <w:spacing w:line="240" w:lineRule="auto" w:before="0" w:after="0"/>
+              <w:spacing w:line="290" w:lineRule="atLeast" w:before="0" w:after="0"/>
               <w:rPr>
                 <w:rFonts w:ascii="Times New Roman" w:eastAsia="等线" w:hAnsi="Times New Roman"/>
                 <w:b/>
@@ -1228,7 +1293,7 @@
             </w:pPr>
             <w:r>
               <w:rPr>
-                <w:rFonts w:ascii="宋体" w:eastAsia="宋体" w:hAnsi="宋体" w:cs="宋体"/>
+                <w:rFonts w:ascii="Times New Roman" w:eastAsia="宋体" w:hAnsi="Times New Roman" w:cs="宋体"/>
                 <w:b/>
                 <w:bCs/>
                 <w:sz w:val="21"/>
@@ -1250,7 +1315,7 @@
           </w:tcPr>
           <w:p>
             <w:pPr>
-              <w:spacing w:line="240" w:lineRule="auto" w:before="0" w:after="0"/>
+              <w:spacing w:line="290" w:lineRule="atLeast" w:before="0" w:after="0"/>
               <w:rPr>
                 <w:rFonts w:ascii="Times New Roman" w:eastAsia="等线" w:hAnsi="Times New Roman" w:hint="default"/>
                 <w:b/>
@@ -1260,7 +1325,7 @@
             </w:pPr>
             <w:r>
               <w:rPr>
-                <w:rFonts w:ascii="宋体" w:eastAsia="宋体" w:hAnsi="宋体" w:cs="宋体"/>
+                <w:rFonts w:ascii="Times New Roman" w:eastAsia="宋体" w:hAnsi="Times New Roman" w:cs="宋体"/>
                 <w:b/>
                 <w:bCs/>
                 <w:sz w:val="21"/>
@@ -1295,7 +1360,7 @@
           </w:tcPr>
           <w:p>
             <w:pPr>
-              <w:spacing w:line="240" w:lineRule="auto" w:before="0" w:after="0"/>
+              <w:spacing w:line="290" w:lineRule="atLeast" w:before="0" w:after="0"/>
               <w:rPr>
                 <w:rFonts w:ascii="Times New Roman" w:hAnsi="Times New Roman"/>
                 <w:sz w:val="21"/>
@@ -1327,7 +1392,7 @@
                 <w:ilvl w:val="0"/>
                 <w:numId w:val="9"/>
               </w:numPr>
-              <w:spacing w:line="240" w:lineRule="auto" w:before="0" w:after="0"/>
+              <w:spacing w:line="290" w:lineRule="atLeast" w:before="0" w:after="0"/>
               <w:rPr>
                 <w:rFonts w:ascii="Times New Roman" w:eastAsia="宋体" w:hAnsi="Times New Roman" w:cs="宋体" w:hint="default"/>
                 <w:sz w:val="21"/>
@@ -1335,89 +1400,77 @@
             </w:pPr>
             <w:r>
               <w:rPr>
-                <w:rFonts w:ascii="宋体" w:eastAsia="宋体" w:hAnsi="宋体" w:cs="宋体"/>
-                <w:b/>
-                <w:bCs/>
+                <w:rFonts w:ascii="Times New Roman" w:eastAsia="宋体" w:hAnsi="Times New Roman" w:cs="宋体"/>
                 <w:sz w:val="21"/>
               </w:rPr>
               <w:t xml:space="preserve">基于</w:t>
             </w:r>
             <w:r>
               <w:rPr>
-                <w:rFonts w:ascii="Times New Roman" w:hAnsi="Times New Roman" w:hint="default"/>
+                <w:rFonts w:eastAsia="宋体" w:ascii="Times New Roman" w:hAnsi="Times New Roman"/>
                 <w:sz w:val="21"/>
               </w:rPr>
               <w:t xml:space="preserve">TAM</w:t>
             </w:r>
             <w:r>
               <w:rPr>
-                <w:rFonts w:ascii="宋体" w:eastAsia="宋体" w:hAnsi="宋体" w:cs="宋体"/>
-                <w:b/>
-                <w:bCs/>
+                <w:rFonts w:ascii="Times New Roman" w:eastAsia="宋体" w:hAnsi="Times New Roman" w:cs="宋体"/>
                 <w:sz w:val="21"/>
               </w:rPr>
               <w:t xml:space="preserve">模型设计</w:t>
             </w:r>
             <w:r>
               <w:rPr>
-                <w:rFonts w:ascii="Times New Roman" w:hAnsi="Times New Roman" w:hint="default"/>
+                <w:rFonts w:eastAsia="宋体" w:ascii="Times New Roman" w:hAnsi="Times New Roman"/>
                 <w:sz w:val="21"/>
               </w:rPr>
               <w:t xml:space="preserve">7</w:t>
             </w:r>
             <w:r>
               <w:rPr>
-                <w:rFonts w:ascii="宋体" w:eastAsia="宋体" w:hAnsi="宋体" w:cs="宋体"/>
-                <w:b/>
-                <w:bCs/>
+                <w:rFonts w:ascii="Times New Roman" w:eastAsia="宋体" w:hAnsi="Times New Roman" w:cs="宋体"/>
                 <w:sz w:val="21"/>
               </w:rPr>
               <w:t xml:space="preserve">点李克特量表问卷，回收</w:t>
             </w:r>
             <w:r>
               <w:rPr>
-                <w:rFonts w:ascii="Times New Roman" w:hAnsi="Times New Roman" w:hint="default"/>
+                <w:rFonts w:eastAsia="宋体" w:ascii="Times New Roman" w:hAnsi="Times New Roman"/>
                 <w:sz w:val="21"/>
               </w:rPr>
               <w:t xml:space="preserve">328</w:t>
             </w:r>
             <w:r>
               <w:rPr>
-                <w:rFonts w:ascii="宋体" w:eastAsia="宋体" w:hAnsi="宋体" w:cs="宋体"/>
-                <w:b/>
-                <w:bCs/>
+                <w:rFonts w:ascii="Times New Roman" w:eastAsia="宋体" w:hAnsi="Times New Roman" w:cs="宋体"/>
                 <w:sz w:val="21"/>
               </w:rPr>
               <w:t xml:space="preserve">份有效样本，用</w:t>
             </w:r>
             <w:r>
               <w:rPr>
-                <w:rFonts w:ascii="Times New Roman" w:hAnsi="Times New Roman" w:hint="default"/>
+                <w:rFonts w:eastAsia="宋体" w:ascii="Times New Roman" w:hAnsi="Times New Roman"/>
                 <w:sz w:val="21"/>
               </w:rPr>
               <w:t xml:space="preserve">SPSS</w:t>
             </w:r>
             <w:r>
               <w:rPr>
-                <w:rFonts w:ascii="宋体" w:eastAsia="宋体" w:hAnsi="宋体" w:cs="宋体"/>
-                <w:b/>
-                <w:bCs/>
+                <w:rFonts w:ascii="Times New Roman" w:eastAsia="宋体" w:hAnsi="Times New Roman" w:cs="宋体"/>
                 <w:sz w:val="21"/>
               </w:rPr>
               <w:t xml:space="preserve">和</w:t>
             </w:r>
             <w:r>
               <w:rPr>
-                <w:rFonts w:ascii="Times New Roman" w:hAnsi="Times New Roman" w:hint="default"/>
+                <w:rFonts w:eastAsia="宋体" w:ascii="Times New Roman" w:hAnsi="Times New Roman"/>
                 <w:sz w:val="21"/>
               </w:rPr>
               <w:t xml:space="preserve">Python</w:t>
             </w:r>
             <w:r>
               <w:rPr>
-                <w:rFonts w:ascii="宋体" w:eastAsia="宋体" w:hAnsi="宋体" w:cs="宋体"/>
-                <w:b/>
-                <w:bCs/>
+                <w:rFonts w:ascii="Times New Roman" w:eastAsia="宋体" w:hAnsi="Times New Roman" w:cs="宋体"/>
                 <w:sz w:val="21"/>
               </w:rPr>
               <w:t xml:space="preserve">完成统计分析</w:t>
@@ -1429,7 +1482,7 @@
                 <w:ilvl w:val="0"/>
                 <w:numId w:val="9"/>
               </w:numPr>
-              <w:spacing w:line="240" w:lineRule="auto" w:before="0" w:after="0"/>
+              <w:spacing w:line="290" w:lineRule="atLeast" w:before="0" w:after="0"/>
               <w:rPr>
                 <w:rFonts w:ascii="Times New Roman" w:eastAsia="宋体" w:hAnsi="Times New Roman" w:cs="宋体" w:hint="default"/>
                 <w:sz w:val="21"/>
@@ -1437,57 +1490,49 @@
             </w:pPr>
             <w:r>
               <w:rPr>
-                <w:rFonts w:ascii="宋体" w:eastAsia="宋体" w:hAnsi="宋体" w:cs="宋体"/>
-                <w:b/>
-                <w:bCs/>
+                <w:rFonts w:ascii="Times New Roman" w:eastAsia="宋体" w:hAnsi="Times New Roman" w:cs="宋体"/>
                 <w:sz w:val="21"/>
               </w:rPr>
               <w:t xml:space="preserve">验证交互性（</w:t>
             </w:r>
             <w:r>
               <w:rPr>
-                <w:rFonts w:ascii="Times New Roman" w:hAnsi="Times New Roman" w:hint="default"/>
+                <w:rFonts w:eastAsia="宋体" w:ascii="Times New Roman" w:hAnsi="Times New Roman"/>
                 <w:sz w:val="21"/>
               </w:rPr>
               <w:t xml:space="preserve">β=0.42</w:t>
             </w:r>
             <w:r>
               <w:rPr>
-                <w:rFonts w:ascii="宋体" w:eastAsia="宋体" w:hAnsi="宋体" w:cs="宋体"/>
-                <w:b/>
-                <w:bCs/>
+                <w:rFonts w:ascii="Times New Roman" w:eastAsia="宋体" w:hAnsi="Times New Roman" w:cs="宋体"/>
                 <w:sz w:val="21"/>
               </w:rPr>
               <w:t xml:space="preserve">）、个性化（</w:t>
             </w:r>
             <w:r>
               <w:rPr>
-                <w:rFonts w:ascii="Times New Roman" w:hAnsi="Times New Roman" w:hint="default"/>
+                <w:rFonts w:eastAsia="宋体" w:ascii="Times New Roman" w:hAnsi="Times New Roman"/>
                 <w:sz w:val="21"/>
               </w:rPr>
               <w:t xml:space="preserve">β=0.38</w:t>
             </w:r>
             <w:r>
               <w:rPr>
-                <w:rFonts w:ascii="宋体" w:eastAsia="宋体" w:hAnsi="宋体" w:cs="宋体"/>
-                <w:b/>
-                <w:bCs/>
+                <w:rFonts w:ascii="Times New Roman" w:eastAsia="宋体" w:hAnsi="Times New Roman" w:cs="宋体"/>
                 <w:sz w:val="21"/>
               </w:rPr>
               <w:t xml:space="preserve">）、自主性（</w:t>
             </w:r>
             <w:r>
               <w:rPr>
-                <w:rFonts w:ascii="Times New Roman" w:hAnsi="Times New Roman" w:hint="default"/>
+                <w:rFonts w:eastAsia="宋体" w:ascii="Times New Roman" w:hAnsi="Times New Roman"/>
                 <w:sz w:val="21"/>
               </w:rPr>
               <w:t xml:space="preserve">β=0.31</w:t>
             </w:r>
             <w:r>
               <w:rPr>
-                <w:rFonts w:ascii="宋体" w:eastAsia="宋体" w:hAnsi="宋体" w:cs="宋体"/>
-                <w:b/>
-                <w:bCs/>
+                <w:rFonts w:ascii="Times New Roman" w:eastAsia="宋体" w:hAnsi="Times New Roman" w:cs="宋体"/>
                 <w:sz w:val="21"/>
               </w:rPr>
               <w:t xml:space="preserve">）显著正向影响用户感知价值，识别问题识别准确性、智能解决能力为核心影响因素，输出消费者洞察结论</w:t>
@@ -1520,7 +1565,7 @@
           </w:tcPr>
           <w:p>
             <w:pPr>
-              <w:spacing w:line="240" w:lineRule="auto" w:before="0" w:after="0"/>
+              <w:spacing w:line="290" w:lineRule="atLeast" w:before="0" w:after="0"/>
               <w:rPr>
                 <w:rFonts w:ascii="Times New Roman" w:hAnsi="Times New Roman"/>
                 <w:sz w:val="21"/>
@@ -1548,7 +1593,7 @@
           </w:tcPr>
           <w:p>
             <w:pPr>
-              <w:spacing w:line="240" w:lineRule="auto" w:before="0" w:after="0"/>
+              <w:spacing w:line="290" w:lineRule="atLeast" w:before="0" w:after="0"/>
               <w:rPr>
                 <w:rFonts w:ascii="Times New Roman" w:hAnsi="Times New Roman"/>
                 <w:sz w:val="21"/>
@@ -1556,7 +1601,7 @@
             </w:pPr>
             <w:r>
               <w:rPr>
-                <w:rFonts w:ascii="宋体" w:eastAsia="宋体" w:hAnsi="宋体" w:cs="宋体"/>
+                <w:rFonts w:ascii="Times New Roman" w:eastAsia="宋体" w:hAnsi="Times New Roman" w:cs="宋体"/>
                 <w:b/>
                 <w:bCs/>
                 <w:sz w:val="21"/>
@@ -1579,7 +1624,7 @@
           </w:tcPr>
           <w:p>
             <w:pPr>
-              <w:spacing w:line="240" w:lineRule="auto" w:before="0" w:after="0"/>
+              <w:spacing w:line="290" w:lineRule="atLeast" w:before="0" w:after="0"/>
               <w:rPr>
                 <w:rFonts w:ascii="Times New Roman" w:eastAsia="等线" w:hAnsi="Times New Roman"/>
                 <w:b/>
@@ -1589,7 +1634,7 @@
             </w:pPr>
             <w:r>
               <w:rPr>
-                <w:rFonts w:ascii="宋体" w:eastAsia="宋体" w:hAnsi="宋体" w:cs="宋体"/>
+                <w:rFonts w:ascii="Times New Roman" w:eastAsia="宋体" w:hAnsi="Times New Roman" w:cs="宋体"/>
                 <w:b/>
                 <w:bCs/>
                 <w:sz w:val="21"/>
@@ -1611,7 +1656,7 @@
           </w:tcPr>
           <w:p>
             <w:pPr>
-              <w:spacing w:line="240" w:lineRule="auto" w:before="0" w:after="0"/>
+              <w:spacing w:line="290" w:lineRule="atLeast" w:before="0" w:after="0"/>
               <w:rPr>
                 <w:rFonts w:ascii="Times New Roman" w:eastAsia="等线" w:hAnsi="Times New Roman" w:hint="default"/>
                 <w:b/>
@@ -1621,7 +1666,7 @@
             </w:pPr>
             <w:r>
               <w:rPr>
-                <w:rFonts w:ascii="宋体" w:eastAsia="宋体" w:hAnsi="宋体" w:cs="宋体"/>
+                <w:rFonts w:ascii="Times New Roman" w:eastAsia="宋体" w:hAnsi="Times New Roman" w:cs="宋体"/>
                 <w:b/>
                 <w:bCs/>
                 <w:sz w:val="21"/>
@@ -1656,7 +1701,7 @@
           </w:tcPr>
           <w:p>
             <w:pPr>
-              <w:spacing w:line="240" w:lineRule="auto" w:before="0" w:after="0"/>
+              <w:spacing w:line="290" w:lineRule="atLeast" w:before="0" w:after="0"/>
               <w:rPr>
                 <w:rFonts w:ascii="Times New Roman" w:hAnsi="Times New Roman"/>
                 <w:sz w:val="21"/>
@@ -1688,7 +1733,7 @@
                 <w:ilvl w:val="0"/>
                 <w:numId w:val="9"/>
               </w:numPr>
-              <w:spacing w:line="240" w:lineRule="auto" w:before="0" w:after="0"/>
+              <w:spacing w:line="290" w:lineRule="atLeast" w:before="0" w:after="0"/>
               <w:rPr>
                 <w:rFonts w:ascii="Times New Roman" w:eastAsia="宋体" w:hAnsi="Times New Roman" w:cs="宋体" w:hint="default"/>
                 <w:sz w:val="21"/>
@@ -1696,41 +1741,35 @@
             </w:pPr>
             <w:r>
               <w:rPr>
-                <w:rFonts w:ascii="宋体" w:eastAsia="宋体" w:hAnsi="宋体" w:cs="宋体"/>
-                <w:b/>
-                <w:bCs/>
+                <w:rFonts w:ascii="Times New Roman" w:eastAsia="宋体" w:hAnsi="Times New Roman" w:cs="宋体"/>
                 <w:sz w:val="21"/>
               </w:rPr>
               <w:t xml:space="preserve">基于</w:t>
             </w:r>
             <w:r>
               <w:rPr>
-                <w:rFonts w:ascii="Times New Roman" w:hAnsi="Times New Roman" w:hint="default"/>
+                <w:rFonts w:eastAsia="宋体" w:ascii="Times New Roman" w:hAnsi="Times New Roman"/>
                 <w:sz w:val="21"/>
               </w:rPr>
               <w:t xml:space="preserve">45211</w:t>
             </w:r>
             <w:r>
               <w:rPr>
-                <w:rFonts w:ascii="宋体" w:eastAsia="宋体" w:hAnsi="宋体" w:cs="宋体"/>
-                <w:b/>
-                <w:bCs/>
+                <w:rFonts w:ascii="Times New Roman" w:eastAsia="宋体" w:hAnsi="Times New Roman" w:cs="宋体"/>
                 <w:sz w:val="21"/>
               </w:rPr>
               <w:t xml:space="preserve">条真实营销数据，用</w:t>
             </w:r>
             <w:r>
               <w:rPr>
-                <w:rFonts w:ascii="Times New Roman" w:hAnsi="Times New Roman" w:hint="default"/>
+                <w:rFonts w:eastAsia="宋体" w:ascii="Times New Roman" w:hAnsi="Times New Roman"/>
                 <w:sz w:val="21"/>
               </w:rPr>
               <w:t xml:space="preserve">R</w:t>
             </w:r>
             <w:r>
               <w:rPr>
-                <w:rFonts w:ascii="宋体" w:eastAsia="宋体" w:hAnsi="宋体" w:cs="宋体"/>
-                <w:b/>
-                <w:bCs/>
+                <w:rFonts w:ascii="Times New Roman" w:eastAsia="宋体" w:hAnsi="Times New Roman" w:cs="宋体"/>
                 <w:sz w:val="21"/>
               </w:rPr>
               <w:t xml:space="preserve">完成缺失值与异常值清洗，多维度分层统计客户群体响应差异</w:t>
@@ -1742,7 +1781,7 @@
                 <w:ilvl w:val="0"/>
                 <w:numId w:val="9"/>
               </w:numPr>
-              <w:spacing w:line="240" w:lineRule="auto" w:before="0" w:after="0"/>
+              <w:spacing w:line="290" w:lineRule="atLeast" w:before="0" w:after="0"/>
               <w:rPr>
                 <w:rFonts w:ascii="Times New Roman" w:eastAsia="宋体" w:hAnsi="Times New Roman" w:cs="宋体" w:hint="default"/>
                 <w:sz w:val="21"/>
@@ -1750,9 +1789,7 @@
             </w:pPr>
             <w:r>
               <w:rPr>
-                <w:rFonts w:ascii="宋体" w:eastAsia="宋体" w:hAnsi="宋体" w:cs="宋体"/>
-                <w:b/>
-                <w:bCs/>
+                <w:rFonts w:ascii="Times New Roman" w:eastAsia="宋体" w:hAnsi="Times New Roman" w:cs="宋体"/>
                 <w:sz w:val="21"/>
               </w:rPr>
               <w:t xml:space="preserve">独立绘制帕累托图、相关性热力图、订阅转化率瀑布图，识别关键影响变量，为营销资源分配提供数据支撑</w:t>
@@ -1785,7 +1822,7 @@
           </w:tcPr>
           <w:p>
             <w:pPr>
-              <w:spacing w:line="240" w:lineRule="auto" w:before="0" w:after="0"/>
+              <w:spacing w:line="290" w:lineRule="atLeast" w:before="0" w:after="0"/>
               <w:rPr>
                 <w:rFonts w:ascii="Times New Roman" w:hAnsi="Times New Roman"/>
                 <w:sz w:val="21"/>
@@ -1813,7 +1850,7 @@
           </w:tcPr>
           <w:p>
             <w:pPr>
-              <w:spacing w:line="240" w:lineRule="auto" w:before="0" w:after="0"/>
+              <w:spacing w:line="290" w:lineRule="atLeast" w:before="0" w:after="0"/>
               <w:rPr>
                 <w:rFonts w:ascii="Times New Roman" w:hAnsi="Times New Roman"/>
                 <w:sz w:val="21"/>
@@ -1821,7 +1858,7 @@
             </w:pPr>
             <w:r>
               <w:rPr>
-                <w:rFonts w:ascii="宋体" w:eastAsia="宋体" w:hAnsi="宋体" w:cs="宋体"/>
+                <w:rFonts w:ascii="Times New Roman" w:eastAsia="宋体" w:hAnsi="Times New Roman" w:cs="宋体"/>
                 <w:b/>
                 <w:bCs/>
                 <w:sz w:val="21"/>
@@ -1844,7 +1881,7 @@
           </w:tcPr>
           <w:p>
             <w:pPr>
-              <w:spacing w:line="240" w:lineRule="auto" w:before="0" w:after="0"/>
+              <w:spacing w:line="290" w:lineRule="atLeast" w:before="0" w:after="0"/>
               <w:rPr>
                 <w:rFonts w:ascii="Times New Roman" w:eastAsia="等线" w:hAnsi="Times New Roman"/>
                 <w:b/>
@@ -1854,7 +1891,7 @@
             </w:pPr>
             <w:r>
               <w:rPr>
-                <w:rFonts w:ascii="宋体" w:eastAsia="宋体" w:hAnsi="宋体" w:cs="宋体"/>
+                <w:rFonts w:ascii="Times New Roman" w:eastAsia="宋体" w:hAnsi="Times New Roman" w:cs="宋体"/>
                 <w:b/>
                 <w:bCs/>
                 <w:sz w:val="21"/>
@@ -1876,7 +1913,7 @@
           </w:tcPr>
           <w:p>
             <w:pPr>
-              <w:spacing w:line="240" w:lineRule="auto" w:before="0" w:after="0"/>
+              <w:spacing w:line="290" w:lineRule="atLeast" w:before="0" w:after="0"/>
               <w:rPr>
                 <w:rFonts w:ascii="Times New Roman" w:eastAsia="等线" w:hAnsi="Times New Roman" w:hint="default"/>
                 <w:b/>
@@ -1886,7 +1923,7 @@
             </w:pPr>
             <w:r>
               <w:rPr>
-                <w:rFonts w:ascii="宋体" w:eastAsia="宋体" w:hAnsi="宋体" w:cs="宋体"/>
+                <w:rFonts w:ascii="Times New Roman" w:eastAsia="宋体" w:hAnsi="Times New Roman" w:cs="宋体"/>
                 <w:b/>
                 <w:bCs/>
                 <w:sz w:val="21"/>
@@ -1921,7 +1958,7 @@
           </w:tcPr>
           <w:p>
             <w:pPr>
-              <w:spacing w:line="240" w:lineRule="auto" w:before="0" w:after="0"/>
+              <w:spacing w:line="290" w:lineRule="atLeast" w:before="0" w:after="0"/>
               <w:rPr>
                 <w:rFonts w:ascii="Times New Roman" w:hAnsi="Times New Roman"/>
                 <w:sz w:val="21"/>
@@ -1953,7 +1990,7 @@
                 <w:ilvl w:val="0"/>
                 <w:numId w:val="9"/>
               </w:numPr>
-              <w:spacing w:line="240" w:lineRule="auto" w:before="0" w:after="0"/>
+              <w:spacing w:line="290" w:lineRule="atLeast" w:before="0" w:after="0"/>
               <w:rPr>
                 <w:rFonts w:ascii="Times New Roman" w:eastAsia="宋体" w:hAnsi="Times New Roman" w:cs="宋体" w:hint="default"/>
                 <w:sz w:val="21"/>
@@ -1961,73 +1998,63 @@
             </w:pPr>
             <w:r>
               <w:rPr>
-                <w:rFonts w:ascii="宋体" w:eastAsia="宋体" w:hAnsi="宋体" w:cs="宋体"/>
-                <w:b/>
-                <w:bCs/>
+                <w:rFonts w:ascii="Times New Roman" w:eastAsia="宋体" w:hAnsi="Times New Roman" w:cs="宋体"/>
                 <w:sz w:val="21"/>
               </w:rPr>
               <w:t xml:space="preserve">针对末端配送效率低、老年群体覆盖不足问题，基于</w:t>
             </w:r>
             <w:r>
               <w:rPr>
-                <w:rFonts w:ascii="Times New Roman" w:hAnsi="Times New Roman" w:hint="default"/>
+                <w:rFonts w:eastAsia="宋体" w:ascii="Times New Roman" w:hAnsi="Times New Roman"/>
                 <w:sz w:val="21"/>
               </w:rPr>
               <w:t xml:space="preserve">15</w:t>
             </w:r>
             <w:r>
               <w:rPr>
-                <w:rFonts w:ascii="宋体" w:eastAsia="宋体" w:hAnsi="宋体" w:cs="宋体"/>
-                <w:b/>
-                <w:bCs/>
+                <w:rFonts w:ascii="Times New Roman" w:eastAsia="宋体" w:hAnsi="Times New Roman" w:cs="宋体"/>
                 <w:sz w:val="21"/>
               </w:rPr>
               <w:t xml:space="preserve">个候选点、日均</w:t>
             </w:r>
             <w:r>
               <w:rPr>
-                <w:rFonts w:ascii="Times New Roman" w:hAnsi="Times New Roman" w:hint="default"/>
+                <w:rFonts w:eastAsia="宋体" w:ascii="Times New Roman" w:hAnsi="Times New Roman"/>
                 <w:sz w:val="21"/>
               </w:rPr>
               <w:t xml:space="preserve">345</w:t>
             </w:r>
             <w:r>
               <w:rPr>
-                <w:rFonts w:ascii="宋体" w:eastAsia="宋体" w:hAnsi="宋体" w:cs="宋体"/>
-                <w:b/>
-                <w:bCs/>
+                <w:rFonts w:ascii="Times New Roman" w:eastAsia="宋体" w:hAnsi="Times New Roman" w:cs="宋体"/>
                 <w:sz w:val="21"/>
               </w:rPr>
               <w:t xml:space="preserve">单真实数据设计“</w:t>
             </w:r>
             <w:r>
               <w:rPr>
-                <w:rFonts w:ascii="Times New Roman" w:hAnsi="Times New Roman" w:hint="default"/>
+                <w:rFonts w:eastAsia="宋体" w:ascii="Times New Roman" w:hAnsi="Times New Roman"/>
                 <w:sz w:val="21"/>
               </w:rPr>
               <w:t xml:space="preserve">2</w:t>
             </w:r>
             <w:r>
               <w:rPr>
-                <w:rFonts w:ascii="宋体" w:eastAsia="宋体" w:hAnsi="宋体" w:cs="宋体"/>
-                <w:b/>
-                <w:bCs/>
+                <w:rFonts w:ascii="Times New Roman" w:eastAsia="宋体" w:hAnsi="Times New Roman" w:cs="宋体"/>
                 <w:sz w:val="21"/>
               </w:rPr>
               <w:t xml:space="preserve">核心点</w:t>
             </w:r>
             <w:r>
               <w:rPr>
-                <w:rFonts w:ascii="Times New Roman" w:hAnsi="Times New Roman" w:hint="default"/>
+                <w:rFonts w:eastAsia="宋体" w:ascii="Times New Roman" w:hAnsi="Times New Roman"/>
                 <w:sz w:val="21"/>
               </w:rPr>
               <w:t xml:space="preserve">+4</w:t>
             </w:r>
             <w:r>
               <w:rPr>
-                <w:rFonts w:ascii="宋体" w:eastAsia="宋体" w:hAnsi="宋体" w:cs="宋体"/>
-                <w:b/>
-                <w:bCs/>
+                <w:rFonts w:ascii="Times New Roman" w:eastAsia="宋体" w:hAnsi="Times New Roman" w:cs="宋体"/>
                 <w:sz w:val="21"/>
               </w:rPr>
               <w:t xml:space="preserve">动态临时点”弹性方案</w:t>
@@ -2039,7 +2066,7 @@
                 <w:ilvl w:val="0"/>
                 <w:numId w:val="9"/>
               </w:numPr>
-              <w:spacing w:line="240" w:lineRule="auto" w:before="0" w:after="0"/>
+              <w:spacing w:line="290" w:lineRule="atLeast" w:before="0" w:after="0"/>
               <w:rPr>
                 <w:rFonts w:ascii="Times New Roman" w:eastAsia="宋体" w:hAnsi="Times New Roman" w:cs="宋体" w:hint="default"/>
                 <w:sz w:val="21"/>
@@ -2047,105 +2074,91 @@
             </w:pPr>
             <w:r>
               <w:rPr>
-                <w:rFonts w:ascii="宋体" w:eastAsia="宋体" w:hAnsi="宋体" w:cs="宋体"/>
-                <w:b/>
-                <w:bCs/>
+                <w:rFonts w:ascii="Times New Roman" w:eastAsia="宋体" w:hAnsi="Times New Roman" w:cs="宋体"/>
                 <w:sz w:val="21"/>
               </w:rPr>
               <w:t xml:space="preserve">模型测算：总成本降低</w:t>
             </w:r>
             <w:r>
               <w:rPr>
-                <w:rFonts w:ascii="Times New Roman" w:hAnsi="Times New Roman" w:hint="default"/>
+                <w:rFonts w:eastAsia="宋体" w:ascii="Times New Roman" w:hAnsi="Times New Roman"/>
                 <w:sz w:val="21"/>
               </w:rPr>
               <w:t xml:space="preserve">18.7%</w:t>
             </w:r>
             <w:r>
               <w:rPr>
-                <w:rFonts w:ascii="宋体" w:eastAsia="宋体" w:hAnsi="宋体" w:cs="宋体"/>
-                <w:b/>
-                <w:bCs/>
+                <w:rFonts w:ascii="Times New Roman" w:eastAsia="宋体" w:hAnsi="Times New Roman" w:cs="宋体"/>
                 <w:sz w:val="21"/>
               </w:rPr>
               <w:t xml:space="preserve">、老年覆盖率</w:t>
             </w:r>
             <w:r>
               <w:rPr>
-                <w:rFonts w:ascii="Times New Roman" w:hAnsi="Times New Roman" w:hint="default"/>
+                <w:rFonts w:eastAsia="宋体" w:ascii="Times New Roman" w:hAnsi="Times New Roman"/>
                 <w:sz w:val="21"/>
               </w:rPr>
               <w:t xml:space="preserve">53.4%</w:t>
             </w:r>
             <w:r>
               <w:rPr>
-                <w:rFonts w:ascii="宋体" w:eastAsia="宋体" w:hAnsi="宋体" w:cs="宋体"/>
-                <w:b/>
-                <w:bCs/>
+                <w:rFonts w:ascii="Times New Roman" w:eastAsia="宋体" w:hAnsi="Times New Roman" w:cs="宋体"/>
                 <w:sz w:val="21"/>
               </w:rPr>
               <w:t xml:space="preserve">→</w:t>
             </w:r>
             <w:r>
               <w:rPr>
-                <w:rFonts w:ascii="Times New Roman" w:hAnsi="Times New Roman" w:hint="default"/>
+                <w:rFonts w:eastAsia="宋体" w:ascii="Times New Roman" w:hAnsi="Times New Roman"/>
                 <w:sz w:val="21"/>
               </w:rPr>
               <w:t xml:space="preserve">87.3%</w:t>
             </w:r>
             <w:r>
               <w:rPr>
-                <w:rFonts w:ascii="宋体" w:eastAsia="宋体" w:hAnsi="宋体" w:cs="宋体"/>
-                <w:b/>
-                <w:bCs/>
+                <w:rFonts w:ascii="Times New Roman" w:eastAsia="宋体" w:hAnsi="Times New Roman" w:cs="宋体"/>
                 <w:sz w:val="21"/>
               </w:rPr>
               <w:t xml:space="preserve">、配送时长缩短</w:t>
             </w:r>
             <w:r>
               <w:rPr>
-                <w:rFonts w:ascii="Times New Roman" w:hAnsi="Times New Roman" w:hint="default"/>
+                <w:rFonts w:eastAsia="宋体" w:ascii="Times New Roman" w:hAnsi="Times New Roman"/>
                 <w:sz w:val="21"/>
               </w:rPr>
               <w:t xml:space="preserve">22.3%</w:t>
             </w:r>
             <w:r>
               <w:rPr>
-                <w:rFonts w:ascii="宋体" w:eastAsia="宋体" w:hAnsi="宋体" w:cs="宋体"/>
-                <w:b/>
-                <w:bCs/>
+                <w:rFonts w:ascii="Times New Roman" w:eastAsia="宋体" w:hAnsi="Times New Roman" w:cs="宋体"/>
                 <w:sz w:val="21"/>
               </w:rPr>
               <w:t xml:space="preserve">，可响应周末</w:t>
             </w:r>
             <w:r>
               <w:rPr>
-                <w:rFonts w:ascii="Times New Roman" w:hAnsi="Times New Roman" w:hint="default"/>
+                <w:rFonts w:eastAsia="宋体" w:ascii="Times New Roman" w:hAnsi="Times New Roman"/>
                 <w:sz w:val="21"/>
               </w:rPr>
               <w:t xml:space="preserve">29.9%</w:t>
             </w:r>
             <w:r>
               <w:rPr>
-                <w:rFonts w:ascii="宋体" w:eastAsia="宋体" w:hAnsi="宋体" w:cs="宋体"/>
-                <w:b/>
-                <w:bCs/>
+                <w:rFonts w:ascii="Times New Roman" w:eastAsia="宋体" w:hAnsi="Times New Roman" w:cs="宋体"/>
                 <w:sz w:val="21"/>
               </w:rPr>
               <w:t xml:space="preserve">、促销日</w:t>
             </w:r>
             <w:r>
               <w:rPr>
-                <w:rFonts w:ascii="Times New Roman" w:hAnsi="Times New Roman" w:hint="default"/>
+                <w:rFonts w:eastAsia="宋体" w:ascii="Times New Roman" w:hAnsi="Times New Roman"/>
                 <w:sz w:val="21"/>
               </w:rPr>
               <w:t xml:space="preserve">50.7%</w:t>
             </w:r>
             <w:r>
               <w:rPr>
-                <w:rFonts w:ascii="宋体" w:eastAsia="宋体" w:hAnsi="宋体" w:cs="宋体"/>
-                <w:b/>
-                <w:bCs/>
+                <w:rFonts w:ascii="Times New Roman" w:eastAsia="宋体" w:hAnsi="Times New Roman" w:cs="宋体"/>
                 <w:sz w:val="21"/>
               </w:rPr>
               <w:t xml:space="preserve">的需求波动</w:t>
@@ -2178,7 +2191,7 @@
           </w:tcPr>
           <w:p>
             <w:pPr>
-              <w:spacing w:line="240" w:lineRule="auto" w:before="0" w:after="0"/>
+              <w:spacing w:line="290" w:lineRule="atLeast" w:before="0" w:after="0"/>
               <w:rPr>
                 <w:rFonts w:ascii="Times New Roman" w:hAnsi="Times New Roman"/>
                 <w:sz w:val="21"/>
@@ -2206,7 +2219,7 @@
           </w:tcPr>
           <w:p>
             <w:pPr>
-              <w:spacing w:line="240" w:lineRule="auto" w:before="0" w:after="0"/>
+              <w:spacing w:line="290" w:lineRule="atLeast" w:before="0" w:after="0"/>
               <w:rPr>
                 <w:rFonts w:ascii="Times New Roman" w:hAnsi="Times New Roman"/>
                 <w:sz w:val="21"/>
@@ -2214,7 +2227,7 @@
             </w:pPr>
             <w:r>
               <w:rPr>
-                <w:rFonts w:ascii="宋体" w:eastAsia="宋体" w:hAnsi="宋体" w:cs="宋体"/>
+                <w:rFonts w:ascii="Times New Roman" w:eastAsia="宋体" w:hAnsi="Times New Roman" w:cs="宋体"/>
                 <w:b/>
                 <w:bCs/>
                 <w:sz w:val="21"/>
@@ -2223,7 +2236,7 @@
             </w:r>
             <w:r>
               <w:rPr>
-                <w:rFonts w:ascii="宋体" w:eastAsia="宋体" w:hAnsi="宋体" w:cs="宋体"/>
+                <w:rFonts w:ascii="Times New Roman" w:eastAsia="宋体" w:hAnsi="Times New Roman" w:cs="宋体"/>
                 <w:b/>
                 <w:bCs/>
                 <w:sz w:val="21"/>
@@ -2246,7 +2259,7 @@
           </w:tcPr>
           <w:p>
             <w:pPr>
-              <w:spacing w:line="240" w:lineRule="auto" w:before="0" w:after="0"/>
+              <w:spacing w:line="290" w:lineRule="atLeast" w:before="0" w:after="0"/>
               <w:rPr>
                 <w:rFonts w:ascii="Times New Roman" w:eastAsia="等线" w:hAnsi="Times New Roman"/>
                 <w:b/>
@@ -2256,7 +2269,7 @@
             </w:pPr>
             <w:r>
               <w:rPr>
-                <w:rFonts w:ascii="宋体" w:eastAsia="宋体" w:hAnsi="宋体" w:cs="宋体"/>
+                <w:rFonts w:ascii="Times New Roman" w:eastAsia="宋体" w:hAnsi="Times New Roman" w:cs="宋体"/>
                 <w:b/>
                 <w:bCs/>
                 <w:sz w:val="21"/>
@@ -2278,7 +2291,7 @@
           </w:tcPr>
           <w:p>
             <w:pPr>
-              <w:spacing w:line="240" w:lineRule="auto" w:before="0" w:after="0"/>
+              <w:spacing w:line="290" w:lineRule="atLeast" w:before="0" w:after="0"/>
               <w:rPr>
                 <w:rFonts w:ascii="Times New Roman" w:eastAsia="等线" w:hAnsi="Times New Roman" w:hint="default"/>
                 <w:b/>
@@ -2288,7 +2301,7 @@
             </w:pPr>
             <w:r>
               <w:rPr>
-                <w:rFonts w:ascii="宋体" w:eastAsia="宋体" w:hAnsi="宋体" w:cs="宋体"/>
+                <w:rFonts w:ascii="Times New Roman" w:eastAsia="宋体" w:hAnsi="Times New Roman" w:cs="宋体"/>
                 <w:b/>
                 <w:bCs/>
                 <w:sz w:val="21"/>
@@ -2323,7 +2336,7 @@
           </w:tcPr>
           <w:p>
             <w:pPr>
-              <w:spacing w:line="240" w:lineRule="auto" w:before="0" w:after="0"/>
+              <w:spacing w:line="290" w:lineRule="atLeast" w:before="0" w:after="0"/>
               <w:rPr>
                 <w:rFonts w:ascii="Times New Roman" w:hAnsi="Times New Roman"/>
                 <w:sz w:val="21"/>
@@ -2355,7 +2368,7 @@
                 <w:ilvl w:val="0"/>
                 <w:numId w:val="9"/>
               </w:numPr>
-              <w:spacing w:line="240" w:lineRule="auto" w:before="0" w:after="0"/>
+              <w:spacing w:line="290" w:lineRule="atLeast" w:before="0" w:after="0"/>
               <w:rPr>
                 <w:rFonts w:ascii="Times New Roman" w:eastAsia="宋体" w:hAnsi="Times New Roman" w:cs="宋体" w:hint="default"/>
                 <w:sz w:val="21"/>
@@ -2363,522 +2376,10 @@
             </w:pPr>
             <w:r>
               <w:rPr>
-                <w:rFonts w:ascii="宋体" w:eastAsia="宋体" w:hAnsi="宋体" w:cs="宋体"/>
-                <w:b/>
-                <w:bCs/>
+                <w:rFonts w:ascii="Times New Roman" w:eastAsia="宋体" w:hAnsi="Times New Roman" w:cs="宋体"/>
                 <w:sz w:val="21"/>
               </w:rPr>
               <w:t xml:space="preserve">以账套主管角色独立完成采购→入库→销售→出库→调拨→盘点→核算→凭证全流程实操，理解业务数据流转与单据联动逻辑</w:t>
-            </w:r>
-          </w:p>
-        </w:tc>
-      </w:tr>
-      <w:tr>
-        <w:trPr>
-          <w:gridAfter w:val="2"/>
-          <w:wAfter w:w="880" w:type="dxa"/>
-          <w:jc w:val="center"/>
-        </w:trPr>
-        <w:tc>
-          <w:tcPr>
-            <w:tcW w:w="695" w:type="dxa"/>
-            <w:tcBorders>
-              <w:top w:val="nil"/>
-              <w:left w:val="nil"/>
-              <w:bottom w:val="nil"/>
-              <w:right w:val="nil"/>
-            </w:tcBorders>
-            <w:tcMar>
-              <w:top w:w="0" w:type="dxa"/>
-              <w:left w:w="113" w:type="dxa"/>
-              <w:bottom w:w="0" w:type="dxa"/>
-              <w:right w:w="85" w:type="dxa"/>
-            </w:tcMar>
-            <w:vAlign w:val="center"/>
-          </w:tcPr>
-          <w:p>
-            <w:pPr>
-              <w:spacing w:line="240" w:lineRule="auto" w:before="0" w:after="0"/>
-              <w:rPr>
-                <w:rFonts w:ascii="Times New Roman" w:hAnsi="Times New Roman"/>
-                <w:sz w:val="21"/>
-              </w:rPr>
-            </w:pPr>
-          </w:p>
-        </w:tc>
-        <w:tc>
-          <w:tcPr>
-            <w:tcW w:w="4600" w:type="dxa"/>
-            <w:gridSpan w:val="4"/>
-            <w:tcBorders>
-              <w:top w:val="nil"/>
-              <w:left w:val="nil"/>
-              <w:bottom w:val="nil"/>
-              <w:right w:val="nil"/>
-            </w:tcBorders>
-            <w:tcMar>
-              <w:top w:w="0" w:type="dxa"/>
-              <w:left w:w="85" w:type="dxa"/>
-              <w:bottom w:w="0" w:type="dxa"/>
-              <w:right w:w="85" w:type="dxa"/>
-            </w:tcMar>
-            <w:vAlign w:val="center"/>
-          </w:tcPr>
-          <w:p>
-            <w:pPr>
-              <w:spacing w:line="240" w:lineRule="auto" w:before="0" w:after="0"/>
-              <w:rPr>
-                <w:rFonts w:ascii="Times New Roman" w:hAnsi="Times New Roman"/>
-                <w:sz w:val="21"/>
-              </w:rPr>
-            </w:pPr>
-            <w:r>
-              <w:rPr>
-                <w:rFonts w:ascii="宋体" w:eastAsia="宋体" w:hAnsi="宋体" w:cs="宋体"/>
-                <w:b/>
-                <w:bCs/>
-                <w:sz w:val="21"/>
-              </w:rPr>
-              <w:t xml:space="preserve">ERP</w:t>
-            </w:r>
-            <w:r>
-              <w:rPr>
-                <w:rFonts w:ascii="宋体" w:eastAsia="宋体" w:hAnsi="宋体" w:cs="宋体"/>
-                <w:b/>
-                <w:bCs/>
-                <w:sz w:val="21"/>
-              </w:rPr>
-              <w:t xml:space="preserve">供应链全流程模拟操作</w:t>
-            </w:r>
-          </w:p>
-        </w:tc>
-        <w:tc>
-          <w:tcPr>
-            <w:tcW w:w="2693" w:type="dxa"/>
-            <w:gridSpan w:val="2"/>
-            <w:tcBorders>
-              <w:top w:val="nil"/>
-              <w:left w:val="nil"/>
-              <w:bottom w:val="nil"/>
-              <w:right w:val="nil"/>
-            </w:tcBorders>
-            <w:vAlign w:val="center"/>
-          </w:tcPr>
-          <w:p>
-            <w:pPr>
-              <w:spacing w:line="240" w:lineRule="auto" w:before="0" w:after="0"/>
-              <w:rPr>
-                <w:rFonts w:ascii="Times New Roman" w:eastAsia="等线" w:hAnsi="Times New Roman"/>
-                <w:b/>
-                <w:bCs/>
-                <w:sz w:val="21"/>
-              </w:rPr>
-            </w:pPr>
-            <w:r>
-              <w:rPr>
-                <w:rFonts w:ascii="宋体" w:eastAsia="宋体" w:hAnsi="宋体" w:cs="宋体"/>
-                <w:b/>
-                <w:bCs/>
-                <w:sz w:val="21"/>
-              </w:rPr>
-              <w:t xml:space="preserve">课程实验・账套主管</w:t>
-            </w:r>
-          </w:p>
-        </w:tc>
-        <w:tc>
-          <w:tcPr>
-            <w:tcW w:w="2755" w:type="dxa"/>
-            <w:tcBorders>
-              <w:top w:val="nil"/>
-              <w:left w:val="nil"/>
-              <w:bottom w:val="nil"/>
-              <w:right w:val="nil"/>
-            </w:tcBorders>
-            <w:vAlign w:val="center"/>
-          </w:tcPr>
-          <w:p>
-            <w:pPr>
-              <w:spacing w:line="240" w:lineRule="auto" w:before="0" w:after="0"/>
-              <w:rPr>
-                <w:rFonts w:ascii="Times New Roman" w:eastAsia="等线" w:hAnsi="Times New Roman" w:hint="default"/>
-                <w:b/>
-                <w:bCs/>
-                <w:sz w:val="21"/>
-              </w:rPr>
-            </w:pPr>
-            <w:r>
-              <w:rPr>
-                <w:rFonts w:ascii="宋体" w:eastAsia="宋体" w:hAnsi="宋体" w:cs="宋体"/>
-                <w:b/>
-                <w:bCs/>
-                <w:sz w:val="21"/>
-              </w:rPr>
-              <w:t xml:space="preserve">2025.03-2025.07</w:t>
-            </w:r>
-          </w:p>
-        </w:tc>
-      </w:tr>
-      <w:tr>
-        <w:trPr>
-          <w:gridAfter w:val="2"/>
-          <w:wAfter w:w="880" w:type="dxa"/>
-          <w:jc w:val="center"/>
-        </w:trPr>
-        <w:tc>
-          <w:tcPr>
-            <w:tcW w:w="695" w:type="dxa"/>
-            <w:tcBorders>
-              <w:top w:val="nil"/>
-              <w:left w:val="nil"/>
-              <w:bottom w:val="nil"/>
-              <w:right w:val="nil"/>
-            </w:tcBorders>
-            <w:tcMar>
-              <w:top w:w="0" w:type="dxa"/>
-              <w:left w:w="113" w:type="dxa"/>
-              <w:bottom w:w="0" w:type="dxa"/>
-              <w:right w:w="85" w:type="dxa"/>
-            </w:tcMar>
-            <w:vAlign w:val="center"/>
-          </w:tcPr>
-          <w:p>
-            <w:pPr>
-              <w:spacing w:line="240" w:lineRule="auto" w:before="0" w:after="0"/>
-              <w:rPr>
-                <w:rFonts w:ascii="Times New Roman" w:hAnsi="Times New Roman"/>
-                <w:sz w:val="21"/>
-              </w:rPr>
-            </w:pPr>
-          </w:p>
-        </w:tc>
-        <w:tc>
-          <w:tcPr>
-            <w:tcW w:w="10048" w:type="dxa"/>
-            <w:gridSpan w:val="7"/>
-            <w:tcBorders>
-              <w:top w:val="nil"/>
-              <w:left w:val="nil"/>
-              <w:bottom w:val="nil"/>
-              <w:right w:val="nil"/>
-            </w:tcBorders>
-            <w:tcMar>
-              <w:top w:w="0" w:type="dxa"/>
-              <w:left w:w="85" w:type="dxa"/>
-              <w:bottom w:w="0" w:type="dxa"/>
-              <w:right w:w="85" w:type="dxa"/>
-            </w:tcMar>
-            <w:vAlign w:val="center"/>
-          </w:tcPr>
-          <w:p>
-            <w:pPr>
-              <w:numPr>
-                <w:ilvl w:val="0"/>
-                <w:numId w:val="9"/>
-              </w:numPr>
-              <w:spacing w:line="240" w:lineRule="auto" w:before="0" w:after="0"/>
-              <w:rPr>
-                <w:rFonts w:ascii="Times New Roman" w:eastAsia="宋体" w:hAnsi="Times New Roman" w:cs="宋体" w:hint="default"/>
-                <w:sz w:val="21"/>
-              </w:rPr>
-            </w:pPr>
-            <w:r>
-              <w:rPr>
-                <w:rFonts w:ascii="Times New Roman" w:eastAsia="宋体" w:hAnsi="Times New Roman" w:cs="宋体"/>
-                <w:b/>
-                <w:bCs/>
-                <w:sz w:val="21"/>
-              </w:rPr>
-              <w:t xml:space="preserve">以账套主管角色，以模拟箱包贸易企业为对象，独立完成采购订单→到货入库→销售订单→发货出库→库存调拨→盘点→存货核算→收付款凭证全流程实操</w:t>
-            </w:r>
-          </w:p>
-          <w:p>
-            <w:pPr>
-              <w:numPr>
-                <w:ilvl w:val="0"/>
-                <w:numId w:val="9"/>
-              </w:numPr>
-              <w:spacing w:line="240" w:lineRule="auto" w:before="0" w:after="0"/>
-              <w:rPr>
-                <w:rFonts w:ascii="Times New Roman" w:eastAsia="宋体" w:hAnsi="Times New Roman" w:cs="宋体" w:hint="default"/>
-                <w:sz w:val="21"/>
-              </w:rPr>
-            </w:pPr>
-            <w:r>
-              <w:rPr>
-                <w:rFonts w:ascii="Times New Roman" w:eastAsia="宋体" w:hAnsi="Times New Roman" w:cs="宋体"/>
-                <w:b/>
-                <w:bCs/>
-                <w:sz w:val="21"/>
-              </w:rPr>
-              <w:t xml:space="preserve">梳理采购、销售、库存等模块间的数据流转与单据关联逻辑，理解</w:t>
-            </w:r>
-            <w:r>
-              <w:rPr>
-                <w:rFonts w:ascii="Times New Roman" w:hAnsi="Times New Roman" w:hint="default"/>
-                <w:sz w:val="21"/>
-              </w:rPr>
-              <w:t xml:space="preserve">ERP</w:t>
-            </w:r>
-            <w:r>
-              <w:rPr>
-                <w:rFonts w:ascii="Times New Roman" w:eastAsia="宋体" w:hAnsi="Times New Roman" w:cs="宋体"/>
-                <w:b/>
-                <w:bCs/>
-                <w:sz w:val="21"/>
-              </w:rPr>
-              <w:t xml:space="preserve">系统供应链业务标准化运作机制</w:t>
-            </w:r>
-          </w:p>
-        </w:tc>
-      </w:tr>
-      <w:tr>
-        <w:trPr>
-          <w:gridAfter w:val="2"/>
-          <w:wAfter w:w="880" w:type="dxa"/>
-          <w:jc w:val="center"/>
-        </w:trPr>
-        <w:tc>
-          <w:tcPr>
-            <w:tcW w:w="695" w:type="dxa"/>
-            <w:tcBorders>
-              <w:top w:val="nil"/>
-              <w:left w:val="nil"/>
-              <w:bottom w:val="nil"/>
-              <w:right w:val="nil"/>
-            </w:tcBorders>
-            <w:tcMar>
-              <w:top w:w="0" w:type="dxa"/>
-              <w:left w:w="113" w:type="dxa"/>
-              <w:bottom w:w="0" w:type="dxa"/>
-              <w:right w:w="85" w:type="dxa"/>
-            </w:tcMar>
-            <w:vAlign w:val="center"/>
-          </w:tcPr>
-          <w:p>
-            <w:pPr>
-              <w:spacing w:line="240" w:lineRule="auto" w:before="0" w:after="0"/>
-              <w:rPr>
-                <w:rFonts w:ascii="Times New Roman" w:hAnsi="Times New Roman"/>
-                <w:sz w:val="21"/>
-              </w:rPr>
-            </w:pPr>
-          </w:p>
-        </w:tc>
-        <w:tc>
-          <w:tcPr>
-            <w:tcW w:w="4600" w:type="dxa"/>
-            <w:gridSpan w:val="4"/>
-            <w:tcBorders>
-              <w:top w:val="nil"/>
-              <w:left w:val="nil"/>
-              <w:bottom w:val="nil"/>
-              <w:right w:val="nil"/>
-            </w:tcBorders>
-            <w:tcMar>
-              <w:top w:w="0" w:type="dxa"/>
-              <w:left w:w="85" w:type="dxa"/>
-              <w:bottom w:w="0" w:type="dxa"/>
-              <w:right w:w="85" w:type="dxa"/>
-            </w:tcMar>
-            <w:vAlign w:val="center"/>
-          </w:tcPr>
-          <w:p>
-            <w:pPr>
-              <w:spacing w:line="240" w:lineRule="auto" w:before="0" w:after="0"/>
-              <w:rPr>
-                <w:rFonts w:ascii="Times New Roman" w:hAnsi="Times New Roman"/>
-                <w:sz w:val="21"/>
-              </w:rPr>
-            </w:pPr>
-            <w:r>
-              <w:rPr>
-                <w:rFonts w:ascii="Times New Roman" w:eastAsia="宋体" w:hAnsi="Times New Roman" w:cs="宋体"/>
-                <w:b/>
-                <w:bCs/>
-                <w:sz w:val="21"/>
-              </w:rPr>
-              <w:t xml:space="preserve">ERP</w:t>
-            </w:r>
-            <w:r>
-              <w:rPr>
-                <w:rFonts w:ascii="宋体" w:eastAsia="宋体" w:hAnsi="宋体" w:cs="宋体"/>
-                <w:b/>
-                <w:bCs/>
-                <w:sz w:val="21"/>
-              </w:rPr>
-              <w:t xml:space="preserve">供应链全流程模拟操作</w:t>
-            </w:r>
-          </w:p>
-        </w:tc>
-        <w:tc>
-          <w:tcPr>
-            <w:tcW w:w="2693" w:type="dxa"/>
-            <w:gridSpan w:val="2"/>
-            <w:tcBorders>
-              <w:top w:val="nil"/>
-              <w:left w:val="nil"/>
-              <w:bottom w:val="nil"/>
-              <w:right w:val="nil"/>
-            </w:tcBorders>
-            <w:vAlign w:val="center"/>
-          </w:tcPr>
-          <w:p>
-            <w:pPr>
-              <w:spacing w:line="240" w:lineRule="auto" w:before="0" w:after="0"/>
-              <w:rPr>
-                <w:rFonts w:ascii="Times New Roman" w:eastAsia="等线" w:hAnsi="Times New Roman"/>
-                <w:b/>
-                <w:bCs/>
-                <w:sz w:val="21"/>
-              </w:rPr>
-            </w:pPr>
-            <w:r>
-              <w:rPr>
-                <w:rFonts w:ascii="宋体" w:eastAsia="宋体" w:hAnsi="宋体" w:cs="宋体"/>
-                <w:b/>
-                <w:bCs/>
-                <w:sz w:val="21"/>
-              </w:rPr>
-              <w:t xml:space="preserve">课程实验・账套主管</w:t>
-            </w:r>
-          </w:p>
-        </w:tc>
-        <w:tc>
-          <w:tcPr>
-            <w:tcW w:w="2755" w:type="dxa"/>
-            <w:tcBorders>
-              <w:top w:val="nil"/>
-              <w:left w:val="nil"/>
-              <w:bottom w:val="nil"/>
-              <w:right w:val="nil"/>
-            </w:tcBorders>
-            <w:vAlign w:val="center"/>
-          </w:tcPr>
-          <w:p>
-            <w:pPr>
-              <w:spacing w:line="240" w:lineRule="auto" w:before="0" w:after="0"/>
-              <w:rPr>
-                <w:rFonts w:ascii="Times New Roman" w:eastAsia="等线" w:hAnsi="Times New Roman" w:hint="default"/>
-                <w:b/>
-                <w:bCs/>
-                <w:sz w:val="21"/>
-              </w:rPr>
-            </w:pPr>
-            <w:r>
-              <w:rPr>
-                <w:rFonts w:ascii="Times New Roman" w:eastAsia="宋体" w:hAnsi="Times New Roman" w:cs="宋体"/>
-                <w:b/>
-                <w:bCs/>
-                <w:sz w:val="21"/>
-              </w:rPr>
-              <w:t xml:space="preserve">2025.03-2025.07</w:t>
-            </w:r>
-          </w:p>
-        </w:tc>
-      </w:tr>
-      <w:tr>
-        <w:trPr>
-          <w:gridAfter w:val="2"/>
-          <w:wAfter w:w="880" w:type="dxa"/>
-          <w:jc w:val="center"/>
-        </w:trPr>
-        <w:tc>
-          <w:tcPr>
-            <w:tcW w:w="695" w:type="dxa"/>
-            <w:tcBorders>
-              <w:top w:val="nil"/>
-              <w:left w:val="nil"/>
-              <w:bottom w:val="nil"/>
-              <w:right w:val="nil"/>
-            </w:tcBorders>
-            <w:tcMar>
-              <w:top w:w="0" w:type="dxa"/>
-              <w:left w:w="113" w:type="dxa"/>
-              <w:bottom w:w="0" w:type="dxa"/>
-              <w:right w:w="85" w:type="dxa"/>
-            </w:tcMar>
-            <w:vAlign w:val="center"/>
-          </w:tcPr>
-          <w:p>
-            <w:pPr>
-              <w:spacing w:line="240" w:lineRule="auto" w:before="0" w:after="0"/>
-              <w:rPr>
-                <w:rFonts w:ascii="Times New Roman" w:hAnsi="Times New Roman"/>
-                <w:sz w:val="21"/>
-              </w:rPr>
-            </w:pPr>
-          </w:p>
-        </w:tc>
-        <w:tc>
-          <w:tcPr>
-            <w:tcW w:w="10048" w:type="dxa"/>
-            <w:gridSpan w:val="7"/>
-            <w:tcBorders>
-              <w:top w:val="nil"/>
-              <w:left w:val="nil"/>
-              <w:bottom w:val="nil"/>
-              <w:right w:val="nil"/>
-            </w:tcBorders>
-            <w:tcMar>
-              <w:top w:w="0" w:type="dxa"/>
-              <w:left w:w="85" w:type="dxa"/>
-              <w:bottom w:w="0" w:type="dxa"/>
-              <w:right w:w="85" w:type="dxa"/>
-            </w:tcMar>
-            <w:vAlign w:val="center"/>
-          </w:tcPr>
-          <w:p>
-            <w:pPr>
-              <w:numPr>
-                <w:ilvl w:val="0"/>
-                <w:numId w:val="9"/>
-              </w:numPr>
-              <w:spacing w:line="240" w:lineRule="auto" w:before="0" w:after="0"/>
-              <w:rPr>
-                <w:rFonts w:ascii="Times New Roman" w:eastAsia="宋体" w:hAnsi="Times New Roman" w:cs="宋体" w:hint="default"/>
-                <w:sz w:val="21"/>
-              </w:rPr>
-            </w:pPr>
-            <w:r>
-              <w:rPr>
-                <w:rFonts w:ascii="宋体" w:eastAsia="宋体" w:hAnsi="宋体" w:cs="宋体"/>
-                <w:sz w:val="21"/>
-              </w:rPr>
-              <w:t xml:space="preserve">以账套主管角色，以模拟箱包贸易企业为对象，独立完成采购订单→到货入库→销售订单→发货出库→库存调拨→盘点→存货核算→收付款凭证全流程实操</w:t>
-            </w:r>
-          </w:p>
-          <w:p>
-            <w:pPr>
-              <w:numPr>
-                <w:ilvl w:val="0"/>
-                <w:numId w:val="9"/>
-              </w:numPr>
-              <w:spacing w:line="240" w:lineRule="auto" w:before="0" w:after="0"/>
-              <w:rPr>
-                <w:rFonts w:ascii="Times New Roman" w:eastAsia="宋体" w:hAnsi="Times New Roman" w:cs="宋体" w:hint="default"/>
-                <w:sz w:val="21"/>
-              </w:rPr>
-            </w:pPr>
-            <w:r>
-              <w:rPr>
-                <w:rFonts w:ascii="宋体" w:eastAsia="宋体" w:hAnsi="宋体" w:cs="宋体"/>
-                <w:sz w:val="21"/>
-              </w:rPr>
-              <w:t xml:space="preserve">梳理采购、销售、库存等模块间的数据流转与单据关联逻辑，理解</w:t>
-            </w:r>
-            <w:r>
-              <w:rPr>
-                <w:rFonts w:ascii="Times New Roman" w:hAnsi="Times New Roman" w:hint="default"/>
-                <w:sz w:val="21"/>
-              </w:rPr>
-              <w:t xml:space="preserve">ERP</w:t>
-            </w:r>
-            <w:r>
-              <w:rPr>
-                <w:rFonts w:ascii="宋体" w:eastAsia="宋体" w:hAnsi="宋体" w:cs="宋体"/>
-                <w:sz w:val="21"/>
-              </w:rPr>
-              <w:t xml:space="preserve">系统供应链业务标准化运作机制</w:t>
             </w:r>
           </w:p>
         </w:tc>
@@ -2910,7 +2411,7 @@
           </w:tcPr>
           <w:p>
             <w:pPr>
-              <w:spacing w:line="240" w:lineRule="auto" w:before="0" w:after="0"/>
+              <w:spacing w:line="290" w:lineRule="atLeast" w:before="0" w:after="0"/>
             </w:pPr>
             <w:r>
               <w:rPr>
@@ -2927,7 +2428,7 @@
         <w:rPr>
           <w:vanish/>
         </w:rPr>
-        <w:spacing w:line="240" w:lineRule="auto" w:before="0" w:after="0"/>
+        <w:spacing w:line="290" w:lineRule="atLeast" w:before="0" w:after="0"/>
       </w:pPr>
     </w:p>
     <w:p>
@@ -2936,7 +2437,7 @@
           <w:vanish/>
           <w:sz w:val="21"/>
         </w:rPr>
-        <w:spacing w:line="240" w:lineRule="auto" w:before="0" w:after="0"/>
+        <w:spacing w:line="290" w:lineRule="atLeast" w:before="0" w:after="0"/>
       </w:pPr>
     </w:p>
     <w:tbl>
@@ -2980,7 +2481,7 @@
           </w:tcPr>
           <w:p>
             <w:pPr>
-              <w:spacing w:line="240" w:lineRule="auto" w:before="0" w:after="0"/>
+              <w:spacing w:line="290" w:lineRule="atLeast" w:before="0" w:after="0"/>
               <w:rPr>
                 <w:sz w:val="21"/>
               </w:rPr>
@@ -3006,7 +2507,7 @@
           </w:tcPr>
           <w:p>
             <w:pPr>
-              <w:spacing w:line="240" w:lineRule="auto" w:before="0" w:after="0"/>
+              <w:spacing w:line="290" w:lineRule="atLeast" w:before="0" w:after="0"/>
               <w:rPr>
                 <w:b/>
                 <w:bCs/>
@@ -3015,7 +2516,7 @@
             </w:pPr>
             <w:r>
               <w:rPr>
-                <w:rFonts w:ascii="宋体" w:eastAsia="宋体" w:hAnsi="宋体" w:cs="宋体"/>
+                <w:rFonts w:ascii="Times New Roman" w:eastAsia="宋体" w:hAnsi="Times New Roman" w:cs="宋体"/>
                 <w:b/>
                 <w:bCs/>
                 <w:sz w:val="21"/>
@@ -3037,7 +2538,7 @@
           </w:tcPr>
           <w:p>
             <w:pPr>
-              <w:spacing w:line="240" w:lineRule="auto" w:before="0" w:after="0"/>
+              <w:spacing w:line="290" w:lineRule="atLeast" w:before="0" w:after="0"/>
               <w:rPr>
                 <w:b/>
                 <w:bCs/>
@@ -3046,7 +2547,7 @@
             </w:pPr>
             <w:r>
               <w:rPr>
-                <w:rFonts w:ascii="宋体" w:eastAsia="宋体" w:hAnsi="宋体" w:cs="宋体"/>
+                <w:rFonts w:ascii="Times New Roman" w:eastAsia="宋体" w:hAnsi="Times New Roman" w:cs="宋体"/>
                 <w:b/>
                 <w:bCs/>
                 <w:sz w:val="21"/>
@@ -3068,7 +2569,7 @@
           </w:tcPr>
           <w:p>
             <w:pPr>
-              <w:spacing w:line="240" w:lineRule="auto" w:before="0" w:after="0"/>
+              <w:spacing w:line="290" w:lineRule="atLeast" w:before="0" w:after="0"/>
               <w:rPr>
                 <w:rFonts w:ascii="Times New Roman" w:eastAsia="等线" w:hAnsi="Times New Roman" w:hint="default"/>
                 <w:b/>
@@ -3078,7 +2579,7 @@
             </w:pPr>
             <w:r>
               <w:rPr>
-                <w:rFonts w:ascii="宋体" w:eastAsia="宋体" w:hAnsi="宋体" w:cs="宋体"/>
+                <w:rFonts w:ascii="Times New Roman" w:eastAsia="宋体" w:hAnsi="Times New Roman" w:cs="宋体"/>
                 <w:b/>
                 <w:bCs/>
                 <w:sz w:val="21"/>
@@ -3111,7 +2612,7 @@
           </w:tcPr>
           <w:p>
             <w:pPr>
-              <w:spacing w:line="240" w:lineRule="auto" w:before="0" w:after="0"/>
+              <w:spacing w:line="290" w:lineRule="atLeast" w:before="0" w:after="0"/>
               <w:rPr>
                 <w:rFonts w:ascii="Times New Roman" w:hAnsi="Times New Roman"/>
                 <w:sz w:val="21"/>
@@ -3143,7 +2644,7 @@
                 <w:ilvl w:val="0"/>
                 <w:numId w:val="6"/>
               </w:numPr>
-              <w:spacing w:line="240" w:lineRule="auto" w:before="0" w:after="0"/>
+              <w:spacing w:line="290" w:lineRule="atLeast" w:before="0" w:after="0"/>
               <w:rPr>
                 <w:rFonts w:ascii="Times New Roman" w:eastAsia="宋体" w:hAnsi="Times New Roman" w:cs="宋体" w:hint="default"/>
                 <w:sz w:val="21"/>
@@ -3151,41 +2652,35 @@
             </w:pPr>
             <w:r>
               <w:rPr>
-                <w:rFonts w:ascii="宋体" w:eastAsia="宋体" w:hAnsi="宋体" w:cs="宋体"/>
-                <w:b/>
-                <w:bCs/>
+                <w:rFonts w:ascii="Times New Roman" w:eastAsia="宋体" w:hAnsi="Times New Roman" w:cs="宋体"/>
                 <w:sz w:val="21"/>
               </w:rPr>
               <w:t xml:space="preserve">统筹</w:t>
             </w:r>
             <w:r>
               <w:rPr>
-                <w:rFonts w:ascii="Times New Roman" w:hAnsi="Times New Roman" w:hint="default"/>
+                <w:rFonts w:eastAsia="宋体" w:ascii="Times New Roman" w:hAnsi="Times New Roman"/>
                 <w:sz w:val="21"/>
               </w:rPr>
               <w:t xml:space="preserve">200+</w:t>
             </w:r>
             <w:r>
               <w:rPr>
-                <w:rFonts w:ascii="宋体" w:eastAsia="宋体" w:hAnsi="宋体" w:cs="宋体"/>
-                <w:b/>
-                <w:bCs/>
+                <w:rFonts w:ascii="Times New Roman" w:eastAsia="宋体" w:hAnsi="Times New Roman" w:cs="宋体"/>
                 <w:sz w:val="21"/>
               </w:rPr>
               <w:t xml:space="preserve">份申报材料全流程管理，用</w:t>
             </w:r>
             <w:r>
               <w:rPr>
-                <w:rFonts w:ascii="Times New Roman" w:hAnsi="Times New Roman" w:hint="default"/>
+                <w:rFonts w:eastAsia="宋体" w:ascii="Times New Roman" w:hAnsi="Times New Roman"/>
                 <w:sz w:val="21"/>
               </w:rPr>
               <w:t xml:space="preserve">Excel</w:t>
             </w:r>
             <w:r>
               <w:rPr>
-                <w:rFonts w:ascii="宋体" w:eastAsia="宋体" w:hAnsi="宋体" w:cs="宋体"/>
-                <w:b/>
-                <w:bCs/>
+                <w:rFonts w:ascii="Times New Roman" w:eastAsia="宋体" w:hAnsi="Times New Roman" w:cs="宋体"/>
                 <w:sz w:val="21"/>
               </w:rPr>
               <w:t xml:space="preserve">搭建分类台账与三级校验机制，实现零差错提交</w:t>
@@ -3197,7 +2692,7 @@
                 <w:ilvl w:val="0"/>
                 <w:numId w:val="6"/>
               </w:numPr>
-              <w:spacing w:line="240" w:lineRule="auto" w:before="0" w:after="0"/>
+              <w:spacing w:line="290" w:lineRule="atLeast" w:before="0" w:after="0"/>
               <w:rPr>
                 <w:rFonts w:ascii="Times New Roman" w:eastAsia="宋体" w:hAnsi="Times New Roman" w:cs="宋体" w:hint="default"/>
                 <w:sz w:val="21"/>
@@ -3205,9 +2700,7 @@
             </w:pPr>
             <w:r>
               <w:rPr>
-                <w:rFonts w:ascii="宋体" w:eastAsia="宋体" w:hAnsi="宋体" w:cs="宋体"/>
-                <w:b/>
-                <w:bCs/>
+                <w:rFonts w:ascii="Times New Roman" w:eastAsia="宋体" w:hAnsi="Times New Roman" w:cs="宋体"/>
                 <w:sz w:val="21"/>
               </w:rPr>
               <w:t xml:space="preserve">跨部门同步进度，按月汇总执行数据，梳理并标准化审核报批流程</w:t>
@@ -3238,7 +2731,7 @@
           </w:tcPr>
           <w:p>
             <w:pPr>
-              <w:spacing w:line="240" w:lineRule="auto" w:before="0" w:after="0"/>
+              <w:spacing w:line="290" w:lineRule="atLeast" w:before="0" w:after="0"/>
               <w:rPr>
                 <w:sz w:val="21"/>
               </w:rPr>
@@ -3264,7 +2757,7 @@
           </w:tcPr>
           <w:p>
             <w:pPr>
-              <w:spacing w:line="240" w:lineRule="auto" w:before="0" w:after="0"/>
+              <w:spacing w:line="290" w:lineRule="atLeast" w:before="0" w:after="0"/>
               <w:rPr>
                 <w:b/>
                 <w:bCs/>
@@ -3273,7 +2766,7 @@
             </w:pPr>
             <w:r>
               <w:rPr>
-                <w:rFonts w:ascii="宋体" w:eastAsia="宋体" w:hAnsi="宋体" w:cs="宋体"/>
+                <w:rFonts w:ascii="Times New Roman" w:eastAsia="宋体" w:hAnsi="Times New Roman" w:cs="宋体"/>
                 <w:b/>
                 <w:bCs/>
                 <w:sz w:val="21"/>
@@ -3295,7 +2788,7 @@
           </w:tcPr>
           <w:p>
             <w:pPr>
-              <w:spacing w:line="240" w:lineRule="auto" w:before="0" w:after="0"/>
+              <w:spacing w:line="290" w:lineRule="atLeast" w:before="0" w:after="0"/>
               <w:rPr>
                 <w:b/>
                 <w:bCs/>
@@ -3304,7 +2797,7 @@
             </w:pPr>
             <w:r>
               <w:rPr>
-                <w:rFonts w:ascii="宋体" w:eastAsia="宋体" w:hAnsi="宋体" w:cs="宋体"/>
+                <w:rFonts w:ascii="Times New Roman" w:eastAsia="宋体" w:hAnsi="Times New Roman" w:cs="宋体"/>
                 <w:b/>
                 <w:bCs/>
                 <w:sz w:val="21"/>
@@ -3326,7 +2819,7 @@
           </w:tcPr>
           <w:p>
             <w:pPr>
-              <w:spacing w:line="240" w:lineRule="auto" w:before="0" w:after="0"/>
+              <w:spacing w:line="290" w:lineRule="atLeast" w:before="0" w:after="0"/>
               <w:rPr>
                 <w:rFonts w:ascii="Times New Roman" w:eastAsia="等线" w:hAnsi="Times New Roman" w:hint="default"/>
                 <w:b/>
@@ -3336,7 +2829,7 @@
             </w:pPr>
             <w:r>
               <w:rPr>
-                <w:rFonts w:ascii="宋体" w:eastAsia="宋体" w:hAnsi="宋体" w:cs="宋体"/>
+                <w:rFonts w:ascii="Times New Roman" w:eastAsia="宋体" w:hAnsi="Times New Roman" w:cs="宋体"/>
                 <w:b/>
                 <w:bCs/>
                 <w:sz w:val="21"/>
@@ -3369,7 +2862,7 @@
           </w:tcPr>
           <w:p>
             <w:pPr>
-              <w:spacing w:line="240" w:lineRule="auto" w:before="0" w:after="0"/>
+              <w:spacing w:line="290" w:lineRule="atLeast" w:before="0" w:after="0"/>
               <w:rPr>
                 <w:rFonts w:ascii="Times New Roman" w:hAnsi="Times New Roman"/>
                 <w:sz w:val="21"/>
@@ -3401,7 +2894,7 @@
                 <w:ilvl w:val="0"/>
                 <w:numId w:val="6"/>
               </w:numPr>
-              <w:spacing w:line="240" w:lineRule="auto" w:before="0" w:after="0"/>
+              <w:spacing w:line="290" w:lineRule="atLeast" w:before="0" w:after="0"/>
               <w:rPr>
                 <w:rFonts w:ascii="Times New Roman" w:eastAsia="宋体" w:hAnsi="Times New Roman" w:cs="宋体" w:hint="default"/>
                 <w:sz w:val="21"/>
@@ -3409,9 +2902,7 @@
             </w:pPr>
             <w:r>
               <w:rPr>
-                <w:rFonts w:ascii="宋体" w:eastAsia="宋体" w:hAnsi="宋体" w:cs="宋体"/>
-                <w:b/>
-                <w:bCs/>
+                <w:rFonts w:ascii="Times New Roman" w:eastAsia="宋体" w:hAnsi="Times New Roman" w:cs="宋体"/>
                 <w:sz w:val="21"/>
               </w:rPr>
               <w:t xml:space="preserve">落实数十种原辅料日盘与效期管理，按消耗规律安排解冻备货，降低物料损耗与缺货风险；根据销售数据同步补货需求，保持库存账实一致</w:t>
@@ -3427,7 +2918,7 @@
           <w:vanish/>
           <w:sz w:val="21"/>
         </w:rPr>
-        <w:spacing w:line="240" w:lineRule="auto" w:before="0" w:after="0"/>
+        <w:spacing w:line="290" w:lineRule="atLeast" w:before="0" w:after="0"/>
       </w:pPr>
     </w:p>
     <w:p>
@@ -3437,7 +2928,7 @@
           <w:vanish/>
           <w:sz w:val="21"/>
         </w:rPr>
-        <w:spacing w:line="240" w:lineRule="auto" w:before="0" w:after="0"/>
+        <w:spacing w:line="290" w:lineRule="atLeast" w:before="0" w:after="0"/>
       </w:pPr>
     </w:p>
     <w:p>
@@ -3447,7 +2938,7 @@
           <w:vanish/>
           <w:sz w:val="21"/>
         </w:rPr>
-        <w:spacing w:line="240" w:lineRule="auto" w:before="0" w:after="0"/>
+        <w:spacing w:line="290" w:lineRule="atLeast" w:before="0" w:after="0"/>
       </w:pPr>
     </w:p>
     <w:p>
@@ -3457,7 +2948,7 @@
           <w:vanish/>
           <w:sz w:val="2"/>
         </w:rPr>
-        <w:spacing w:line="240" w:lineRule="auto" w:before="0" w:after="0"/>
+        <w:spacing w:line="290" w:lineRule="atLeast" w:before="0" w:after="0"/>
       </w:pPr>
     </w:p>
     <w:p>
@@ -3466,7 +2957,7 @@
           <w:rFonts w:ascii="Times New Roman" w:hAnsi="Times New Roman"/>
           <w:vanish/>
         </w:rPr>
-        <w:spacing w:line="240" w:lineRule="auto" w:before="0" w:after="0"/>
+        <w:spacing w:line="290" w:lineRule="atLeast" w:before="0" w:after="0"/>
       </w:pPr>
     </w:p>
     <w:p>
@@ -3476,7 +2967,7 @@
           <w:vanish/>
           <w:sz w:val="21"/>
         </w:rPr>
-        <w:spacing w:line="240" w:lineRule="auto" w:before="0" w:after="0"/>
+        <w:spacing w:line="290" w:lineRule="atLeast" w:before="0" w:after="0"/>
       </w:pPr>
     </w:p>
     <w:tbl>
@@ -3518,14 +3009,14 @@
           </w:tcPr>
           <w:p>
             <w:pPr>
-              <w:spacing w:before="0" w:after="0" w:line="240" w:lineRule="auto"/>
+              <w:spacing w:before="0" w:after="0" w:line="290" w:lineRule="atLeast"/>
               <w:rPr>
                 <w:rFonts w:ascii="Times New Roman" w:hAnsi="Times New Roman"/>
               </w:rPr>
             </w:pPr>
             <w:r>
               <w:rPr>
-                <w:rFonts w:ascii="宋体" w:eastAsia="宋体" w:hAnsi="宋体" w:cs="宋体"/>
+                <w:rFonts w:ascii="Times New Roman" w:eastAsia="宋体" w:hAnsi="Times New Roman" w:cs="宋体"/>
                 <w:b/>
                 <w:bCs/>
               </w:rPr>
@@ -3541,7 +3032,7 @@
           <w:rFonts w:ascii="Times New Roman" w:hAnsi="Times New Roman"/>
           <w:vanish/>
         </w:rPr>
-        <w:spacing w:line="240" w:lineRule="auto" w:before="0" w:after="0"/>
+        <w:spacing w:line="290" w:lineRule="atLeast" w:before="0" w:after="0"/>
       </w:pPr>
     </w:p>
     <w:tbl>
@@ -3584,7 +3075,7 @@
           </w:tcPr>
           <w:p>
             <w:pPr>
-              <w:spacing w:before="0" w:after="0" w:line="240" w:lineRule="auto"/>
+              <w:spacing w:before="0" w:after="0" w:line="290" w:lineRule="atLeast"/>
               <w:rPr>
                 <w:rFonts w:ascii="Times New Roman" w:hAnsi="Times New Roman"/>
                 <w:sz w:val="21"/>
@@ -3611,7 +3102,7 @@
           </w:tcPr>
           <w:p>
             <w:pPr>
-              <w:spacing w:line="240" w:lineRule="auto" w:before="0" w:after="0"/>
+              <w:spacing w:line="290" w:lineRule="atLeast" w:before="0" w:after="0"/>
               <w:rPr>
                 <w:rFonts w:ascii="Times New Roman" w:eastAsia="宋体" w:hAnsi="Times New Roman" w:cs="宋体" w:hint="default"/>
                 <w:b/>
@@ -3621,7 +3112,7 @@
             </w:pPr>
             <w:r>
               <w:rPr>
-                <w:rFonts w:ascii="宋体" w:eastAsia="宋体" w:hAnsi="宋体" w:cs="宋体"/>
+                <w:rFonts w:ascii="Times New Roman" w:eastAsia="宋体" w:hAnsi="Times New Roman" w:cs="宋体"/>
                 <w:b/>
                 <w:bCs/>
                 <w:sz w:val="21"/>
@@ -3630,322 +3121,290 @@
             </w:r>
             <w:r>
               <w:rPr>
-                <w:rFonts w:ascii="Times New Roman" w:hAnsi="Times New Roman" w:hint="default"/>
+                <w:rFonts w:eastAsia="宋体" w:ascii="Times New Roman" w:hAnsi="Times New Roman"/>
                 <w:sz w:val="21"/>
               </w:rPr>
               <w:t xml:space="preserve">SPSS</w:t>
             </w:r>
             <w:r>
               <w:rPr>
-                <w:rFonts w:ascii="宋体" w:eastAsia="宋体" w:hAnsi="宋体" w:cs="宋体"/>
+                <w:rFonts w:ascii="Times New Roman" w:eastAsia="宋体" w:hAnsi="Times New Roman" w:cs="宋体"/>
+                <w:sz w:val="21"/>
+              </w:rPr>
+              <w:t xml:space="preserve">（问卷</w:t>
+            </w:r>
+            <w:r>
+              <w:rPr>
+                <w:rFonts w:eastAsia="宋体" w:ascii="Times New Roman" w:hAnsi="Times New Roman"/>
+                <w:sz w:val="21"/>
+              </w:rPr>
+              <w:t xml:space="preserve">/</w:t>
+            </w:r>
+            <w:r>
+              <w:rPr>
+                <w:rFonts w:ascii="Times New Roman" w:eastAsia="宋体" w:hAnsi="Times New Roman" w:cs="宋体"/>
+                <w:sz w:val="21"/>
+              </w:rPr>
+              <w:t xml:space="preserve">统计分析）、</w:t>
+            </w:r>
+            <w:r>
+              <w:rPr>
+                <w:rFonts w:eastAsia="宋体" w:ascii="Times New Roman" w:hAnsi="Times New Roman"/>
+                <w:sz w:val="21"/>
+              </w:rPr>
+              <w:t xml:space="preserve">Excel</w:t>
+            </w:r>
+            <w:r>
+              <w:rPr>
+                <w:rFonts w:ascii="Times New Roman" w:eastAsia="宋体" w:hAnsi="Times New Roman" w:cs="宋体"/>
+                <w:sz w:val="21"/>
+              </w:rPr>
+              <w:t xml:space="preserve">（数据透视表、</w:t>
+            </w:r>
+            <w:r>
+              <w:rPr>
+                <w:rFonts w:eastAsia="宋体" w:ascii="Times New Roman" w:hAnsi="Times New Roman"/>
+                <w:sz w:val="21"/>
+              </w:rPr>
+              <w:t xml:space="preserve">VLOOKUP</w:t>
+            </w:r>
+            <w:r>
+              <w:rPr>
+                <w:rFonts w:ascii="Times New Roman" w:eastAsia="宋体" w:hAnsi="Times New Roman" w:cs="宋体"/>
+                <w:sz w:val="21"/>
+              </w:rPr>
+              <w:t xml:space="preserve">、函数、图表可视化）、</w:t>
+            </w:r>
+            <w:r>
+              <w:rPr>
+                <w:rFonts w:eastAsia="宋体" w:ascii="Times New Roman" w:hAnsi="Times New Roman"/>
+                <w:sz w:val="21"/>
+              </w:rPr>
+              <w:t xml:space="preserve">Python</w:t>
+            </w:r>
+            <w:r>
+              <w:rPr>
+                <w:rFonts w:ascii="Times New Roman" w:eastAsia="宋体" w:hAnsi="Times New Roman" w:cs="宋体"/>
+                <w:sz w:val="21"/>
+              </w:rPr>
+              <w:t xml:space="preserve">（</w:t>
+            </w:r>
+            <w:r>
+              <w:rPr>
+                <w:rFonts w:eastAsia="宋体" w:ascii="Times New Roman" w:hAnsi="Times New Roman"/>
+                <w:sz w:val="21"/>
+              </w:rPr>
+              <w:t xml:space="preserve">pandas</w:t>
+            </w:r>
+            <w:r>
+              <w:rPr>
+                <w:rFonts w:ascii="Times New Roman" w:eastAsia="宋体" w:hAnsi="Times New Roman" w:cs="宋体"/>
+                <w:sz w:val="21"/>
+              </w:rPr>
+              <w:t xml:space="preserve">、</w:t>
+            </w:r>
+            <w:r>
+              <w:rPr>
+                <w:rFonts w:eastAsia="宋体" w:ascii="Times New Roman" w:hAnsi="Times New Roman"/>
+                <w:sz w:val="21"/>
+              </w:rPr>
+              <w:t xml:space="preserve">matplotlib</w:t>
+            </w:r>
+            <w:r>
+              <w:rPr>
+                <w:rFonts w:ascii="Times New Roman" w:eastAsia="宋体" w:hAnsi="Times New Roman" w:cs="宋体"/>
+                <w:sz w:val="21"/>
+              </w:rPr>
+              <w:t xml:space="preserve">）、</w:t>
+            </w:r>
+            <w:r>
+              <w:rPr>
+                <w:rFonts w:eastAsia="宋体" w:ascii="Times New Roman" w:hAnsi="Times New Roman"/>
+                <w:sz w:val="21"/>
+              </w:rPr>
+              <w:t xml:space="preserve">R</w:t>
+            </w:r>
+          </w:p>
+          <w:p>
+            <w:pPr>
+              <w:spacing w:line="290" w:lineRule="atLeast" w:before="0" w:after="0"/>
+              <w:rPr>
+                <w:rFonts w:ascii="Times New Roman" w:eastAsia="宋体" w:hAnsi="Times New Roman" w:cs="宋体" w:hint="default"/>
                 <w:b/>
                 <w:bCs/>
                 <w:sz w:val="21"/>
               </w:rPr>
-              <w:t xml:space="preserve">（问卷</w:t>
-            </w:r>
-            <w:r>
-              <w:rPr>
-                <w:rFonts w:ascii="Times New Roman" w:hAnsi="Times New Roman" w:hint="default"/>
+            </w:pPr>
+            <w:r>
+              <w:rPr>
+                <w:rFonts w:ascii="Times New Roman" w:eastAsia="宋体" w:hAnsi="Times New Roman" w:cs="宋体"/>
+                <w:b/>
+                <w:bCs/>
+                <w:sz w:val="21"/>
+              </w:rPr>
+              <w:t xml:space="preserve">研究能力：</w:t>
+            </w:r>
+            <w:r>
+              <w:rPr>
+                <w:rFonts w:ascii="Times New Roman" w:eastAsia="宋体" w:hAnsi="Times New Roman" w:cs="宋体"/>
+                <w:sz w:val="21"/>
+              </w:rPr>
+              <w:t xml:space="preserve">问卷设计与回收、统计分析、行业</w:t>
+            </w:r>
+            <w:r>
+              <w:rPr>
+                <w:rFonts w:eastAsia="宋体" w:ascii="Times New Roman" w:hAnsi="Times New Roman"/>
                 <w:sz w:val="21"/>
               </w:rPr>
               <w:t xml:space="preserve">/</w:t>
             </w:r>
             <w:r>
               <w:rPr>
-                <w:rFonts w:ascii="宋体" w:eastAsia="宋体" w:hAnsi="宋体" w:cs="宋体"/>
+                <w:rFonts w:ascii="Times New Roman" w:eastAsia="宋体" w:hAnsi="Times New Roman" w:cs="宋体"/>
+                <w:sz w:val="21"/>
+              </w:rPr>
+              <w:t xml:space="preserve">竞品数据洞察、分析模型搭建</w:t>
+            </w:r>
+          </w:p>
+          <w:p>
+            <w:pPr>
+              <w:spacing w:line="290" w:lineRule="atLeast" w:before="0" w:after="0"/>
+              <w:rPr>
+                <w:rFonts w:ascii="Times New Roman" w:eastAsia="宋体" w:hAnsi="Times New Roman" w:cs="宋体" w:hint="default"/>
                 <w:b/>
                 <w:bCs/>
                 <w:sz w:val="21"/>
               </w:rPr>
-              <w:t xml:space="preserve">统计分析）、</w:t>
-            </w:r>
-            <w:r>
-              <w:rPr>
-                <w:rFonts w:ascii="Times New Roman" w:hAnsi="Times New Roman" w:hint="default"/>
-                <w:sz w:val="21"/>
-              </w:rPr>
-              <w:t xml:space="preserve">Excel</w:t>
-            </w:r>
-            <w:r>
-              <w:rPr>
-                <w:rFonts w:ascii="宋体" w:eastAsia="宋体" w:hAnsi="宋体" w:cs="宋体"/>
+            </w:pPr>
+            <w:r>
+              <w:rPr>
+                <w:rFonts w:ascii="Times New Roman" w:eastAsia="宋体" w:hAnsi="Times New Roman" w:cs="宋体"/>
                 <w:b/>
                 <w:bCs/>
                 <w:sz w:val="21"/>
               </w:rPr>
-              <w:t xml:space="preserve">（数据透视表、</w:t>
-            </w:r>
-            <w:r>
-              <w:rPr>
-                <w:rFonts w:ascii="Times New Roman" w:hAnsi="Times New Roman" w:hint="default"/>
-                <w:sz w:val="21"/>
-              </w:rPr>
-              <w:t xml:space="preserve">VLOOKUP</w:t>
-            </w:r>
-            <w:r>
-              <w:rPr>
-                <w:rFonts w:ascii="宋体" w:eastAsia="宋体" w:hAnsi="宋体" w:cs="宋体"/>
+              <w:t xml:space="preserve">业务系统：</w:t>
+            </w:r>
+            <w:r>
+              <w:rPr>
+                <w:rFonts w:ascii="Times New Roman" w:eastAsia="宋体" w:hAnsi="Times New Roman" w:cs="宋体"/>
+                <w:sz w:val="21"/>
+              </w:rPr>
+              <w:t xml:space="preserve">用友</w:t>
+            </w:r>
+            <w:r>
+              <w:rPr>
+                <w:rFonts w:eastAsia="宋体" w:ascii="Times New Roman" w:hAnsi="Times New Roman"/>
+                <w:sz w:val="21"/>
+              </w:rPr>
+              <w:t xml:space="preserve">U8+</w:t>
+            </w:r>
+            <w:r>
+              <w:rPr>
+                <w:rFonts w:ascii="Times New Roman" w:eastAsia="宋体" w:hAnsi="Times New Roman" w:cs="宋体"/>
+                <w:sz w:val="21"/>
+              </w:rPr>
+              <w:t xml:space="preserve">（采购</w:t>
+            </w:r>
+            <w:r>
+              <w:rPr>
+                <w:rFonts w:eastAsia="宋体" w:ascii="Times New Roman" w:hAnsi="Times New Roman"/>
+                <w:sz w:val="21"/>
+              </w:rPr>
+              <w:t xml:space="preserve">/</w:t>
+            </w:r>
+            <w:r>
+              <w:rPr>
+                <w:rFonts w:ascii="Times New Roman" w:eastAsia="宋体" w:hAnsi="Times New Roman" w:cs="宋体"/>
+                <w:sz w:val="21"/>
+              </w:rPr>
+              <w:t xml:space="preserve">销售</w:t>
+            </w:r>
+            <w:r>
+              <w:rPr>
+                <w:rFonts w:eastAsia="宋体" w:ascii="Times New Roman" w:hAnsi="Times New Roman"/>
+                <w:sz w:val="21"/>
+              </w:rPr>
+              <w:t xml:space="preserve">/</w:t>
+            </w:r>
+            <w:r>
+              <w:rPr>
+                <w:rFonts w:ascii="Times New Roman" w:eastAsia="宋体" w:hAnsi="Times New Roman" w:cs="宋体"/>
+                <w:sz w:val="21"/>
+              </w:rPr>
+              <w:t xml:space="preserve">库存</w:t>
+            </w:r>
+            <w:r>
+              <w:rPr>
+                <w:rFonts w:eastAsia="宋体" w:ascii="Times New Roman" w:hAnsi="Times New Roman"/>
+                <w:sz w:val="21"/>
+              </w:rPr>
+              <w:t xml:space="preserve">/</w:t>
+            </w:r>
+            <w:r>
+              <w:rPr>
+                <w:rFonts w:ascii="Times New Roman" w:eastAsia="宋体" w:hAnsi="Times New Roman" w:cs="宋体"/>
+                <w:sz w:val="21"/>
+              </w:rPr>
+              <w:t xml:space="preserve">核算全流程）</w:t>
+            </w:r>
+          </w:p>
+          <w:p>
+            <w:pPr>
+              <w:spacing w:line="290" w:lineRule="atLeast" w:before="0" w:after="0"/>
+              <w:rPr>
+                <w:rFonts w:ascii="Times New Roman" w:eastAsia="宋体" w:hAnsi="Times New Roman" w:cs="宋体" w:hint="default"/>
                 <w:b/>
                 <w:bCs/>
                 <w:sz w:val="21"/>
               </w:rPr>
-              <w:t xml:space="preserve">、函数、图表可视化）、</w:t>
-            </w:r>
-            <w:r>
-              <w:rPr>
-                <w:rFonts w:ascii="Times New Roman" w:hAnsi="Times New Roman" w:hint="default"/>
-                <w:sz w:val="21"/>
-              </w:rPr>
-              <w:t xml:space="preserve">Python</w:t>
-            </w:r>
-            <w:r>
-              <w:rPr>
-                <w:rFonts w:ascii="宋体" w:eastAsia="宋体" w:hAnsi="宋体" w:cs="宋体"/>
+            </w:pPr>
+            <w:r>
+              <w:rPr>
+                <w:rFonts w:ascii="Times New Roman" w:eastAsia="宋体" w:hAnsi="Times New Roman" w:cs="宋体"/>
                 <w:b/>
                 <w:bCs/>
                 <w:sz w:val="21"/>
               </w:rPr>
-              <w:t xml:space="preserve">（</w:t>
-            </w:r>
-            <w:r>
-              <w:rPr>
-                <w:rFonts w:ascii="Times New Roman" w:hAnsi="Times New Roman" w:hint="default"/>
-                <w:sz w:val="21"/>
-              </w:rPr>
-              <w:t xml:space="preserve">pandas</w:t>
-            </w:r>
-            <w:r>
-              <w:rPr>
-                <w:rFonts w:ascii="宋体" w:eastAsia="宋体" w:hAnsi="宋体" w:cs="宋体"/>
+              <w:t xml:space="preserve">语言能力：</w:t>
+            </w:r>
+            <w:r>
+              <w:rPr>
+                <w:rFonts w:eastAsia="宋体" w:ascii="Times New Roman" w:hAnsi="Times New Roman"/>
+                <w:sz w:val="21"/>
+              </w:rPr>
+              <w:t xml:space="preserve">CET-4</w:t>
+            </w:r>
+            <w:r>
+              <w:rPr>
+                <w:rFonts w:ascii="Times New Roman" w:eastAsia="宋体" w:hAnsi="Times New Roman" w:cs="宋体"/>
+                <w:sz w:val="21"/>
+              </w:rPr>
+              <w:t xml:space="preserve">，可阅读英文专业资料与基础商务沟通</w:t>
+            </w:r>
+          </w:p>
+          <w:p>
+            <w:pPr>
+              <w:spacing w:line="290" w:lineRule="atLeast" w:before="0" w:after="0"/>
+              <w:rPr>
+                <w:rFonts w:ascii="Times New Roman" w:eastAsia="宋体" w:hAnsi="Times New Roman" w:cs="宋体" w:hint="default"/>
                 <w:b/>
                 <w:bCs/>
                 <w:sz w:val="21"/>
               </w:rPr>
-              <w:t xml:space="preserve">、</w:t>
-            </w:r>
-            <w:r>
-              <w:rPr>
-                <w:rFonts w:ascii="Times New Roman" w:hAnsi="Times New Roman" w:hint="default"/>
-                <w:sz w:val="21"/>
-              </w:rPr>
-              <w:t xml:space="preserve">matplotlib</w:t>
-            </w:r>
-            <w:r>
-              <w:rPr>
-                <w:rFonts w:ascii="宋体" w:eastAsia="宋体" w:hAnsi="宋体" w:cs="宋体"/>
+            </w:pPr>
+            <w:r>
+              <w:rPr>
+                <w:rFonts w:ascii="Times New Roman" w:eastAsia="宋体" w:hAnsi="Times New Roman" w:cs="宋体"/>
                 <w:b/>
                 <w:bCs/>
                 <w:sz w:val="21"/>
               </w:rPr>
-              <w:t xml:space="preserve">）、</w:t>
-            </w:r>
-            <w:r>
-              <w:rPr>
-                <w:rFonts w:ascii="Times New Roman" w:hAnsi="Times New Roman" w:hint="default"/>
-                <w:sz w:val="21"/>
-              </w:rPr>
-              <w:t xml:space="preserve">R</w:t>
-            </w:r>
-          </w:p>
-          <w:p>
-            <w:pPr>
-              <w:spacing w:line="240" w:lineRule="auto" w:before="0" w:after="0"/>
-              <w:rPr>
-                <w:rFonts w:ascii="Times New Roman" w:eastAsia="宋体" w:hAnsi="Times New Roman" w:cs="宋体" w:hint="default"/>
-                <w:b/>
-                <w:bCs/>
-                <w:sz w:val="21"/>
-              </w:rPr>
-            </w:pPr>
-            <w:r>
-              <w:rPr>
-                <w:rFonts w:ascii="宋体" w:eastAsia="宋体" w:hAnsi="宋体" w:cs="宋体"/>
-                <w:b/>
-                <w:bCs/>
-                <w:sz w:val="21"/>
-              </w:rPr>
-              <w:t xml:space="preserve">研究能力：</w:t>
-            </w:r>
-            <w:r>
-              <w:rPr>
-                <w:rFonts w:ascii="宋体" w:eastAsia="宋体" w:hAnsi="宋体" w:cs="宋体"/>
-                <w:b/>
-                <w:bCs/>
-                <w:sz w:val="21"/>
-              </w:rPr>
-              <w:t xml:space="preserve">问卷设计与回收、统计分析、行业</w:t>
-            </w:r>
-            <w:r>
-              <w:rPr>
-                <w:rFonts w:ascii="Times New Roman" w:hAnsi="Times New Roman" w:hint="default"/>
-                <w:sz w:val="21"/>
-              </w:rPr>
-              <w:t xml:space="preserve">/</w:t>
-            </w:r>
-            <w:r>
-              <w:rPr>
-                <w:rFonts w:ascii="宋体" w:eastAsia="宋体" w:hAnsi="宋体" w:cs="宋体"/>
-                <w:b/>
-                <w:bCs/>
-                <w:sz w:val="21"/>
-              </w:rPr>
-              <w:t xml:space="preserve">竞品数据洞察、分析模型搭建</w:t>
-            </w:r>
-          </w:p>
-          <w:p>
-            <w:pPr>
-              <w:spacing w:line="240" w:lineRule="auto" w:before="0" w:after="0"/>
-              <w:rPr>
-                <w:rFonts w:ascii="Times New Roman" w:eastAsia="宋体" w:hAnsi="Times New Roman" w:cs="宋体" w:hint="default"/>
-                <w:b/>
-                <w:bCs/>
-                <w:sz w:val="21"/>
-              </w:rPr>
-            </w:pPr>
-            <w:r>
-              <w:rPr>
-                <w:rFonts w:ascii="宋体" w:eastAsia="宋体" w:hAnsi="宋体" w:cs="宋体"/>
-                <w:b/>
-                <w:bCs/>
-                <w:sz w:val="21"/>
-              </w:rPr>
-              <w:t xml:space="preserve">业务系统：</w:t>
-            </w:r>
-            <w:r>
-              <w:rPr>
-                <w:rFonts w:ascii="宋体" w:eastAsia="宋体" w:hAnsi="宋体" w:cs="宋体"/>
-                <w:b/>
-                <w:bCs/>
-                <w:sz w:val="21"/>
-              </w:rPr>
-              <w:t xml:space="preserve">用友</w:t>
-            </w:r>
-            <w:r>
-              <w:rPr>
-                <w:rFonts w:ascii="Times New Roman" w:hAnsi="Times New Roman" w:hint="default"/>
-                <w:sz w:val="21"/>
-              </w:rPr>
-              <w:t xml:space="preserve">U8+</w:t>
-            </w:r>
-            <w:r>
-              <w:rPr>
-                <w:rFonts w:ascii="宋体" w:eastAsia="宋体" w:hAnsi="宋体" w:cs="宋体"/>
-                <w:b/>
-                <w:bCs/>
-                <w:sz w:val="21"/>
-              </w:rPr>
-              <w:t xml:space="preserve">（采购</w:t>
-            </w:r>
-            <w:r>
-              <w:rPr>
-                <w:rFonts w:ascii="Times New Roman" w:hAnsi="Times New Roman" w:hint="default"/>
-                <w:sz w:val="21"/>
-              </w:rPr>
-              <w:t xml:space="preserve">/</w:t>
-            </w:r>
-            <w:r>
-              <w:rPr>
-                <w:rFonts w:ascii="宋体" w:eastAsia="宋体" w:hAnsi="宋体" w:cs="宋体"/>
-                <w:b/>
-                <w:bCs/>
-                <w:sz w:val="21"/>
-              </w:rPr>
-              <w:t xml:space="preserve">销售</w:t>
-            </w:r>
-            <w:r>
-              <w:rPr>
-                <w:rFonts w:ascii="Times New Roman" w:hAnsi="Times New Roman" w:hint="default"/>
-                <w:sz w:val="21"/>
-              </w:rPr>
-              <w:t xml:space="preserve">/</w:t>
-            </w:r>
-            <w:r>
-              <w:rPr>
-                <w:rFonts w:ascii="宋体" w:eastAsia="宋体" w:hAnsi="宋体" w:cs="宋体"/>
-                <w:b/>
-                <w:bCs/>
-                <w:sz w:val="21"/>
-              </w:rPr>
-              <w:t xml:space="preserve">库存</w:t>
-            </w:r>
-            <w:r>
-              <w:rPr>
-                <w:rFonts w:ascii="Times New Roman" w:hAnsi="Times New Roman" w:hint="default"/>
-                <w:sz w:val="21"/>
-              </w:rPr>
-              <w:t xml:space="preserve">/</w:t>
-            </w:r>
-            <w:r>
-              <w:rPr>
-                <w:rFonts w:ascii="宋体" w:eastAsia="宋体" w:hAnsi="宋体" w:cs="宋体"/>
-                <w:b/>
-                <w:bCs/>
-                <w:sz w:val="21"/>
-              </w:rPr>
-              <w:t xml:space="preserve">核算全流程）</w:t>
-            </w:r>
-          </w:p>
-          <w:p>
-            <w:pPr>
-              <w:spacing w:line="240" w:lineRule="auto" w:before="0" w:after="0"/>
-              <w:rPr>
-                <w:rFonts w:ascii="Times New Roman" w:eastAsia="宋体" w:hAnsi="Times New Roman" w:cs="宋体" w:hint="default"/>
-                <w:b/>
-                <w:bCs/>
-                <w:sz w:val="21"/>
-              </w:rPr>
-            </w:pPr>
-            <w:r>
-              <w:rPr>
-                <w:rFonts w:ascii="宋体" w:eastAsia="宋体" w:hAnsi="宋体" w:cs="宋体"/>
-                <w:b/>
-                <w:bCs/>
-                <w:sz w:val="21"/>
-              </w:rPr>
-              <w:t xml:space="preserve">语言能力：</w:t>
-            </w:r>
-            <w:r>
-              <w:rPr>
-                <w:rFonts w:ascii="Times New Roman" w:hAnsi="Times New Roman" w:hint="default"/>
-                <w:sz w:val="21"/>
-              </w:rPr>
-              <w:t xml:space="preserve">CET-4</w:t>
-            </w:r>
-            <w:r>
-              <w:rPr>
-                <w:rFonts w:ascii="宋体" w:eastAsia="宋体" w:hAnsi="宋体" w:cs="宋体"/>
-                <w:b/>
-                <w:bCs/>
-                <w:sz w:val="21"/>
-              </w:rPr>
-              <w:t xml:space="preserve">，可阅读英文专业资料与基础商务沟通</w:t>
-            </w:r>
-          </w:p>
-          <w:p>
-            <w:pPr>
-              <w:spacing w:line="240" w:lineRule="auto" w:before="0" w:after="0"/>
-              <w:rPr>
-                <w:rFonts w:ascii="Times New Roman" w:eastAsia="宋体" w:hAnsi="Times New Roman" w:cs="宋体" w:hint="default"/>
-                <w:b/>
-                <w:bCs/>
-                <w:sz w:val="21"/>
-              </w:rPr>
-            </w:pPr>
-            <w:r>
-              <w:rPr>
-                <w:rFonts w:ascii="宋体" w:eastAsia="宋体" w:hAnsi="宋体" w:cs="宋体"/>
-                <w:b/>
-                <w:bCs/>
-                <w:sz w:val="21"/>
-              </w:rPr>
               <w:t xml:space="preserve">通用能力：</w:t>
             </w:r>
             <w:r>
               <w:rPr>
-                <w:rFonts w:ascii="宋体" w:eastAsia="宋体" w:hAnsi="宋体" w:cs="宋体"/>
-                <w:b/>
-                <w:bCs/>
+                <w:rFonts w:ascii="Times New Roman" w:eastAsia="宋体" w:hAnsi="Times New Roman" w:cs="宋体"/>
                 <w:sz w:val="21"/>
               </w:rPr>
               <w:t xml:space="preserve">项目主导与跨部门对接、电子台账搭建、流程梳理与标准化</w:t>
@@ -3960,7 +3419,7 @@
           <w:vanish/>
           <w:sz w:val="21"/>
         </w:rPr>
-        <w:spacing w:line="240" w:lineRule="auto" w:before="0" w:after="0"/>
+        <w:spacing w:line="290" w:lineRule="atLeast" w:before="0" w:after="0"/>
       </w:pPr>
     </w:p>
     <w:sectPr>
@@ -5532,43 +4991,43 @@
       </w:rPr>
     </w:lvl>
   </w:abstractNum>
-  <w:num w:numId="1" w16cid:durableId="1211110954">
+  <w:num w:numId="1" w16cid:durableId="45564599">
     <w:abstractNumId w:val="3"/>
   </w:num>
-  <w:num w:numId="2" w16cid:durableId="1998218541">
+  <w:num w:numId="2" w16cid:durableId="453059383">
     <w:abstractNumId w:val="7"/>
   </w:num>
-  <w:num w:numId="3" w16cid:durableId="962229070">
+  <w:num w:numId="3" w16cid:durableId="1083911136">
     <w:abstractNumId w:val="10"/>
   </w:num>
-  <w:num w:numId="4" w16cid:durableId="1218593623">
+  <w:num w:numId="4" w16cid:durableId="1489401990">
     <w:abstractNumId w:val="0"/>
   </w:num>
-  <w:num w:numId="5" w16cid:durableId="494758702">
+  <w:num w:numId="5" w16cid:durableId="52118718">
     <w:abstractNumId w:val="5"/>
   </w:num>
-  <w:num w:numId="6" w16cid:durableId="159974084">
+  <w:num w:numId="6" w16cid:durableId="1965043679">
     <w:abstractNumId w:val="8"/>
   </w:num>
-  <w:num w:numId="7" w16cid:durableId="1119563755">
+  <w:num w:numId="7" w16cid:durableId="855264805">
     <w:abstractNumId w:val="4"/>
   </w:num>
-  <w:num w:numId="8" w16cid:durableId="363284835">
+  <w:num w:numId="8" w16cid:durableId="930704606">
     <w:abstractNumId w:val="2"/>
   </w:num>
-  <w:num w:numId="9" w16cid:durableId="442965038">
+  <w:num w:numId="9" w16cid:durableId="1224945940">
     <w:abstractNumId w:val="11"/>
   </w:num>
-  <w:num w:numId="10" w16cid:durableId="1242376479">
+  <w:num w:numId="10" w16cid:durableId="371344320">
     <w:abstractNumId w:val="9"/>
   </w:num>
-  <w:num w:numId="11" w16cid:durableId="1053963832">
+  <w:num w:numId="11" w16cid:durableId="1810392422">
     <w:abstractNumId w:val="6"/>
   </w:num>
-  <w:num w:numId="12" w16cid:durableId="1338775365">
+  <w:num w:numId="12" w16cid:durableId="1112557520">
     <w:abstractNumId w:val="1"/>
   </w:num>
-  <w:num w:numId="13" w16cid:durableId="2011832182">
+  <w:num w:numId="13" w16cid:durableId="1101874244">
     <w:abstractNumId w:val="5"/>
     <w:lvlOverride w:ilvl="0"/>
     <w:lvlOverride w:ilvl="1"/>
@@ -6141,6 +5600,27 @@
       <w:szCs w:val="24"/>
     </w:rPr>
   </w:style>
+  <w:style w:type="character" w:styleId="a8">
+    <w:name w:val="Hyperlink"/>
+    <w:uiPriority w:val="1"/>
+    <w:unhideWhenUsed/>
+    <w:rsid w:val="008577DB"/>
+    <w:rPr>
+      <w:color w:val="0563C1"/>
+      <w:u w:val="single"/>
+    </w:rPr>
+  </w:style>
+  <w:style w:type="character" w:styleId="a9">
+    <w:name w:val="Unresolved Mention"/>
+    <w:uiPriority w:val="99"/>
+    <w:semiHidden/>
+    <w:unhideWhenUsed/>
+    <w:rsid w:val="008577DB"/>
+    <w:rPr>
+      <w:color w:val="605E5C"/>
+      <w:shd w:val="clear" w:color="auto" w:fill="E1DFDD"/>
+    </w:rPr>
+  </w:style>
 </w:styles>
 </file>
 

--- a/docs/files/f4_文雪_半亩花田_市场研究（2027届校招-J10972）.docx
+++ b/docs/files/f4_文雪_半亩花田_市场研究（2027届校招-J10972）.docx
@@ -3263,7 +3263,7 @@
                 <w:rFonts w:ascii="Times New Roman" w:eastAsia="宋体" w:hAnsi="Times New Roman" w:cs="宋体"/>
                 <w:sz w:val="21"/>
               </w:rPr>
-              <w:t xml:space="preserve">竞品数据洞察、分析模型搭建</w:t>
+              <w:t xml:space="preserve">竞品数据洞察并输出建议报告与改进方案、分析模型搭建</w:t>
             </w:r>
           </w:p>
           <w:p>
